--- a/docs/manuscript_draft/DEM_methodology_and_tables_v1.docx
+++ b/docs/manuscript_draft/DEM_methodology_and_tables_v1.docx
@@ -5540,7 +5540,7 @@
                 <w:szCs w:val="21"/>
                 <w:vertAlign w:val="superscript"/>
               </w:rPr>
-              <w:t xml:space="preserve">a</w:t>
+              <w:t xml:space="preserve">a,b</w:t>
             </w:r>
           </w:p>
         </w:tc>
@@ -5628,6 +5628,30 @@
     </w:p>
     <w:p>
       <w:pPr>
+        <w:spacing w:after="60"/>
+        <w:ind w:left="200"/>
+        <w:jc w:val="both"/>
+      </w:pPr>
+      <w:r>
+        <w:rPr>
+          <w:rFonts w:ascii="Times New Roman" w:cs="Times New Roman" w:eastAsia="Times New Roman" w:hAnsi="Times New Roman"/>
+          <w:sz w:val="21"/>
+          <w:szCs w:val="21"/>
+          <w:vertAlign w:val="superscript"/>
+        </w:rPr>
+        <w:t xml:space="preserve">b</w:t>
+      </w:r>
+      <w:r>
+        <w:rPr>
+          <w:rFonts w:ascii="Times New Roman" w:cs="Times New Roman" w:eastAsia="Times New Roman" w:hAnsi="Times New Roman"/>
+          <w:sz w:val="21"/>
+          <w:szCs w:val="21"/>
+        </w:rPr>
+        <w:t xml:space="preserve"> PTFE is not resolved on the conduction grid, so the ionic network contains no PTFE blocking. The ionic difference between the two electrodes therefore reflects only the electrolyte volume displaced by SDCP and not the difference in ion blocking between the two binders reported in Figure 2h. This value is provisional.</w:t>
+      </w:r>
+    </w:p>
+    <w:p>
+      <w:pPr>
         <w:pStyle w:val="Heading1"/>
         <w:spacing w:after="160" w:before="300"/>
       </w:pPr>
@@ -6551,6 +6575,41 @@
           <w:szCs w:val="21"/>
         </w:rPr>
         <w:t xml:space="preserve">"SDCP raises the electronic conductivity mainly by converting electronically insulating volume — electrolyte and pore — into conducting volume, which reroutes current around bottlenecks in the existing carbon network, rather than by carrying a proportional share of the current itself."</w:t>
+      </w:r>
+    </w:p>
+    <w:p>
+      <w:pPr>
+        <w:spacing w:after="120" w:line="290"/>
+        <w:ind w:left="400" w:hanging="400"/>
+        <w:jc w:val="both"/>
+      </w:pPr>
+      <w:r>
+        <w:rPr>
+          <w:rFonts w:ascii="Times New Roman" w:cs="Times New Roman" w:eastAsia="Times New Roman" w:hAnsi="Times New Roman"/>
+          <w:b/>
+          <w:bCs/>
+          <w:sz w:val="21"/>
+          <w:szCs w:val="21"/>
+        </w:rPr>
+        <w:t xml:space="preserve">D12.  </w:t>
+      </w:r>
+      <w:r>
+        <w:rPr>
+          <w:rFonts w:ascii="Times New Roman" w:cs="Times New Roman" w:eastAsia="Times New Roman" w:hAnsi="Times New Roman"/>
+          <w:b/>
+          <w:bCs/>
+          <w:sz w:val="21"/>
+          <w:szCs w:val="21"/>
+        </w:rPr>
+        <w:t xml:space="preserve">The ionic result is provisional — do not present it as a finding yet.</w:t>
+      </w:r>
+      <w:r>
+        <w:rPr>
+          <w:rFonts w:ascii="Times New Roman" w:cs="Times New Roman" w:eastAsia="Times New Roman" w:hAnsi="Times New Roman"/>
+          <w:sz w:val="21"/>
+          <w:szCs w:val="21"/>
+        </w:rPr>
+        <w:t xml:space="preserve"> The value itself is reproducible (eight arms, all converged, ±0.003 % paired), but two things are open. (i) It has never been checked against voxel size. The electronic ratio was tested at three grids and kept moving, and the ionic ratio reversed sign across the coarse grids used earlier; a refinement test cannot simply be run here, because the electrolyte fill degrades below 0.15 μm (about 5 % of electrolyte cells unfilled at 0.15 μm, 18 % at 0.125 μm, 42 % at 0.10 μm), which makes the ionic solve unusable on finer grids. (ii) More importantly, PTFE is not stamped onto the conduction grid at all in the production setting, so the model cannot express the effect Figure 2h reports — that PTFE suppresses the ionic conductivity of LPSCl to 27 % while SDCP suppresses it only to 80 %. With PTFE invisible, the SBE and DBE differ ionically only in that the DBE has SDCP occupying volume that would otherwise be electrolyte or pore, which is a small penalty by construction. The direct test is to repeat the eight-arm run with PTFE stamped as a blocking phase; on the electronic side that change lowered the SBE by 25 % and the DBE by 13 % (the SBE carries twice the PTFE) and raised the ratio from 1.126 to 1.309, so the same asymmetry is expected to move the ionic ratio upward. Until that run exists, either omit the ionic row or state it as a volume-occupancy effect only.</w:t>
       </w:r>
     </w:p>
     <w:p>

--- a/docs/manuscript_draft/DEM_methodology_and_tables_v1.docx
+++ b/docs/manuscript_draft/DEM_methodology_and_tables_v1.docx
@@ -319,7 +319,7 @@
           <w:sz w:val="21"/>
           <w:szCs w:val="21"/>
         </w:rPr>
-        <w:t xml:space="preserve">Each microstructure was rasterized onto a cubic grid with a voxel edge of 0.15 μm, and the electronic and ionic networks were solved on the same grid. Adjacent conducting voxels were coupled through harmonic-mean conductances and the potential field was obtained from</w:t>
+        <w:t xml:space="preserve">Each microstructure was rasterized onto a cubic grid with a voxel edge of 0.15 μm. Adjacent conducting voxels were coupled through harmonic-mean conductances, and the potential field was obtained from</w:t>
       </w:r>
     </w:p>
     <w:p>
@@ -421,7 +421,7 @@
           <w:sz w:val="21"/>
           <w:szCs w:val="21"/>
         </w:rPr>
-        <w:t xml:space="preserve"> is the local conductivity assigned to each voxel and </w:t>
+        <w:t xml:space="preserve"> is the local conductivity of each voxel and </w:t>
       </w:r>
       <w:r>
         <w:rPr>
@@ -439,217 +439,7 @@
           <w:sz w:val="21"/>
           <w:szCs w:val="21"/>
         </w:rPr>
-        <w:t xml:space="preserve"> is the electric potential. A potential difference was imposed between the separator and current-collector faces of the domain, the remaining boundaries were treated as insulating, and the effective conductivity was obtained from the resulting total current. NCM811, VGCF and SDCP formed the electronic network and LPSCl and SDCP the ionic network, with PTFE insulating in both; the phase conductivities are listed in Table S2. VGCF was assigned a diameter-preserving conductivity so that the axial conductance of a fibre resolved as a one-voxel-wide tube matches that of the 0.15 μm fibre. Because a rasterized conductivity depends on the position of the microstructure relative to the grid, each electrode was solved eight times over a full factorial of half-voxel origin shifts along the three axes; the SBE and DBE were solved on the same set of origins, and conductivity ratios are reported as the paired mean with its standard error. The Joule dissipation of a phase was evaluated as</w:t>
-      </w:r>
-    </w:p>
-    <w:p>
-      <w:pPr>
-        <w:tabs>
-          <w:tab w:val="right" w:pos="9026"/>
-        </w:tabs>
-        <w:spacing w:after="120" w:before="120"/>
-        <w:ind w:left="2200"/>
-        <w:jc w:val="left"/>
-      </w:pPr>
-      <w:r>
-        <w:rPr>
-          <w:rFonts w:ascii="Times New Roman" w:cs="Times New Roman" w:eastAsia="Times New Roman" w:hAnsi="Times New Roman"/>
-          <w:i/>
-          <w:iCs/>
-          <w:sz w:val="21"/>
-          <w:szCs w:val="21"/>
-        </w:rPr>
-        <w:t xml:space="preserve">P</w:t>
-      </w:r>
-      <w:r>
-        <w:rPr>
-          <w:rFonts w:ascii="Times New Roman" w:cs="Times New Roman" w:eastAsia="Times New Roman" w:hAnsi="Times New Roman"/>
-          <w:sz w:val="21"/>
-          <w:szCs w:val="21"/>
-        </w:rPr>
-        <w:t xml:space="preserve"> = Σ </w:t>
-      </w:r>
-      <w:r>
-        <w:rPr>
-          <w:rFonts w:ascii="Times New Roman" w:cs="Times New Roman" w:eastAsia="Times New Roman" w:hAnsi="Times New Roman"/>
-          <w:i/>
-          <w:iCs/>
-          <w:sz w:val="21"/>
-          <w:szCs w:val="21"/>
-        </w:rPr>
-        <w:t xml:space="preserve">g</w:t>
-      </w:r>
-      <w:r>
-        <w:rPr>
-          <w:rFonts w:ascii="Times New Roman" w:cs="Times New Roman" w:eastAsia="Times New Roman" w:hAnsi="Times New Roman"/>
-          <w:sz w:val="21"/>
-          <w:szCs w:val="21"/>
-          <w:vertAlign w:val="subscript"/>
-        </w:rPr>
-        <w:t xml:space="preserve">k</w:t>
-      </w:r>
-      <w:r>
-        <w:rPr>
-          <w:rFonts w:ascii="Times New Roman" w:cs="Times New Roman" w:eastAsia="Times New Roman" w:hAnsi="Times New Roman"/>
-          <w:sz w:val="21"/>
-          <w:szCs w:val="21"/>
-        </w:rPr>
-        <w:t xml:space="preserve"> (Δ</w:t>
-      </w:r>
-      <w:r>
-        <w:rPr>
-          <w:rFonts w:ascii="Times New Roman" w:cs="Times New Roman" w:eastAsia="Times New Roman" w:hAnsi="Times New Roman"/>
-          <w:i/>
-          <w:iCs/>
-          <w:sz w:val="21"/>
-          <w:szCs w:val="21"/>
-        </w:rPr>
-        <w:t xml:space="preserve">φ</w:t>
-      </w:r>
-      <w:r>
-        <w:rPr>
-          <w:rFonts w:ascii="Times New Roman" w:cs="Times New Roman" w:eastAsia="Times New Roman" w:hAnsi="Times New Roman"/>
-          <w:sz w:val="21"/>
-          <w:szCs w:val="21"/>
-          <w:vertAlign w:val="subscript"/>
-        </w:rPr>
-        <w:t xml:space="preserve">k</w:t>
-      </w:r>
-      <w:r>
-        <w:rPr>
-          <w:rFonts w:ascii="Times New Roman" w:cs="Times New Roman" w:eastAsia="Times New Roman" w:hAnsi="Times New Roman"/>
-          <w:sz w:val="21"/>
-          <w:szCs w:val="21"/>
-        </w:rPr>
-        <w:t xml:space="preserve">)</w:t>
-      </w:r>
-      <w:r>
-        <w:rPr>
-          <w:rFonts w:ascii="Times New Roman" w:cs="Times New Roman" w:eastAsia="Times New Roman" w:hAnsi="Times New Roman"/>
-          <w:sz w:val="21"/>
-          <w:szCs w:val="21"/>
-          <w:vertAlign w:val="superscript"/>
-        </w:rPr>
-        <w:t xml:space="preserve">2</w:t>
-      </w:r>
-      <w:r>
-        <w:rPr>
-          <w:rFonts w:ascii="Times New Roman" w:cs="Times New Roman" w:eastAsia="Times New Roman" w:hAnsi="Times New Roman"/>
-          <w:sz w:val="21"/>
-          <w:szCs w:val="21"/>
-        </w:rPr>
-        <w:t xml:space="preserve">	</w:t>
-      </w:r>
-      <w:r>
-        <w:rPr>
-          <w:rFonts w:ascii="Times New Roman" w:cs="Times New Roman" w:eastAsia="Times New Roman" w:hAnsi="Times New Roman"/>
-          <w:sz w:val="21"/>
-          <w:szCs w:val="21"/>
-        </w:rPr>
-        <w:t xml:space="preserve">(2)</w:t>
-      </w:r>
-    </w:p>
-    <w:p>
-      <w:pPr>
-        <w:spacing w:after="120" w:line="300"/>
-        <w:jc w:val="both"/>
-      </w:pPr>
-      <w:r>
-        <w:rPr>
-          <w:rFonts w:ascii="Times New Roman" w:cs="Times New Roman" w:eastAsia="Times New Roman" w:hAnsi="Times New Roman"/>
-          <w:sz w:val="21"/>
-          <w:szCs w:val="21"/>
-        </w:rPr>
-        <w:t xml:space="preserve">where </w:t>
-      </w:r>
-      <w:r>
-        <w:rPr>
-          <w:rFonts w:ascii="Times New Roman" w:cs="Times New Roman" w:eastAsia="Times New Roman" w:hAnsi="Times New Roman"/>
-          <w:i/>
-          <w:iCs/>
-          <w:sz w:val="21"/>
-          <w:szCs w:val="21"/>
-        </w:rPr>
-        <w:t xml:space="preserve">g</w:t>
-      </w:r>
-      <w:r>
-        <w:rPr>
-          <w:rFonts w:ascii="Times New Roman" w:cs="Times New Roman" w:eastAsia="Times New Roman" w:hAnsi="Times New Roman"/>
-          <w:sz w:val="21"/>
-          <w:szCs w:val="21"/>
-          <w:vertAlign w:val="subscript"/>
-        </w:rPr>
-        <w:t xml:space="preserve">k</w:t>
-      </w:r>
-      <w:r>
-        <w:rPr>
-          <w:rFonts w:ascii="Times New Roman" w:cs="Times New Roman" w:eastAsia="Times New Roman" w:hAnsi="Times New Roman"/>
-          <w:sz w:val="21"/>
-          <w:szCs w:val="21"/>
-        </w:rPr>
-        <w:t xml:space="preserve"> and Δ</w:t>
-      </w:r>
-      <w:r>
-        <w:rPr>
-          <w:rFonts w:ascii="Times New Roman" w:cs="Times New Roman" w:eastAsia="Times New Roman" w:hAnsi="Times New Roman"/>
-          <w:i/>
-          <w:iCs/>
-          <w:sz w:val="21"/>
-          <w:szCs w:val="21"/>
-        </w:rPr>
-        <w:t xml:space="preserve">φ</w:t>
-      </w:r>
-      <w:r>
-        <w:rPr>
-          <w:rFonts w:ascii="Times New Roman" w:cs="Times New Roman" w:eastAsia="Times New Roman" w:hAnsi="Times New Roman"/>
-          <w:sz w:val="21"/>
-          <w:szCs w:val="21"/>
-          <w:vertAlign w:val="subscript"/>
-        </w:rPr>
-        <w:t xml:space="preserve">k</w:t>
-      </w:r>
-      <w:r>
-        <w:rPr>
-          <w:rFonts w:ascii="Times New Roman" w:cs="Times New Roman" w:eastAsia="Times New Roman" w:hAnsi="Times New Roman"/>
-          <w:sz w:val="21"/>
-          <w:szCs w:val="21"/>
-        </w:rPr>
-        <w:t xml:space="preserve"> are the conductance of and the potential difference across the </w:t>
-      </w:r>
-      <w:r>
-        <w:rPr>
-          <w:rFonts w:ascii="Times New Roman" w:cs="Times New Roman" w:eastAsia="Times New Roman" w:hAnsi="Times New Roman"/>
-          <w:i/>
-          <w:iCs/>
-          <w:sz w:val="21"/>
-          <w:szCs w:val="21"/>
-        </w:rPr>
-        <w:t xml:space="preserve">k</w:t>
-      </w:r>
-      <w:r>
-        <w:rPr>
-          <w:rFonts w:ascii="Times New Roman" w:cs="Times New Roman" w:eastAsia="Times New Roman" w:hAnsi="Times New Roman"/>
-          <w:sz w:val="21"/>
-          <w:szCs w:val="21"/>
-        </w:rPr>
-        <w:t xml:space="preserve">-th voxel-to-voxel connection and the summation runs over all connections belonging to the phase. Since the electronic conductivity of SDCP has not been measured directly, a representative value of 250 S cm</w:t>
-      </w:r>
-      <w:r>
-        <w:rPr>
-          <w:rFonts w:ascii="Times New Roman" w:cs="Times New Roman" w:eastAsia="Times New Roman" w:hAnsi="Times New Roman"/>
-          <w:sz w:val="21"/>
-          <w:szCs w:val="21"/>
-          <w:vertAlign w:val="superscript"/>
-        </w:rPr>
-        <w:t xml:space="preserve">−1</w:t>
-      </w:r>
-      <w:r>
-        <w:rPr>
-          <w:rFonts w:ascii="Times New Roman" w:cs="Times New Roman" w:eastAsia="Times New Roman" w:hAnsi="Times New Roman"/>
-          <w:sz w:val="21"/>
-          <w:szCs w:val="21"/>
-        </w:rPr>
-        <w:t xml:space="preserve"> was adopted.</w:t>
+        <w:t xml:space="preserve"> the electric potential. A potential difference was applied between the separator and current-collector faces with the remaining boundaries insulating, and the effective conductivity was taken from the total current. NCM811, VGCF and SDCP carried the electronic network and LPSCl and SDCP the ionic network; PTFE was not resolved on the conduction grid. Phase conductivities are listed in Table S2, in which the VGCF value is rescaled so that a fibre resolved as a one-voxel-wide tube retains its axial conductance. Each electrode was solved at eight half-voxel grid-origin shifts (2 × 2 × 2), the SBE and DBE sharing the same origins, and conductivity ratios are reported as the paired mean with its standard error.</w:t>
       </w:r>
     </w:p>
     <w:p>
@@ -6521,15 +6311,15 @@
           <w:sz w:val="21"/>
           <w:szCs w:val="21"/>
         </w:rPr>
-        <w:t xml:space="preserve">σ_SDCP_ sensitivity sweep moved out of Methods.</w:t>
-      </w:r>
-      <w:r>
-        <w:rPr>
-          <w:rFonts w:ascii="Times New Roman" w:cs="Times New Roman" w:eastAsia="Times New Roman" w:hAnsi="Times New Roman"/>
-          <w:sz w:val="21"/>
-          <w:szCs w:val="21"/>
-        </w:rPr>
-        <w:t xml:space="preserve"> The paragraph reporting the five-point sweep and the dissipation-share anti-correlation is a result, not a method, and its numbers are from the superseded grid. Methods now states only the value adopted. If the sweep is wanted in the SI it must be re-run at the production convention.</w:t>
+        <w:t xml:space="preserve">σ_SDCP_ sweep and the Joule-dissipation equation removed from Methods.</w:t>
+      </w:r>
+      <w:r>
+        <w:rPr>
+          <w:rFonts w:ascii="Times New Roman" w:cs="Times New Roman" w:eastAsia="Times New Roman" w:hAnsi="Times New Roman"/>
+          <w:sz w:val="21"/>
+          <w:szCs w:val="21"/>
+        </w:rPr>
+        <w:t xml:space="preserve"> The five-point sweep and the dissipation-share argument are results, not methods, and their numbers come from the superseded grid. With that paragraph gone, nothing in the paper uses the Joule dissipation — Figure 4b reports conductivities only — so the second equation and its symbol definitions were dropped as well, and the remaining equation is renumbered. The adopted SDCP conductivity is now given only in Table S2. If the sweep is wanted in the SI it must be re-run at the production convention, and the equation restored with it.</w:t>
       </w:r>
     </w:p>
     <w:p>

--- a/docs/manuscript_draft/DEM_methodology_and_tables_v1.docx
+++ b/docs/manuscript_draft/DEM_methodology_and_tables_v1.docx
@@ -1772,16 +1772,7 @@
                 <w:sz w:val="21"/>
                 <w:szCs w:val="21"/>
               </w:rPr>
-              <w:t xml:space="preserve">Calibrated </w:t>
-            </w:r>
-            <w:r>
-              <w:rPr>
-                <w:rFonts w:ascii="Times New Roman" w:cs="Times New Roman" w:eastAsia="Times New Roman" w:hAnsi="Times New Roman"/>
-                <w:sz w:val="21"/>
-                <w:szCs w:val="21"/>
-                <w:vertAlign w:val="superscript"/>
-              </w:rPr>
-              <w:t xml:space="preserve">b</w:t>
+              <w:t xml:space="preserve">Calibrated</w:t>
             </w:r>
           </w:p>
         </w:tc>
@@ -1900,16 +1891,7 @@
                 <w:sz w:val="21"/>
                 <w:szCs w:val="21"/>
               </w:rPr>
-              <w:t xml:space="preserve">Calibrated </w:t>
-            </w:r>
-            <w:r>
-              <w:rPr>
-                <w:rFonts w:ascii="Times New Roman" w:cs="Times New Roman" w:eastAsia="Times New Roman" w:hAnsi="Times New Roman"/>
-                <w:sz w:val="21"/>
-                <w:szCs w:val="21"/>
-                <w:vertAlign w:val="superscript"/>
-              </w:rPr>
-              <w:t xml:space="preserve">b</w:t>
+              <w:t xml:space="preserve">Calibrated</w:t>
             </w:r>
           </w:p>
         </w:tc>
@@ -2028,16 +2010,7 @@
                 <w:sz w:val="21"/>
                 <w:szCs w:val="21"/>
               </w:rPr>
-              <w:t xml:space="preserve">Calibrated </w:t>
-            </w:r>
-            <w:r>
-              <w:rPr>
-                <w:rFonts w:ascii="Times New Roman" w:cs="Times New Roman" w:eastAsia="Times New Roman" w:hAnsi="Times New Roman"/>
-                <w:sz w:val="21"/>
-                <w:szCs w:val="21"/>
-                <w:vertAlign w:val="superscript"/>
-              </w:rPr>
-              <w:t xml:space="preserve">b</w:t>
+              <w:t xml:space="preserve">Calibrated</w:t>
             </w:r>
           </w:p>
         </w:tc>
@@ -2156,16 +2129,7 @@
                 <w:sz w:val="21"/>
                 <w:szCs w:val="21"/>
               </w:rPr>
-              <w:t xml:space="preserve">Calibrated </w:t>
-            </w:r>
-            <w:r>
-              <w:rPr>
-                <w:rFonts w:ascii="Times New Roman" w:cs="Times New Roman" w:eastAsia="Times New Roman" w:hAnsi="Times New Roman"/>
-                <w:sz w:val="21"/>
-                <w:szCs w:val="21"/>
-                <w:vertAlign w:val="superscript"/>
-              </w:rPr>
-              <w:t xml:space="preserve">b</w:t>
+              <w:t xml:space="preserve">Calibrated</w:t>
             </w:r>
           </w:p>
         </w:tc>
@@ -2694,7 +2658,7 @@
                 <w:szCs w:val="21"/>
                 <w:vertAlign w:val="superscript"/>
               </w:rPr>
-              <w:t xml:space="preserve">c</w:t>
+              <w:t xml:space="preserve">b</w:t>
             </w:r>
           </w:p>
         </w:tc>
@@ -2831,7 +2795,7 @@
                 <w:szCs w:val="21"/>
                 <w:vertAlign w:val="superscript"/>
               </w:rPr>
-              <w:t xml:space="preserve">c</w:t>
+              <w:t xml:space="preserve">b</w:t>
             </w:r>
           </w:p>
         </w:tc>
@@ -2967,7 +2931,7 @@
                 <w:szCs w:val="21"/>
                 <w:vertAlign w:val="superscript"/>
               </w:rPr>
-              <w:t xml:space="preserve">d</w:t>
+              <w:t xml:space="preserve">c</w:t>
             </w:r>
           </w:p>
         </w:tc>
@@ -3350,7 +3314,7 @@
                 <w:szCs w:val="21"/>
                 <w:vertAlign w:val="superscript"/>
               </w:rPr>
-              <w:t xml:space="preserve">d</w:t>
+              <w:t xml:space="preserve">c</w:t>
             </w:r>
           </w:p>
         </w:tc>
@@ -3558,6 +3522,14 @@
               </w:rPr>
               <w:t xml:space="preserve">−3</w:t>
             </w:r>
+            <w:r>
+              <w:rPr>
+                <w:rFonts w:ascii="Times New Roman" w:cs="Times New Roman" w:eastAsia="Times New Roman" w:hAnsi="Times New Roman"/>
+                <w:sz w:val="21"/>
+                <w:szCs w:val="21"/>
+              </w:rPr>
+              <w:t xml:space="preserve"> (provisional)</w:t>
+            </w:r>
           </w:p>
         </w:tc>
         <w:tc>
@@ -3615,7 +3587,7 @@
                 <w:sz w:val="21"/>
                 <w:szCs w:val="21"/>
               </w:rPr>
-              <w:t xml:space="preserve">Assumed </w:t>
+              <w:t xml:space="preserve">Not yet calibrated </w:t>
             </w:r>
             <w:r>
               <w:rPr>
@@ -3624,7 +3596,7 @@
                 <w:szCs w:val="21"/>
                 <w:vertAlign w:val="superscript"/>
               </w:rPr>
-              <w:t xml:space="preserve">e</w:t>
+              <w:t xml:space="preserve">d</w:t>
             </w:r>
           </w:p>
         </w:tc>
@@ -3656,7 +3628,7 @@
           <w:sz w:val="21"/>
           <w:szCs w:val="21"/>
         </w:rPr>
-        <w:t xml:space="preserve"> Effective conductivity of the active-material network, calibrated against the measured electrode response; not the intrinsic conductivity of NCM811.</w:t>
+        <w:t xml:space="preserve"> Effective network value calibrated against the measured electrode response, not the intrinsic conductivity of NCM811.</w:t>
       </w:r>
     </w:p>
     <w:p>
@@ -3680,7 +3652,41 @@
           <w:sz w:val="21"/>
           <w:szCs w:val="21"/>
         </w:rPr>
-        <w:t xml:space="preserve"> Effective mechanical inputs calibrated to reproduce the measured porosity of cold-pressed LPSCl at 300 MPa; not dense-material properties.</w:t>
+        <w:t xml:space="preserve"> The voxel representation fuses touching fibres and therefore carries no explicit fibre–fibre contact resistance, so the contact-inclusive compressed-powder value is used rather than the intrinsic single-fibre value (≈ 10</w:t>
+      </w:r>
+      <w:r>
+        <w:rPr>
+          <w:rFonts w:ascii="Times New Roman" w:cs="Times New Roman" w:eastAsia="Times New Roman" w:hAnsi="Times New Roman"/>
+          <w:sz w:val="21"/>
+          <w:szCs w:val="21"/>
+          <w:vertAlign w:val="superscript"/>
+        </w:rPr>
+        <w:t xml:space="preserve">4</w:t>
+      </w:r>
+      <w:r>
+        <w:rPr>
+          <w:rFonts w:ascii="Times New Roman" w:cs="Times New Roman" w:eastAsia="Times New Roman" w:hAnsi="Times New Roman"/>
+          <w:sz w:val="21"/>
+          <w:szCs w:val="21"/>
+        </w:rPr>
+        <w:t xml:space="preserve"> S cm</w:t>
+      </w:r>
+      <w:r>
+        <w:rPr>
+          <w:rFonts w:ascii="Times New Roman" w:cs="Times New Roman" w:eastAsia="Times New Roman" w:hAnsi="Times New Roman"/>
+          <w:sz w:val="21"/>
+          <w:szCs w:val="21"/>
+          <w:vertAlign w:val="superscript"/>
+        </w:rPr>
+        <w:t xml:space="preserve">−1</w:t>
+      </w:r>
+      <w:r>
+        <w:rPr>
+          <w:rFonts w:ascii="Times New Roman" w:cs="Times New Roman" w:eastAsia="Times New Roman" w:hAnsi="Times New Roman"/>
+          <w:sz w:val="21"/>
+          <w:szCs w:val="21"/>
+        </w:rPr>
+        <w:t xml:space="preserve">). At a 0.15 μm voxel the fibre is one voxel wide, and the conductivity is rescaled by the circle-in-square area ratio (π/4) so that the axial conductance is preserved.</w:t>
       </w:r>
     </w:p>
     <w:p>
@@ -3704,92 +3710,7 @@
           <w:sz w:val="21"/>
           <w:szCs w:val="21"/>
         </w:rPr>
-        <w:t xml:space="preserve"> The voxel representation fuses touching fibres and therefore carries no explicit fibre–fibre contact resistance, so the contact-inclusive compressed-powder value (0.012 Ω cm ≈ 83 S cm</w:t>
-      </w:r>
-      <w:r>
-        <w:rPr>
-          <w:rFonts w:ascii="Times New Roman" w:cs="Times New Roman" w:eastAsia="Times New Roman" w:hAnsi="Times New Roman"/>
-          <w:sz w:val="21"/>
-          <w:szCs w:val="21"/>
-          <w:vertAlign w:val="superscript"/>
-        </w:rPr>
-        <w:t xml:space="preserve">−1</w:t>
-      </w:r>
-      <w:r>
-        <w:rPr>
-          <w:rFonts w:ascii="Times New Roman" w:cs="Times New Roman" w:eastAsia="Times New Roman" w:hAnsi="Times New Roman"/>
-          <w:sz w:val="21"/>
-          <w:szCs w:val="21"/>
-        </w:rPr>
-        <w:t xml:space="preserve">) is used rather than the intrinsic single-fibre value (10</w:t>
-      </w:r>
-      <w:r>
-        <w:rPr>
-          <w:rFonts w:ascii="Times New Roman" w:cs="Times New Roman" w:eastAsia="Times New Roman" w:hAnsi="Times New Roman"/>
-          <w:sz w:val="21"/>
-          <w:szCs w:val="21"/>
-          <w:vertAlign w:val="superscript"/>
-        </w:rPr>
-        <w:t xml:space="preserve">−4</w:t>
-      </w:r>
-      <w:r>
-        <w:rPr>
-          <w:rFonts w:ascii="Times New Roman" w:cs="Times New Roman" w:eastAsia="Times New Roman" w:hAnsi="Times New Roman"/>
-          <w:sz w:val="21"/>
-          <w:szCs w:val="21"/>
-        </w:rPr>
-        <w:t xml:space="preserve"> Ω cm ≈ 10</w:t>
-      </w:r>
-      <w:r>
-        <w:rPr>
-          <w:rFonts w:ascii="Times New Roman" w:cs="Times New Roman" w:eastAsia="Times New Roman" w:hAnsi="Times New Roman"/>
-          <w:sz w:val="21"/>
-          <w:szCs w:val="21"/>
-          <w:vertAlign w:val="superscript"/>
-        </w:rPr>
-        <w:t xml:space="preserve">4</w:t>
-      </w:r>
-      <w:r>
-        <w:rPr>
-          <w:rFonts w:ascii="Times New Roman" w:cs="Times New Roman" w:eastAsia="Times New Roman" w:hAnsi="Times New Roman"/>
-          <w:sz w:val="21"/>
-          <w:szCs w:val="21"/>
-        </w:rPr>
-        <w:t xml:space="preserve"> S cm</w:t>
-      </w:r>
-      <w:r>
-        <w:rPr>
-          <w:rFonts w:ascii="Times New Roman" w:cs="Times New Roman" w:eastAsia="Times New Roman" w:hAnsi="Times New Roman"/>
-          <w:sz w:val="21"/>
-          <w:szCs w:val="21"/>
-          <w:vertAlign w:val="superscript"/>
-        </w:rPr>
-        <w:t xml:space="preserve">−1</w:t>
-      </w:r>
-      <w:r>
-        <w:rPr>
-          <w:rFonts w:ascii="Times New Roman" w:cs="Times New Roman" w:eastAsia="Times New Roman" w:hAnsi="Times New Roman"/>
-          <w:sz w:val="21"/>
-          <w:szCs w:val="21"/>
-        </w:rPr>
-        <w:t xml:space="preserve">). At a 0.15 μm voxel a 0.15 μm fibre is resolved as a one-voxel-wide tube, and the assigned conductivity is rescaled to 78.5 S cm</w:t>
-      </w:r>
-      <w:r>
-        <w:rPr>
-          <w:rFonts w:ascii="Times New Roman" w:cs="Times New Roman" w:eastAsia="Times New Roman" w:hAnsi="Times New Roman"/>
-          <w:sz w:val="21"/>
-          <w:szCs w:val="21"/>
-          <w:vertAlign w:val="superscript"/>
-        </w:rPr>
-        <w:t xml:space="preserve">−1</w:t>
-      </w:r>
-      <w:r>
-        <w:rPr>
-          <w:rFonts w:ascii="Times New Roman" w:cs="Times New Roman" w:eastAsia="Times New Roman" w:hAnsi="Times New Roman"/>
-          <w:sz w:val="21"/>
-          <w:szCs w:val="21"/>
-        </w:rPr>
-        <w:t xml:space="preserve"> so that the axial conductance is preserved.</w:t>
+        <w:t xml:space="preserve"> Values used in the compaction simulations, corresponding to an earlier analysis of the AFM modulus maps.</w:t>
       </w:r>
     </w:p>
     <w:p>
@@ -3813,31 +3734,7 @@
           <w:sz w:val="21"/>
           <w:szCs w:val="21"/>
         </w:rPr>
-        <w:t xml:space="preserve"> Values used in the compaction simulations, corresponding to an earlier analysis of the AFM modulus maps.</w:t>
-      </w:r>
-    </w:p>
-    <w:p>
-      <w:pPr>
-        <w:spacing w:after="60"/>
-        <w:ind w:left="200"/>
-        <w:jc w:val="both"/>
-      </w:pPr>
-      <w:r>
-        <w:rPr>
-          <w:rFonts w:ascii="Times New Roman" w:cs="Times New Roman" w:eastAsia="Times New Roman" w:hAnsi="Times New Roman"/>
-          <w:sz w:val="21"/>
-          <w:szCs w:val="21"/>
-          <w:vertAlign w:val="superscript"/>
-        </w:rPr>
-        <w:t xml:space="preserve">e</w:t>
-      </w:r>
-      <w:r>
-        <w:rPr>
-          <w:rFonts w:ascii="Times New Roman" w:cs="Times New Roman" w:eastAsia="Times New Roman" w:hAnsi="Times New Roman"/>
-          <w:sz w:val="21"/>
-          <w:szCs w:val="21"/>
-        </w:rPr>
-        <w:t xml:space="preserve"> SDCP is not an ionic insulator: the LPSCl–SDCP pellet retains 80 % of the ionic conductivity of pristine LPSCl, whereas the LPSCl–PTFE pellet retains 27 % (Figure 2h). A representative value was assigned pending direct measurement.</w:t>
+        <w:t xml:space="preserve"> Provisional. Figure 2h is consistent with SDCP acting as an inert filler on the ionic network, and this value has not yet been calibrated against that measurement.</w:t>
       </w:r>
     </w:p>
     <w:p>
@@ -5071,7 +4968,16 @@
                 <w:sz w:val="21"/>
                 <w:szCs w:val="21"/>
               </w:rPr>
-              <w:t xml:space="preserve">Effective ionic conductivity</w:t>
+              <w:t xml:space="preserve">Effective ionic conductivity </w:t>
+            </w:r>
+            <w:r>
+              <w:rPr>
+                <w:rFonts w:ascii="Times New Roman" w:cs="Times New Roman" w:eastAsia="Times New Roman" w:hAnsi="Times New Roman"/>
+                <w:sz w:val="21"/>
+                <w:szCs w:val="21"/>
+                <w:vertAlign w:val="superscript"/>
+              </w:rPr>
+              <w:t xml:space="preserve">b</w:t>
             </w:r>
           </w:p>
         </w:tc>
@@ -5330,7 +5236,7 @@
                 <w:szCs w:val="21"/>
                 <w:vertAlign w:val="superscript"/>
               </w:rPr>
-              <w:t xml:space="preserve">a,b</w:t>
+              <w:t xml:space="preserve">b</w:t>
             </w:r>
           </w:p>
         </w:tc>
@@ -5356,7 +5262,7 @@
                 <w:sz w:val="21"/>
                 <w:szCs w:val="21"/>
               </w:rPr>
-              <w:t xml:space="preserve">0.99272 ± 0.00003</w:t>
+              <w:t xml:space="preserve">provisional — see note</w:t>
             </w:r>
           </w:p>
         </w:tc>
@@ -5437,7 +5343,7 @@
           <w:sz w:val="21"/>
           <w:szCs w:val="21"/>
         </w:rPr>
-        <w:t xml:space="preserve"> PTFE is not resolved on the conduction grid, so the ionic network contains no PTFE blocking. The ionic difference between the two electrodes therefore reflects only the electrolyte volume displaced by SDCP and not the difference in ion blocking between the two binders reported in Figure 2h. This value is provisional.</w:t>
+        <w:t xml:space="preserve"> PTFE is not resolved on the conduction grid, so the ionic network contains no PTFE blocking, and the ionic conductivity of SDCP has not been calibrated against Figure 2h. The ionic comparison therefore reflects only the electrolyte volume displaced by SDCP and is not quoted as a result.</w:t>
       </w:r>
     </w:p>
     <w:p>
@@ -5891,7 +5797,7 @@
           <w:sz w:val="24"/>
           <w:szCs w:val="24"/>
         </w:rPr>
-        <w:t xml:space="preserve">D.  Notes to co-authors  (delete before submission)</w:t>
+        <w:t xml:space="preserve">D.  공저자용 메모  (투고 전 삭제)</w:t>
       </w:r>
     </w:p>
     <w:p>
@@ -5918,15 +5824,33 @@
           <w:sz w:val="21"/>
           <w:szCs w:val="21"/>
         </w:rPr>
-        <w:t xml:space="preserve">Removed — "a resolution validated against measured ionic conductivities."</w:t>
-      </w:r>
-      <w:r>
-        <w:rPr>
-          <w:rFonts w:ascii="Times New Roman" w:cs="Times New Roman" w:eastAsia="Times New Roman" w:hAnsi="Times New Roman"/>
-          <w:sz w:val="21"/>
-          <w:szCs w:val="21"/>
-        </w:rPr>
-        <w:t xml:space="preserve"> The 0.4 μm grid used in v5.1 is not converged: re-solving the same electrodes at finer voxels changes the electronic conductivity ratio and reverses the sign of the ionic one. The agreement with a measured ionic conductivity held at one grid only and cannot be described as a validation. The sentence is deleted and the production grid (0.15 μm) is simply stated.</w:t>
+        <w:t xml:space="preserve">삭제 — "a resolution validated against measured ionic conductivities."</w:t>
+      </w:r>
+      <w:r>
+        <w:rPr>
+          <w:rFonts w:ascii="Times New Roman" w:cs="Times New Roman" w:eastAsia="Times New Roman" w:hAnsi="Times New Roman"/>
+          <w:sz w:val="21"/>
+          <w:szCs w:val="21"/>
+        </w:rPr>
+        <w:t xml:space="preserve"> v5.1 의 0.4 μm 격자는 수렴하지 않았다.  같은 전극을 더 고운 격자에서 다시 풀면 전자 전도도 비가 계속 움직이고 이온 비는 부호가 뒤집힌다.  측정 이온전도도와의 일치는 </w:t>
+      </w:r>
+      <w:r>
+        <w:rPr>
+          <w:rFonts w:ascii="Times New Roman" w:cs="Times New Roman" w:eastAsia="Times New Roman" w:hAnsi="Times New Roman"/>
+          <w:b/>
+          <w:bCs/>
+          <w:sz w:val="21"/>
+          <w:szCs w:val="21"/>
+        </w:rPr>
+        <w:t xml:space="preserve">그 한 격자에서만</w:t>
+      </w:r>
+      <w:r>
+        <w:rPr>
+          <w:rFonts w:ascii="Times New Roman" w:cs="Times New Roman" w:eastAsia="Times New Roman" w:hAnsi="Times New Roman"/>
+          <w:sz w:val="21"/>
+          <w:szCs w:val="21"/>
+        </w:rPr>
+        <w:t xml:space="preserve"> 성립했으므로 검증이라고 부를 수 없다.  문장을 지우고 생산 격자(0.15 μm)만 적었다.</w:t>
       </w:r>
     </w:p>
     <w:p>
@@ -5953,15 +5877,15 @@
           <w:sz w:val="21"/>
           <w:szCs w:val="21"/>
         </w:rPr>
-        <w:t xml:space="preserve">All transport numbers replaced.</w:t>
-      </w:r>
-      <w:r>
-        <w:rPr>
-          <w:rFonts w:ascii="Times New Roman" w:cs="Times New Roman" w:eastAsia="Times New Roman" w:hAnsi="Times New Roman"/>
-          <w:sz w:val="21"/>
-          <w:szCs w:val="21"/>
-        </w:rPr>
-        <w:t xml:space="preserve"> The v5.1 values (electronic 1.98 → 3.00 S cm</w:t>
+        <w:t xml:space="preserve">수송 수치 전면 교체 (잠정).</w:t>
+      </w:r>
+      <w:r>
+        <w:rPr>
+          <w:rFonts w:ascii="Times New Roman" w:cs="Times New Roman" w:eastAsia="Times New Roman" w:hAnsi="Times New Roman"/>
+          <w:sz w:val="21"/>
+          <w:szCs w:val="21"/>
+        </w:rPr>
+        <w:t xml:space="preserve"> v5.1 의 값(전자 1.98 → 3.00 S cm</w:t>
       </w:r>
       <w:r>
         <w:rPr>
@@ -5978,7 +5902,7 @@
           <w:sz w:val="21"/>
           <w:szCs w:val="21"/>
         </w:rPr>
-        <w:t xml:space="preserve">, ionic 2.03 → 2.15 × 10</w:t>
+        <w:t xml:space="preserve">, 이온 2.03 → 2.15 × 10</w:t>
       </w:r>
       <w:r>
         <w:rPr>
@@ -6012,7 +5936,7 @@
           <w:sz w:val="21"/>
           <w:szCs w:val="21"/>
         </w:rPr>
-        <w:t xml:space="preserve">) come from the 0.4 μm grid with SDCP drawn as one voxel per particle, which over-represents its volume roughly four-fold. The values above are from the production convention (0.15 μm voxel, SDCP drawn as a true-diameter sphere, eight grid-origin arms). The electronic gain is +12.3 % and the ionic change is −0.7 %; both figures may be refined and should be treated as provisional.</w:t>
+        <w:t xml:space="preserve">)은 0.4 μm 격자에서 SDCP 를 입자당 복셀 하나로 찍은 것이고, 그러면 SDCP 부피가 참값의 약 네 배가 된다.  위 표의 값은 생산 규약(0.15 μm 복셀 · SDCP 를 참 직경 구로 · 격자 원점 8팔)에서 나온 것이다.  전자 이득은 +12.3 % 이며, 이 값도 아직 격자 수렴이 확인되지 않았으므로 잠정으로 다룬다.</w:t>
       </w:r>
     </w:p>
     <w:p>
@@ -6039,15 +5963,33 @@
           <w:sz w:val="21"/>
           <w:szCs w:val="21"/>
         </w:rPr>
-        <w:t xml:space="preserve">Table S2 — mechanical inputs vs. the AFM figures (needs a decision).</w:t>
-      </w:r>
-      <w:r>
-        <w:rPr>
-          <w:rFonts w:ascii="Times New Roman" w:cs="Times New Roman" w:eastAsia="Times New Roman" w:hAnsi="Times New Roman"/>
-          <w:sz w:val="21"/>
-          <w:szCs w:val="21"/>
-        </w:rPr>
-        <w:t xml:space="preserve"> The microstructures were compacted with PTFE 0.30 GPa and SDCP 23.6 GPa, but Figure 2g and Figures S6–S7 now report 1.8 GPa and 9.0 GPa. A methods table must list what was actually run, so the older values appear above with footnote d. The clean fix is to re-compact one electrode pair at 1.8 / 9.0 GPa and confirm the conductivity ratio moves by less than the ±0.7 % spread of the eight arms; the table can then quote the AFM values throughout.</w:t>
+        <w:t xml:space="preserve">Table S2 — 기계 물성이 AFM 그림과 어긋난다 (결정 필요).</w:t>
+      </w:r>
+      <w:r>
+        <w:rPr>
+          <w:rFonts w:ascii="Times New Roman" w:cs="Times New Roman" w:eastAsia="Times New Roman" w:hAnsi="Times New Roman"/>
+          <w:sz w:val="21"/>
+          <w:szCs w:val="21"/>
+        </w:rPr>
+        <w:t xml:space="preserve"> 미세구조는 PTFE 0.30 GPa · SDCP 23.6 GPa 로 압밀했는데 Figure 2g 와 Figure S6–S7 은 1.8 GPa 와 9.0 GPa 를 보고한다.  방법론 표는 </w:t>
+      </w:r>
+      <w:r>
+        <w:rPr>
+          <w:rFonts w:ascii="Times New Roman" w:cs="Times New Roman" w:eastAsia="Times New Roman" w:hAnsi="Times New Roman"/>
+          <w:b/>
+          <w:bCs/>
+          <w:sz w:val="21"/>
+          <w:szCs w:val="21"/>
+        </w:rPr>
+        <w:t xml:space="preserve">실제로 돌린 값</w:t>
+      </w:r>
+      <w:r>
+        <w:rPr>
+          <w:rFonts w:ascii="Times New Roman" w:cs="Times New Roman" w:eastAsia="Times New Roman" w:hAnsi="Times New Roman"/>
+          <w:sz w:val="21"/>
+          <w:szCs w:val="21"/>
+        </w:rPr>
+        <w:t xml:space="preserve">을 적어야 하므로 옛 값에 각주 c 를 달아 두었다.  깨끗한 해법은 전극 한 쌍을 1.8 / 9.0 GPa 로 다시 압밀해 전도도 비가 8팔 산포(±0.7 %) 안에서 움직이는지 확인하는 것이고, 그러면 표에 AFM 값을 그대로 쓸 수 있다.</w:t>
       </w:r>
     </w:p>
     <w:p>
@@ -6074,15 +6016,15 @@
           <w:sz w:val="21"/>
           <w:szCs w:val="21"/>
         </w:rPr>
-        <w:t xml:space="preserve">Table S3 — structural descriptors carried over.</w:t>
-      </w:r>
-      <w:r>
-        <w:rPr>
-          <w:rFonts w:ascii="Times New Roman" w:cs="Times New Roman" w:eastAsia="Times New Roman" w:hAnsi="Times New Roman"/>
-          <w:sz w:val="21"/>
-          <w:szCs w:val="21"/>
-        </w:rPr>
-        <w:t xml:space="preserve"> Thickness, porosity, areal capacity, coverages, contact counts and connectivity are unchanged from v5.1 and were extracted from the earlier 0.4 μm rasterization. The coverage and contact-count rows in particular depend on voxel size and should be re-extracted at 0.15 μm before submission. Porosity should also be reported on a single convention (sphere-volume basis) across the paper.</w:t>
+        <w:t xml:space="preserve">Table S3 — 구조 항목은 v5.1 에서 그대로 가져왔다.</w:t>
+      </w:r>
+      <w:r>
+        <w:rPr>
+          <w:rFonts w:ascii="Times New Roman" w:cs="Times New Roman" w:eastAsia="Times New Roman" w:hAnsi="Times New Roman"/>
+          <w:sz w:val="21"/>
+          <w:szCs w:val="21"/>
+        </w:rPr>
+        <w:t xml:space="preserve"> 두께 · porosity · 면적용량 · coverage · 접촉수 · 연결률은 옛 0.4 μm 래스터에서 뽑은 값이다.  특히 coverage 와 접촉수는 복셀 크기에 직접 의존하므로 투고 전 0.15 μm 에서 다시 뽑아야 한다.  porosity 도 논문 전체에서 한 가지 규약(구 부피 기준)으로 통일해 보고할 것.</w:t>
       </w:r>
     </w:p>
     <w:p>
@@ -6117,7 +6059,7 @@
           <w:sz w:val="21"/>
           <w:szCs w:val="21"/>
         </w:rPr>
-        <w:t xml:space="preserve">Terminology unified to "Young’s modulus (</w:t>
+        <w:t xml:space="preserve">용어를 "Young’s modulus (</w:t>
       </w:r>
       <w:r>
         <w:rPr>
@@ -6135,15 +6077,35 @@
           <w:sz w:val="21"/>
           <w:szCs w:val="21"/>
         </w:rPr>
-        <w:t xml:space="preserve">)".</w:t>
-      </w:r>
-      <w:r>
-        <w:rPr>
-          <w:rFonts w:ascii="Times New Roman" w:cs="Times New Roman" w:eastAsia="Times New Roman" w:hAnsi="Times New Roman"/>
-          <w:sz w:val="21"/>
-          <w:szCs w:val="21"/>
-        </w:rPr>
-        <w:t xml:space="preserve">* v5.1 mixes "elastic modulus" (AFM, Table S2, Figure S6–S7 captions) with "Young’s modulus" (DEM text). The AFM section and the Figure S6/S7 captions should be changed to match, or the DEM section changed back — but one term only.</w:t>
+        <w:t xml:space="preserve">)" 로 통일했다.</w:t>
+      </w:r>
+      <w:r>
+        <w:rPr>
+          <w:rFonts w:ascii="Times New Roman" w:cs="Times New Roman" w:eastAsia="Times New Roman" w:hAnsi="Times New Roman"/>
+          <w:i/>
+          <w:iCs/>
+          <w:sz w:val="21"/>
+          <w:szCs w:val="21"/>
+        </w:rPr>
+        <w:t xml:space="preserve"> v5.1 은 "elastic modulus"(AFM · Table S2 · Figure S6–S7 캡션)와 "Young’s modulus"(DEM 본문)를 섞어 쓴다.  AFM 절과 Figure S6/S7 캡션을 맞추거나 DEM 쪽을 되돌리거나 — </w:t>
+      </w:r>
+      <w:r>
+        <w:rPr>
+          <w:rFonts w:ascii="Times New Roman" w:cs="Times New Roman" w:eastAsia="Times New Roman" w:hAnsi="Times New Roman"/>
+          <w:i/>
+          <w:iCs/>
+          <w:sz w:val="21"/>
+          <w:szCs w:val="21"/>
+        </w:rPr>
+        <w:t xml:space="preserve">한 가지만</w:t>
+      </w:r>
+      <w:r>
+        <w:rPr>
+          <w:rFonts w:ascii="Times New Roman" w:cs="Times New Roman" w:eastAsia="Times New Roman" w:hAnsi="Times New Roman"/>
+          <w:sz w:val="21"/>
+          <w:szCs w:val="21"/>
+        </w:rPr>
+        <w:t xml:space="preserve">* 쓰면 된다.</w:t>
       </w:r>
     </w:p>
     <w:p>
@@ -6170,15 +6132,15 @@
           <w:sz w:val="21"/>
           <w:szCs w:val="21"/>
         </w:rPr>
-        <w:t xml:space="preserve">Bulk modulus comparison corrected.</w:t>
-      </w:r>
-      <w:r>
-        <w:rPr>
-          <w:rFonts w:ascii="Times New Roman" w:cs="Times New Roman" w:eastAsia="Times New Roman" w:hAnsi="Times New Roman"/>
-          <w:sz w:val="21"/>
-          <w:szCs w:val="21"/>
-        </w:rPr>
-        <w:t xml:space="preserve"> v5.1 placed </w:t>
+        <w:t xml:space="preserve">체적탄성률 비교 삭제.</w:t>
+      </w:r>
+      <w:r>
+        <w:rPr>
+          <w:rFonts w:ascii="Times New Roman" w:cs="Times New Roman" w:eastAsia="Times New Roman" w:hAnsi="Times New Roman"/>
+          <w:sz w:val="21"/>
+          <w:szCs w:val="21"/>
+        </w:rPr>
+        <w:t xml:space="preserve"> v5.1 은 </w:t>
       </w:r>
       <w:r>
         <w:rPr>
@@ -6196,7 +6158,25 @@
           <w:sz w:val="21"/>
           <w:szCs w:val="21"/>
         </w:rPr>
-        <w:t xml:space="preserve"> = 25.5 GPa next to the "dense-material 24 GPa", but 24 GPa is a Young’s modulus, not a bulk modulus. The revised text states </w:t>
+        <w:t xml:space="preserve"> = 25.5 GPa 를 "dense-material 24 GPa" 옆에 놓았는데, 24 GPa 는 체적탄성률이 아니라 </w:t>
+      </w:r>
+      <w:r>
+        <w:rPr>
+          <w:rFonts w:ascii="Times New Roman" w:cs="Times New Roman" w:eastAsia="Times New Roman" w:hAnsi="Times New Roman"/>
+          <w:b/>
+          <w:bCs/>
+          <w:sz w:val="21"/>
+          <w:szCs w:val="21"/>
+        </w:rPr>
+        <w:t xml:space="preserve">영률</w:t>
+      </w:r>
+      <w:r>
+        <w:rPr>
+          <w:rFonts w:ascii="Times New Roman" w:cs="Times New Roman" w:eastAsia="Times New Roman" w:hAnsi="Times New Roman"/>
+          <w:sz w:val="21"/>
+          <w:szCs w:val="21"/>
+        </w:rPr>
+        <w:t xml:space="preserve">이다.  수정본은 </w:t>
       </w:r>
       <w:r>
         <w:rPr>
@@ -6214,7 +6194,7 @@
           <w:sz w:val="21"/>
           <w:szCs w:val="21"/>
         </w:rPr>
-        <w:t xml:space="preserve"> = 25.5 GPa without that comparison. If an anchor is wanted, use the calculated bulk modulus of LPSCl (26.2 GPa, this work) rather than 24 GPa.</w:t>
+        <w:t xml:space="preserve"> = 25.5 GPa 만 적는다.  앵커가 필요하면 24 GPa 가 아니라 계산된 LPSCl 체적탄성률(26.2 GPa, this work)을 쓸 것.</w:t>
       </w:r>
     </w:p>
     <w:p>
@@ -6241,15 +6221,33 @@
           <w:sz w:val="21"/>
           <w:szCs w:val="21"/>
         </w:rPr>
-        <w:t xml:space="preserve">Shear-softening factor removed.</w:t>
-      </w:r>
-      <w:r>
-        <w:rPr>
-          <w:rFonts w:ascii="Times New Roman" w:cs="Times New Roman" w:eastAsia="Times New Roman" w:hAnsi="Times New Roman"/>
-          <w:sz w:val="21"/>
-          <w:szCs w:val="21"/>
-        </w:rPr>
-        <w:t xml:space="preserve"> v5.1 said the shear modulus "falls 18-fold"; the factor is 15.8 when referred to the calculated shear modulus of dense LPSCl. The revised text quotes the value (0.51 GPa) instead of a fold-change. The 18-fold figure remains correct for the DEM contact Young’s modulus (24 → 1.35 GPa).</w:t>
+        <w:t xml:space="preserve">전단 연화 배수 삭제.</w:t>
+      </w:r>
+      <w:r>
+        <w:rPr>
+          <w:rFonts w:ascii="Times New Roman" w:cs="Times New Roman" w:eastAsia="Times New Roman" w:hAnsi="Times New Roman"/>
+          <w:sz w:val="21"/>
+          <w:szCs w:val="21"/>
+        </w:rPr>
+        <w:t xml:space="preserve"> v5.1 은 전단탄성률이 "18-fold" 떨어진다고 적었으나, 계산된 치밀 LPSCl 전단탄성률 기준으로는 15.8 배다.  수정본은 배수 대신 값(0.51 GPa)을 적는다.  18 배는 </w:t>
+      </w:r>
+      <w:r>
+        <w:rPr>
+          <w:rFonts w:ascii="Times New Roman" w:cs="Times New Roman" w:eastAsia="Times New Roman" w:hAnsi="Times New Roman"/>
+          <w:b/>
+          <w:bCs/>
+          <w:sz w:val="21"/>
+          <w:szCs w:val="21"/>
+        </w:rPr>
+        <w:t xml:space="preserve">DEM 접촉 영률</w:t>
+      </w:r>
+      <w:r>
+        <w:rPr>
+          <w:rFonts w:ascii="Times New Roman" w:cs="Times New Roman" w:eastAsia="Times New Roman" w:hAnsi="Times New Roman"/>
+          <w:sz w:val="21"/>
+          <w:szCs w:val="21"/>
+        </w:rPr>
+        <w:t xml:space="preserve">(24 → 1.35 GPa)에 대해서는 그대로 맞다.</w:t>
       </w:r>
     </w:p>
     <w:p>
@@ -6276,15 +6274,15 @@
           <w:sz w:val="21"/>
           <w:szCs w:val="21"/>
         </w:rPr>
-        <w:t xml:space="preserve">Cross-model agreement claim removed.</w:t>
-      </w:r>
-      <w:r>
-        <w:rPr>
-          <w:rFonts w:ascii="Times New Roman" w:cs="Times New Roman" w:eastAsia="Times New Roman" w:hAnsi="Times New Roman"/>
-          <w:sz w:val="21"/>
-          <w:szCs w:val="21"/>
-        </w:rPr>
-        <w:t xml:space="preserve"> v5.1 stated that the two models "agree on composite porosity and thickness to within one percentage point". That gap is a bookkeeping difference between the two porosity conventions, not independent agreement, so it is not evidence of validity. The statement that the models were calibrated independently is kept.</w:t>
+        <w:t xml:space="preserve">두 모델이 "1 %p 안에서 일치" 주장 삭제.</w:t>
+      </w:r>
+      <w:r>
+        <w:rPr>
+          <w:rFonts w:ascii="Times New Roman" w:cs="Times New Roman" w:eastAsia="Times New Roman" w:hAnsi="Times New Roman"/>
+          <w:sz w:val="21"/>
+          <w:szCs w:val="21"/>
+        </w:rPr>
+        <w:t xml:space="preserve"> 그 차이는 두 porosity 규약 사이의 부기 차이이지 독립적인 일치가 아니므로 타당성의 근거가 되지 않는다.  두 모델을 서로가 아니라 같은 실험값에 각각 보정했다는 문장은 남겼다.</w:t>
       </w:r>
     </w:p>
     <w:p>
@@ -6311,15 +6309,33 @@
           <w:sz w:val="21"/>
           <w:szCs w:val="21"/>
         </w:rPr>
-        <w:t xml:space="preserve">σ_SDCP_ sweep and the Joule-dissipation equation removed from Methods.</w:t>
-      </w:r>
-      <w:r>
-        <w:rPr>
-          <w:rFonts w:ascii="Times New Roman" w:cs="Times New Roman" w:eastAsia="Times New Roman" w:hAnsi="Times New Roman"/>
-          <w:sz w:val="21"/>
-          <w:szCs w:val="21"/>
-        </w:rPr>
-        <w:t xml:space="preserve"> The five-point sweep and the dissipation-share argument are results, not methods, and their numbers come from the superseded grid. With that paragraph gone, nothing in the paper uses the Joule dissipation — Figure 4b reports conductivities only — so the second equation and its symbol definitions were dropped as well, and the remaining equation is renumbered. The adopted SDCP conductivity is now given only in Table S2. If the sweep is wanted in the SI it must be re-run at the production convention, and the equation restored with it.</w:t>
+        <w:t xml:space="preserve">σ_SDCP_ 민감도 스윕과 Joule 식을 Methods 에서 뺐다.</w:t>
+      </w:r>
+      <w:r>
+        <w:rPr>
+          <w:rFonts w:ascii="Times New Roman" w:cs="Times New Roman" w:eastAsia="Times New Roman" w:hAnsi="Times New Roman"/>
+          <w:sz w:val="21"/>
+          <w:szCs w:val="21"/>
+        </w:rPr>
+        <w:t xml:space="preserve"> 5점 스윕과 소산-분담 논증은 방법이 아니라 </w:t>
+      </w:r>
+      <w:r>
+        <w:rPr>
+          <w:rFonts w:ascii="Times New Roman" w:cs="Times New Roman" w:eastAsia="Times New Roman" w:hAnsi="Times New Roman"/>
+          <w:b/>
+          <w:bCs/>
+          <w:sz w:val="21"/>
+          <w:szCs w:val="21"/>
+        </w:rPr>
+        <w:t xml:space="preserve">결과</w:t>
+      </w:r>
+      <w:r>
+        <w:rPr>
+          <w:rFonts w:ascii="Times New Roman" w:cs="Times New Roman" w:eastAsia="Times New Roman" w:hAnsi="Times New Roman"/>
+          <w:sz w:val="21"/>
+          <w:szCs w:val="21"/>
+        </w:rPr>
+        <w:t xml:space="preserve">이고, 그 수치는 폐기된 격자의 것이다.  그 문단이 빠지면서 Joule 소산을 쓰는 곳이 논문에 하나도 남지 않으므로(Figure 4b 는 전도도만 보여준다) 두 번째 식과 기호 정의도 함께 삭제하고 남은 식을 (1) 로 번호를 매겼다.  채택한 SDCP 전도도는 이제 Table S2 에만 있다.</w:t>
       </w:r>
     </w:p>
     <w:p>
@@ -6346,15 +6362,15 @@
           <w:sz w:val="21"/>
           <w:szCs w:val="21"/>
         </w:rPr>
-        <w:t xml:space="preserve">Mechanism sentence needs rewriting wherever it appears in the Results.</w:t>
-      </w:r>
-      <w:r>
-        <w:rPr>
-          <w:rFonts w:ascii="Times New Roman" w:cs="Times New Roman" w:eastAsia="Times New Roman" w:hAnsi="Times New Roman"/>
-          <w:sz w:val="21"/>
-          <w:szCs w:val="21"/>
-        </w:rPr>
-        <w:t xml:space="preserve"> The v5.1 reading — SDCP acting as a high-conductivity bridge that relieves series bottlenecks — is not supported by the current simulations: SDCP carries about 1 % of the electronic current, and suppressing its conductivity advantage removes only 6 % of the gain. Suggested replacement: </w:t>
+        <w:t xml:space="preserve">기전 문장은 Results 쪽에서 다시 써야 한다.</w:t>
+      </w:r>
+      <w:r>
+        <w:rPr>
+          <w:rFonts w:ascii="Times New Roman" w:cs="Times New Roman" w:eastAsia="Times New Roman" w:hAnsi="Times New Roman"/>
+          <w:sz w:val="21"/>
+          <w:szCs w:val="21"/>
+        </w:rPr>
+        <w:t xml:space="preserve"> v5.1 의 서술 — SDCP 가 고전도 브리지로서 직렬 병목을 해소한다 — 은 지금 시뮬레이션이 지지하지 않는다.  SDCP 가 나르는 전자 전류는 약 1 % 이고, SDCP 의 전도도 우위를 없애도 이득은 6 % 만 줄어든다.  교체안: </w:t>
       </w:r>
       <w:r>
         <w:rPr>
@@ -6381,7 +6397,7 @@
           <w:sz w:val="21"/>
           <w:szCs w:val="21"/>
         </w:rPr>
-        <w:t xml:space="preserve">D12.  </w:t>
+        <w:t xml:space="preserve">D11.  </w:t>
       </w:r>
       <w:r>
         <w:rPr>
@@ -6391,15 +6407,33 @@
           <w:sz w:val="21"/>
           <w:szCs w:val="21"/>
         </w:rPr>
-        <w:t xml:space="preserve">The ionic result is provisional — do not present it as a finding yet.</w:t>
-      </w:r>
-      <w:r>
-        <w:rPr>
-          <w:rFonts w:ascii="Times New Roman" w:cs="Times New Roman" w:eastAsia="Times New Roman" w:hAnsi="Times New Roman"/>
-          <w:sz w:val="21"/>
-          <w:szCs w:val="21"/>
-        </w:rPr>
-        <w:t xml:space="preserve"> The value itself is reproducible (eight arms, all converged, ±0.003 % paired), but two things are open. (i) It has never been checked against voxel size. The electronic ratio was tested at three grids and kept moving, and the ionic ratio reversed sign across the coarse grids used earlier; a refinement test cannot simply be run here, because the electrolyte fill degrades below 0.15 μm (about 5 % of electrolyte cells unfilled at 0.15 μm, 18 % at 0.125 μm, 42 % at 0.10 μm), which makes the ionic solve unusable on finer grids. (ii) More importantly, PTFE is not stamped onto the conduction grid at all in the production setting, so the model cannot express the effect Figure 2h reports — that PTFE suppresses the ionic conductivity of LPSCl to 27 % while SDCP suppresses it only to 80 %. With PTFE invisible, the SBE and DBE differ ionically only in that the DBE has SDCP occupying volume that would otherwise be electrolyte or pore, which is a small penalty by construction. The direct test is to repeat the eight-arm run with PTFE stamped as a blocking phase; on the electronic side that change lowered the SBE by 25 % and the DBE by 13 % (the SBE carries twice the PTFE) and raised the ratio from 1.126 to 1.309, so the same asymmetry is expected to move the ionic ratio upward. Until that run exists, either omit the ionic row or state it as a volume-occupancy effect only.</w:t>
+        <w:t xml:space="preserve">레퍼런스.</w:t>
+      </w:r>
+      <w:r>
+        <w:rPr>
+          <w:rFonts w:ascii="Times New Roman" w:cs="Times New Roman" w:eastAsia="Times New Roman" w:hAnsi="Times New Roman"/>
+          <w:sz w:val="21"/>
+          <w:szCs w:val="21"/>
+        </w:rPr>
+        <w:t xml:space="preserve"> Methods 는 이제 인용 5개만 쓴다 — LIGGGHTS · MPM · 치밀 LPSCl 영률 · NCM 영률 · 전해질 grain 이온전도도.  이 논문에서 보정하거나 측정한 것이 아닌 </w:t>
+      </w:r>
+      <w:r>
+        <w:rPr>
+          <w:rFonts w:ascii="Times New Roman" w:cs="Times New Roman" w:eastAsia="Times New Roman" w:hAnsi="Times New Roman"/>
+          <w:b/>
+          <w:bCs/>
+          <w:sz w:val="21"/>
+          <w:szCs w:val="21"/>
+        </w:rPr>
+        <w:t xml:space="preserve">모든 정량 입력</w:t>
+      </w:r>
+      <w:r>
+        <w:rPr>
+          <w:rFonts w:ascii="Times New Roman" w:cs="Times New Roman" w:eastAsia="Times New Roman" w:hAnsi="Times New Roman"/>
+          <w:sz w:val="21"/>
+          <w:szCs w:val="21"/>
+        </w:rPr>
+        <w:t xml:space="preserve">은 Table S2 의 Source 열에 출처가 있다.  임의로 붙였던 [100]/[102]/[107]/[109]/[110] 은 없앴다.</w:t>
       </w:r>
     </w:p>
     <w:p>
@@ -6416,7 +6450,7 @@
           <w:sz w:val="21"/>
           <w:szCs w:val="21"/>
         </w:rPr>
-        <w:t xml:space="preserve">D11.  </w:t>
+        <w:t xml:space="preserve">D12.  </w:t>
       </w:r>
       <w:r>
         <w:rPr>
@@ -6426,15 +6460,957 @@
           <w:sz w:val="21"/>
           <w:szCs w:val="21"/>
         </w:rPr>
-        <w:t xml:space="preserve">References.</w:t>
-      </w:r>
-      <w:r>
-        <w:rPr>
-          <w:rFonts w:ascii="Times New Roman" w:cs="Times New Roman" w:eastAsia="Times New Roman" w:hAnsi="Times New Roman"/>
-          <w:sz w:val="21"/>
-          <w:szCs w:val="21"/>
-        </w:rPr>
-        <w:t xml:space="preserve"> Methods now carries five citations only: LIGGGHTS, MPM, the dense LPSCl modulus, the NCM modulus and the electrolyte grain conductivity. Every quantitative input that is not calibrated or measured in this work has a source in Table S2.</w:t>
+        <w:t xml:space="preserve">이온 결과는 아직 결과로 내세우지 않는다.</w:t>
+      </w:r>
+      <w:r>
+        <w:rPr>
+          <w:rFonts w:ascii="Times New Roman" w:cs="Times New Roman" w:eastAsia="Times New Roman" w:hAnsi="Times New Roman"/>
+          <w:sz w:val="21"/>
+          <w:szCs w:val="21"/>
+        </w:rPr>
+        <w:t xml:space="preserve"> 값 자체는 재현된다(8팔 전부 수렴, 쌍대응 ±0.003 %).  그러나 두 가지가 열려 있다.  (i) 복셀 크기에 대해 한 번도 확인한 적이 없고, </w:t>
+      </w:r>
+      <w:r>
+        <w:rPr>
+          <w:rFonts w:ascii="Times New Roman" w:cs="Times New Roman" w:eastAsia="Times New Roman" w:hAnsi="Times New Roman"/>
+          <w:b/>
+          <w:bCs/>
+          <w:sz w:val="21"/>
+          <w:szCs w:val="21"/>
+        </w:rPr>
+        <w:t xml:space="preserve">확인할 수도 없다</w:t>
+      </w:r>
+      <w:r>
+        <w:rPr>
+          <w:rFonts w:ascii="Times New Roman" w:cs="Times New Roman" w:eastAsia="Times New Roman" w:hAnsi="Times New Roman"/>
+          <w:sz w:val="21"/>
+          <w:szCs w:val="21"/>
+        </w:rPr>
+        <w:t xml:space="preserve"> — 0.15 μm 아래에서 전해질 충전이 무너진다(미충전 셀이 0.15 μm 에서 약 5 %, 0.125 μm 에서 18 %, 0.10 μm 에서 42 %) → 이온 솔브가 그 격자에서 못 쓰게 된다.  (ii) 더 중요한 것 — 생산 설정에서 PTFE 가 전도 격자에 </w:t>
+      </w:r>
+      <w:r>
+        <w:rPr>
+          <w:rFonts w:ascii="Times New Roman" w:cs="Times New Roman" w:eastAsia="Times New Roman" w:hAnsi="Times New Roman"/>
+          <w:b/>
+          <w:bCs/>
+          <w:sz w:val="21"/>
+          <w:szCs w:val="21"/>
+        </w:rPr>
+        <w:t xml:space="preserve">아예 스탬프되지 않는다</w:t>
+      </w:r>
+      <w:r>
+        <w:rPr>
+          <w:rFonts w:ascii="Times New Roman" w:cs="Times New Roman" w:eastAsia="Times New Roman" w:hAnsi="Times New Roman"/>
+          <w:sz w:val="21"/>
+          <w:szCs w:val="21"/>
+        </w:rPr>
+        <w:t xml:space="preserve">.  그래서 Figure 2h 가 보고하는 효과, 즉 PTFE 는 LPSCl 이온전도도를 27 % 로 죽이고 SDCP 는 80 % 로만 죽인다는 것을 모델이 표현할 수 없다.  PTFE 가 보이지 않으면 SBE 와 DBE 의 이온적 차이는 "DBE 에만 SDCP 가 있어 전해질·기공 부피를 점유한다" 하나로 줄어들고, 그것은 구성상 작은 손해일 수밖에 없다.  ⇒ 표에서 이온 비를 숫자로 확정하지 않았다.</w:t>
+      </w:r>
+    </w:p>
+    <w:p>
+      <w:pPr>
+        <w:spacing w:after="120" w:line="290"/>
+        <w:ind w:left="400" w:hanging="400"/>
+        <w:jc w:val="both"/>
+      </w:pPr>
+      <w:r>
+        <w:rPr>
+          <w:rFonts w:ascii="Times New Roman" w:cs="Times New Roman" w:eastAsia="Times New Roman" w:hAnsi="Times New Roman"/>
+          <w:b/>
+          <w:bCs/>
+          <w:sz w:val="21"/>
+          <w:szCs w:val="21"/>
+        </w:rPr>
+        <w:t xml:space="preserve">D13.  </w:t>
+      </w:r>
+      <w:r>
+        <w:rPr>
+          <w:rFonts w:ascii="Times New Roman" w:cs="Times New Roman" w:eastAsia="Times New Roman" w:hAnsi="Times New Roman"/>
+          <w:b/>
+          <w:bCs/>
+          <w:sz w:val="21"/>
+          <w:szCs w:val="21"/>
+        </w:rPr>
+        <w:t xml:space="preserve">Figure 2h 로 이온 상 전도도를 보정할 수 있다 — 다음 우선순위 (신규).</w:t>
+      </w:r>
+      <w:r>
+        <w:rPr>
+          <w:rFonts w:ascii="Times New Roman" w:cs="Times New Roman" w:eastAsia="Times New Roman" w:hAnsi="Times New Roman"/>
+          <w:sz w:val="21"/>
+          <w:szCs w:val="21"/>
+        </w:rPr>
+        <w:t xml:space="preserve"> Figure 2h 는 9:1 wt 펠릿을 재는데, 이것이 곧 </w:t>
+      </w:r>
+      <w:r>
+        <w:rPr>
+          <w:rFonts w:ascii="Times New Roman" w:cs="Times New Roman" w:eastAsia="Times New Roman" w:hAnsi="Times New Roman"/>
+          <w:b/>
+          <w:bCs/>
+          <w:sz w:val="21"/>
+          <w:szCs w:val="21"/>
+        </w:rPr>
+        <w:t xml:space="preserve">이 논문 자신의 상-수준 보정 데이터</w:t>
+      </w:r>
+      <w:r>
+        <w:rPr>
+          <w:rFonts w:ascii="Times New Roman" w:cs="Times New Roman" w:eastAsia="Times New Roman" w:hAnsi="Times New Roman"/>
+          <w:sz w:val="21"/>
+          <w:szCs w:val="21"/>
+        </w:rPr>
+        <w:t xml:space="preserve">다.  리포 밀도 규약(LPSCl 2.00 · PTFE 2.20 · SDCP 1.30 g cm</w:t>
+      </w:r>
+      <w:r>
+        <w:rPr>
+          <w:rFonts w:ascii="Times New Roman" w:cs="Times New Roman" w:eastAsia="Times New Roman" w:hAnsi="Times New Roman"/>
+          <w:sz w:val="21"/>
+          <w:szCs w:val="21"/>
+          <w:vertAlign w:val="superscript"/>
+        </w:rPr>
+        <w:t xml:space="preserve">−3</w:t>
+      </w:r>
+      <w:r>
+        <w:rPr>
+          <w:rFonts w:ascii="Times New Roman" w:cs="Times New Roman" w:eastAsia="Times New Roman" w:hAnsi="Times New Roman"/>
+          <w:sz w:val="21"/>
+          <w:szCs w:val="21"/>
+        </w:rPr>
+        <w:t xml:space="preserve">)으로 부피분율을 내고 불활성 충전재 희석(Bruggeman, (1 − </w:t>
+      </w:r>
+      <w:r>
+        <w:rPr>
+          <w:rFonts w:ascii="Times New Roman" w:cs="Times New Roman" w:eastAsia="Times New Roman" w:hAnsi="Times New Roman"/>
+          <w:i/>
+          <w:iCs/>
+          <w:sz w:val="21"/>
+          <w:szCs w:val="21"/>
+        </w:rPr>
+        <w:t xml:space="preserve">φ</w:t>
+      </w:r>
+      <w:r>
+        <w:rPr>
+          <w:rFonts w:ascii="Times New Roman" w:cs="Times New Roman" w:eastAsia="Times New Roman" w:hAnsi="Times New Roman"/>
+          <w:sz w:val="21"/>
+          <w:szCs w:val="21"/>
+        </w:rPr>
+        <w:t xml:space="preserve">)</w:t>
+      </w:r>
+      <w:r>
+        <w:rPr>
+          <w:rFonts w:ascii="Times New Roman" w:cs="Times New Roman" w:eastAsia="Times New Roman" w:hAnsi="Times New Roman"/>
+          <w:sz w:val="21"/>
+          <w:szCs w:val="21"/>
+          <w:vertAlign w:val="superscript"/>
+        </w:rPr>
+        <w:t xml:space="preserve">1.5</w:t>
+      </w:r>
+      <w:r>
+        <w:rPr>
+          <w:rFonts w:ascii="Times New Roman" w:cs="Times New Roman" w:eastAsia="Times New Roman" w:hAnsi="Times New Roman"/>
+          <w:sz w:val="21"/>
+          <w:szCs w:val="21"/>
+        </w:rPr>
+        <w:t xml:space="preserve">)과 비교하면:</w:t>
+      </w:r>
+    </w:p>
+    <w:tbl>
+      <w:tblPr>
+        <w:tblW w:type="dxa" w:w="9000"/>
+        <w:tblBorders>
+          <w:top w:val="single" w:color="auto" w:sz="4"/>
+          <w:left w:val="single" w:color="auto" w:sz="4"/>
+          <w:bottom w:val="single" w:color="auto" w:sz="4"/>
+          <w:right w:val="single" w:color="auto" w:sz="4"/>
+          <w:insideH w:val="single" w:color="auto" w:sz="4"/>
+          <w:insideV w:val="single" w:color="auto" w:sz="4"/>
+        </w:tblBorders>
+      </w:tblPr>
+      <w:tblGrid>
+        <w:gridCol w:w="1900"/>
+        <w:gridCol w:w="1500"/>
+        <w:gridCol w:w="2100"/>
+        <w:gridCol w:w="1600"/>
+        <w:gridCol w:w="1900"/>
+      </w:tblGrid>
+      <w:tr>
+        <w:trPr>
+          <w:tblHeader/>
+        </w:trPr>
+        <w:tc>
+          <w:tcPr>
+            <w:tcW w:type="dxa" w:w="1900"/>
+            <w:shd w:fill="EFEFEF" w:val="clear"/>
+            <w:tcMar>
+              <w:top w:type="dxa" w:w="60"/>
+              <w:left w:type="dxa" w:w="100"/>
+              <w:bottom w:type="dxa" w:w="60"/>
+              <w:right w:type="dxa" w:w="100"/>
+            </w:tcMar>
+          </w:tcPr>
+          <w:p>
+            <w:pPr>
+              <w:spacing w:after="0"/>
+              <w:jc w:val="center"/>
+            </w:pPr>
+            <w:r>
+              <w:rPr>
+                <w:rFonts w:ascii="Times New Roman" w:cs="Times New Roman" w:eastAsia="Times New Roman" w:hAnsi="Times New Roman"/>
+                <w:b/>
+                <w:bCs/>
+                <w:sz w:val="21"/>
+                <w:szCs w:val="21"/>
+              </w:rPr>
+              <w:t xml:space="preserve">Binder</w:t>
+            </w:r>
+          </w:p>
+        </w:tc>
+        <w:tc>
+          <w:tcPr>
+            <w:tcW w:type="dxa" w:w="1500"/>
+            <w:shd w:fill="EFEFEF" w:val="clear"/>
+            <w:tcMar>
+              <w:top w:type="dxa" w:w="60"/>
+              <w:left w:type="dxa" w:w="100"/>
+              <w:bottom w:type="dxa" w:w="60"/>
+              <w:right w:type="dxa" w:w="100"/>
+            </w:tcMar>
+          </w:tcPr>
+          <w:p>
+            <w:pPr>
+              <w:spacing w:after="0"/>
+              <w:jc w:val="center"/>
+            </w:pPr>
+            <w:r>
+              <w:rPr>
+                <w:rFonts w:ascii="Times New Roman" w:cs="Times New Roman" w:eastAsia="Times New Roman" w:hAnsi="Times New Roman"/>
+                <w:b/>
+                <w:bCs/>
+                <w:sz w:val="21"/>
+                <w:szCs w:val="21"/>
+              </w:rPr>
+              <w:t xml:space="preserve">vol %</w:t>
+            </w:r>
+          </w:p>
+        </w:tc>
+        <w:tc>
+          <w:tcPr>
+            <w:tcW w:type="dxa" w:w="2100"/>
+            <w:shd w:fill="EFEFEF" w:val="clear"/>
+            <w:tcMar>
+              <w:top w:type="dxa" w:w="60"/>
+              <w:left w:type="dxa" w:w="100"/>
+              <w:bottom w:type="dxa" w:w="60"/>
+              <w:right w:type="dxa" w:w="100"/>
+            </w:tcMar>
+          </w:tcPr>
+          <w:p>
+            <w:pPr>
+              <w:spacing w:after="0"/>
+              <w:jc w:val="center"/>
+            </w:pPr>
+            <w:r>
+              <w:rPr>
+                <w:rFonts w:ascii="Times New Roman" w:cs="Times New Roman" w:eastAsia="Times New Roman" w:hAnsi="Times New Roman"/>
+                <w:b/>
+                <w:bCs/>
+                <w:sz w:val="21"/>
+                <w:szCs w:val="21"/>
+              </w:rPr>
+              <w:t xml:space="preserve">Dilution-only prediction</w:t>
+            </w:r>
+          </w:p>
+        </w:tc>
+        <w:tc>
+          <w:tcPr>
+            <w:tcW w:type="dxa" w:w="1600"/>
+            <w:shd w:fill="EFEFEF" w:val="clear"/>
+            <w:tcMar>
+              <w:top w:type="dxa" w:w="60"/>
+              <w:left w:type="dxa" w:w="100"/>
+              <w:bottom w:type="dxa" w:w="60"/>
+              <w:right w:type="dxa" w:w="100"/>
+            </w:tcMar>
+          </w:tcPr>
+          <w:p>
+            <w:pPr>
+              <w:spacing w:after="0"/>
+              <w:jc w:val="center"/>
+            </w:pPr>
+            <w:r>
+              <w:rPr>
+                <w:rFonts w:ascii="Times New Roman" w:cs="Times New Roman" w:eastAsia="Times New Roman" w:hAnsi="Times New Roman"/>
+                <w:b/>
+                <w:bCs/>
+                <w:sz w:val="21"/>
+                <w:szCs w:val="21"/>
+              </w:rPr>
+              <w:t xml:space="preserve">Measured</w:t>
+            </w:r>
+          </w:p>
+        </w:tc>
+        <w:tc>
+          <w:tcPr>
+            <w:tcW w:type="dxa" w:w="1900"/>
+            <w:shd w:fill="EFEFEF" w:val="clear"/>
+            <w:tcMar>
+              <w:top w:type="dxa" w:w="60"/>
+              <w:left w:type="dxa" w:w="100"/>
+              <w:bottom w:type="dxa" w:w="60"/>
+              <w:right w:type="dxa" w:w="100"/>
+            </w:tcMar>
+          </w:tcPr>
+          <w:p>
+            <w:pPr>
+              <w:spacing w:after="0"/>
+              <w:jc w:val="center"/>
+            </w:pPr>
+            <w:r>
+              <w:rPr>
+                <w:rFonts w:ascii="Times New Roman" w:cs="Times New Roman" w:eastAsia="Times New Roman" w:hAnsi="Times New Roman"/>
+                <w:b/>
+                <w:bCs/>
+                <w:sz w:val="21"/>
+                <w:szCs w:val="21"/>
+              </w:rPr>
+              <w:t xml:space="preserve">Measured / prediction</w:t>
+            </w:r>
+          </w:p>
+        </w:tc>
+      </w:tr>
+      <w:tr>
+        <w:tc>
+          <w:tcPr>
+            <w:tcW w:type="dxa" w:w="1900"/>
+            <w:tcMar>
+              <w:top w:type="dxa" w:w="60"/>
+              <w:left w:type="dxa" w:w="100"/>
+              <w:bottom w:type="dxa" w:w="60"/>
+              <w:right w:type="dxa" w:w="100"/>
+            </w:tcMar>
+          </w:tcPr>
+          <w:p>
+            <w:pPr>
+              <w:spacing w:after="0" w:line="260"/>
+              <w:jc w:val="left"/>
+            </w:pPr>
+            <w:r>
+              <w:rPr>
+                <w:rFonts w:ascii="Times New Roman" w:cs="Times New Roman" w:eastAsia="Times New Roman" w:hAnsi="Times New Roman"/>
+                <w:sz w:val="21"/>
+                <w:szCs w:val="21"/>
+              </w:rPr>
+              <w:t xml:space="preserve">PTFE (9:1)</w:t>
+            </w:r>
+          </w:p>
+        </w:tc>
+        <w:tc>
+          <w:tcPr>
+            <w:tcW w:type="dxa" w:w="1500"/>
+            <w:tcMar>
+              <w:top w:type="dxa" w:w="60"/>
+              <w:left w:type="dxa" w:w="100"/>
+              <w:bottom w:type="dxa" w:w="60"/>
+              <w:right w:type="dxa" w:w="100"/>
+            </w:tcMar>
+          </w:tcPr>
+          <w:p>
+            <w:pPr>
+              <w:spacing w:after="0" w:line="260"/>
+              <w:jc w:val="center"/>
+            </w:pPr>
+            <w:r>
+              <w:rPr>
+                <w:rFonts w:ascii="Times New Roman" w:cs="Times New Roman" w:eastAsia="Times New Roman" w:hAnsi="Times New Roman"/>
+                <w:sz w:val="21"/>
+                <w:szCs w:val="21"/>
+              </w:rPr>
+              <w:t xml:space="preserve">9.17</w:t>
+            </w:r>
+          </w:p>
+        </w:tc>
+        <w:tc>
+          <w:tcPr>
+            <w:tcW w:type="dxa" w:w="2100"/>
+            <w:tcMar>
+              <w:top w:type="dxa" w:w="60"/>
+              <w:left w:type="dxa" w:w="100"/>
+              <w:bottom w:type="dxa" w:w="60"/>
+              <w:right w:type="dxa" w:w="100"/>
+            </w:tcMar>
+          </w:tcPr>
+          <w:p>
+            <w:pPr>
+              <w:spacing w:after="0" w:line="260"/>
+              <w:jc w:val="center"/>
+            </w:pPr>
+            <w:r>
+              <w:rPr>
+                <w:rFonts w:ascii="Times New Roman" w:cs="Times New Roman" w:eastAsia="Times New Roman" w:hAnsi="Times New Roman"/>
+                <w:sz w:val="21"/>
+                <w:szCs w:val="21"/>
+              </w:rPr>
+              <w:t xml:space="preserve">3.09 mS cm</w:t>
+            </w:r>
+            <w:r>
+              <w:rPr>
+                <w:rFonts w:ascii="Times New Roman" w:cs="Times New Roman" w:eastAsia="Times New Roman" w:hAnsi="Times New Roman"/>
+                <w:sz w:val="21"/>
+                <w:szCs w:val="21"/>
+                <w:vertAlign w:val="superscript"/>
+              </w:rPr>
+              <w:t xml:space="preserve">−1</w:t>
+            </w:r>
+          </w:p>
+        </w:tc>
+        <w:tc>
+          <w:tcPr>
+            <w:tcW w:type="dxa" w:w="1600"/>
+            <w:tcMar>
+              <w:top w:type="dxa" w:w="60"/>
+              <w:left w:type="dxa" w:w="100"/>
+              <w:bottom w:type="dxa" w:w="60"/>
+              <w:right w:type="dxa" w:w="100"/>
+            </w:tcMar>
+          </w:tcPr>
+          <w:p>
+            <w:pPr>
+              <w:spacing w:after="0" w:line="260"/>
+              <w:jc w:val="center"/>
+            </w:pPr>
+            <w:r>
+              <w:rPr>
+                <w:rFonts w:ascii="Times New Roman" w:cs="Times New Roman" w:eastAsia="Times New Roman" w:hAnsi="Times New Roman"/>
+                <w:sz w:val="21"/>
+                <w:szCs w:val="21"/>
+              </w:rPr>
+              <w:t xml:space="preserve">0.97 mS cm</w:t>
+            </w:r>
+            <w:r>
+              <w:rPr>
+                <w:rFonts w:ascii="Times New Roman" w:cs="Times New Roman" w:eastAsia="Times New Roman" w:hAnsi="Times New Roman"/>
+                <w:sz w:val="21"/>
+                <w:szCs w:val="21"/>
+                <w:vertAlign w:val="superscript"/>
+              </w:rPr>
+              <w:t xml:space="preserve">−1</w:t>
+            </w:r>
+          </w:p>
+        </w:tc>
+        <w:tc>
+          <w:tcPr>
+            <w:tcW w:type="dxa" w:w="1900"/>
+            <w:tcMar>
+              <w:top w:type="dxa" w:w="60"/>
+              <w:left w:type="dxa" w:w="100"/>
+              <w:bottom w:type="dxa" w:w="60"/>
+              <w:right w:type="dxa" w:w="100"/>
+            </w:tcMar>
+          </w:tcPr>
+          <w:p>
+            <w:pPr>
+              <w:spacing w:after="0" w:line="260"/>
+              <w:jc w:val="center"/>
+            </w:pPr>
+            <w:r>
+              <w:rPr>
+                <w:rFonts w:ascii="Times New Roman" w:cs="Times New Roman" w:eastAsia="Times New Roman" w:hAnsi="Times New Roman"/>
+                <w:b/>
+                <w:bCs/>
+                <w:sz w:val="21"/>
+                <w:szCs w:val="21"/>
+              </w:rPr>
+              <w:t xml:space="preserve">0.31</w:t>
+            </w:r>
+          </w:p>
+        </w:tc>
+      </w:tr>
+      <w:tr>
+        <w:tc>
+          <w:tcPr>
+            <w:tcW w:type="dxa" w:w="1900"/>
+            <w:tcMar>
+              <w:top w:type="dxa" w:w="60"/>
+              <w:left w:type="dxa" w:w="100"/>
+              <w:bottom w:type="dxa" w:w="60"/>
+              <w:right w:type="dxa" w:w="100"/>
+            </w:tcMar>
+          </w:tcPr>
+          <w:p>
+            <w:pPr>
+              <w:spacing w:after="0" w:line="260"/>
+              <w:jc w:val="left"/>
+            </w:pPr>
+            <w:r>
+              <w:rPr>
+                <w:rFonts w:ascii="Times New Roman" w:cs="Times New Roman" w:eastAsia="Times New Roman" w:hAnsi="Times New Roman"/>
+                <w:sz w:val="21"/>
+                <w:szCs w:val="21"/>
+              </w:rPr>
+              <w:t xml:space="preserve">SDCP (9:1)</w:t>
+            </w:r>
+          </w:p>
+        </w:tc>
+        <w:tc>
+          <w:tcPr>
+            <w:tcW w:type="dxa" w:w="1500"/>
+            <w:tcMar>
+              <w:top w:type="dxa" w:w="60"/>
+              <w:left w:type="dxa" w:w="100"/>
+              <w:bottom w:type="dxa" w:w="60"/>
+              <w:right w:type="dxa" w:w="100"/>
+            </w:tcMar>
+          </w:tcPr>
+          <w:p>
+            <w:pPr>
+              <w:spacing w:after="0" w:line="260"/>
+              <w:jc w:val="center"/>
+            </w:pPr>
+            <w:r>
+              <w:rPr>
+                <w:rFonts w:ascii="Times New Roman" w:cs="Times New Roman" w:eastAsia="Times New Roman" w:hAnsi="Times New Roman"/>
+                <w:sz w:val="21"/>
+                <w:szCs w:val="21"/>
+              </w:rPr>
+              <w:t xml:space="preserve">14.60</w:t>
+            </w:r>
+          </w:p>
+        </w:tc>
+        <w:tc>
+          <w:tcPr>
+            <w:tcW w:type="dxa" w:w="2100"/>
+            <w:tcMar>
+              <w:top w:type="dxa" w:w="60"/>
+              <w:left w:type="dxa" w:w="100"/>
+              <w:bottom w:type="dxa" w:w="60"/>
+              <w:right w:type="dxa" w:w="100"/>
+            </w:tcMar>
+          </w:tcPr>
+          <w:p>
+            <w:pPr>
+              <w:spacing w:after="0" w:line="260"/>
+              <w:jc w:val="center"/>
+            </w:pPr>
+            <w:r>
+              <w:rPr>
+                <w:rFonts w:ascii="Times New Roman" w:cs="Times New Roman" w:eastAsia="Times New Roman" w:hAnsi="Times New Roman"/>
+                <w:sz w:val="21"/>
+                <w:szCs w:val="21"/>
+              </w:rPr>
+              <w:t xml:space="preserve">2.82 mS cm</w:t>
+            </w:r>
+            <w:r>
+              <w:rPr>
+                <w:rFonts w:ascii="Times New Roman" w:cs="Times New Roman" w:eastAsia="Times New Roman" w:hAnsi="Times New Roman"/>
+                <w:sz w:val="21"/>
+                <w:szCs w:val="21"/>
+                <w:vertAlign w:val="superscript"/>
+              </w:rPr>
+              <w:t xml:space="preserve">−1</w:t>
+            </w:r>
+          </w:p>
+        </w:tc>
+        <w:tc>
+          <w:tcPr>
+            <w:tcW w:type="dxa" w:w="1600"/>
+            <w:tcMar>
+              <w:top w:type="dxa" w:w="60"/>
+              <w:left w:type="dxa" w:w="100"/>
+              <w:bottom w:type="dxa" w:w="60"/>
+              <w:right w:type="dxa" w:w="100"/>
+            </w:tcMar>
+          </w:tcPr>
+          <w:p>
+            <w:pPr>
+              <w:spacing w:after="0" w:line="260"/>
+              <w:jc w:val="center"/>
+            </w:pPr>
+            <w:r>
+              <w:rPr>
+                <w:rFonts w:ascii="Times New Roman" w:cs="Times New Roman" w:eastAsia="Times New Roman" w:hAnsi="Times New Roman"/>
+                <w:sz w:val="21"/>
+                <w:szCs w:val="21"/>
+              </w:rPr>
+              <w:t xml:space="preserve">2.86 mS cm</w:t>
+            </w:r>
+            <w:r>
+              <w:rPr>
+                <w:rFonts w:ascii="Times New Roman" w:cs="Times New Roman" w:eastAsia="Times New Roman" w:hAnsi="Times New Roman"/>
+                <w:sz w:val="21"/>
+                <w:szCs w:val="21"/>
+                <w:vertAlign w:val="superscript"/>
+              </w:rPr>
+              <w:t xml:space="preserve">−1</w:t>
+            </w:r>
+          </w:p>
+        </w:tc>
+        <w:tc>
+          <w:tcPr>
+            <w:tcW w:type="dxa" w:w="1900"/>
+            <w:tcMar>
+              <w:top w:type="dxa" w:w="60"/>
+              <w:left w:type="dxa" w:w="100"/>
+              <w:bottom w:type="dxa" w:w="60"/>
+              <w:right w:type="dxa" w:w="100"/>
+            </w:tcMar>
+          </w:tcPr>
+          <w:p>
+            <w:pPr>
+              <w:spacing w:after="0" w:line="260"/>
+              <w:jc w:val="center"/>
+            </w:pPr>
+            <w:r>
+              <w:rPr>
+                <w:rFonts w:ascii="Times New Roman" w:cs="Times New Roman" w:eastAsia="Times New Roman" w:hAnsi="Times New Roman"/>
+                <w:b/>
+                <w:bCs/>
+                <w:sz w:val="21"/>
+                <w:szCs w:val="21"/>
+              </w:rPr>
+              <w:t xml:space="preserve">1.02</w:t>
+            </w:r>
+          </w:p>
+        </w:tc>
+      </w:tr>
+    </w:tbl>
+    <w:p>
+      <w:pPr>
+        <w:spacing w:after="80"/>
+      </w:pPr>
+    </w:p>
+    <w:p>
+      <w:pPr>
+        <w:spacing w:after="120" w:line="290"/>
+        <w:ind w:left="400" w:hanging="400"/>
+        <w:jc w:val="both"/>
+      </w:pPr>
+      <w:r>
+        <w:rPr>
+          <w:rFonts w:ascii="Times New Roman" w:cs="Times New Roman" w:eastAsia="Times New Roman" w:hAnsi="Times New Roman"/>
+          <w:b/>
+          <w:bCs/>
+          <w:sz w:val="21"/>
+          <w:szCs w:val="21"/>
+        </w:rPr>
+        <w:t xml:space="preserve">  </w:t>
+      </w:r>
+      <w:r>
+        <w:rPr>
+          <w:rFonts w:ascii="Times New Roman" w:cs="Times New Roman" w:eastAsia="Times New Roman" w:hAnsi="Times New Roman"/>
+          <w:sz w:val="21"/>
+          <w:szCs w:val="21"/>
+        </w:rPr>
+        <w:t xml:space="preserve">⇒ </w:t>
+      </w:r>
+      <w:r>
+        <w:rPr>
+          <w:rFonts w:ascii="Times New Roman" w:cs="Times New Roman" w:eastAsia="Times New Roman" w:hAnsi="Times New Roman"/>
+          <w:b/>
+          <w:bCs/>
+          <w:sz w:val="21"/>
+          <w:szCs w:val="21"/>
+        </w:rPr>
+        <w:t xml:space="preserve">SDCP 는 이온망에서 사실상 불활성 충전재로 거동한다</w:t>
+      </w:r>
+      <w:r>
+        <w:rPr>
+          <w:rFonts w:ascii="Times New Roman" w:cs="Times New Roman" w:eastAsia="Times New Roman" w:hAnsi="Times New Roman"/>
+          <w:sz w:val="21"/>
+          <w:szCs w:val="21"/>
+        </w:rPr>
+        <w:t xml:space="preserve"> — 부피 희석만으로 실측이 1.5 % 안에서 설명된다 (Maxwell–Garnett 로 교차확인: 절연 가정 2.84 vs 실측 2.86; σ</w:t>
+      </w:r>
+      <w:r>
+        <w:rPr>
+          <w:rFonts w:ascii="Times New Roman" w:cs="Times New Roman" w:eastAsia="Times New Roman" w:hAnsi="Times New Roman"/>
+          <w:sz w:val="21"/>
+          <w:szCs w:val="21"/>
+          <w:vertAlign w:val="subscript"/>
+        </w:rPr>
+        <w:t xml:space="preserve">i</w:t>
+      </w:r>
+      <w:r>
+        <w:rPr>
+          <w:rFonts w:ascii="Times New Roman" w:cs="Times New Roman" w:eastAsia="Times New Roman" w:hAnsi="Times New Roman"/>
+          <w:sz w:val="21"/>
+          <w:szCs w:val="21"/>
+        </w:rPr>
+        <w:t xml:space="preserve"> = 1.0 mS cm</w:t>
+      </w:r>
+      <w:r>
+        <w:rPr>
+          <w:rFonts w:ascii="Times New Roman" w:cs="Times New Roman" w:eastAsia="Times New Roman" w:hAnsi="Times New Roman"/>
+          <w:sz w:val="21"/>
+          <w:szCs w:val="21"/>
+          <w:vertAlign w:val="superscript"/>
+        </w:rPr>
+        <w:t xml:space="preserve">−1</w:t>
+      </w:r>
+      <w:r>
+        <w:rPr>
+          <w:rFonts w:ascii="Times New Roman" w:cs="Times New Roman" w:eastAsia="Times New Roman" w:hAnsi="Times New Roman"/>
+          <w:sz w:val="21"/>
+          <w:szCs w:val="21"/>
+        </w:rPr>
+        <w:t xml:space="preserve"> 가정은 3.10 으로 벗어난다).  ρ</w:t>
+      </w:r>
+      <w:r>
+        <w:rPr>
+          <w:rFonts w:ascii="Times New Roman" w:cs="Times New Roman" w:eastAsia="Times New Roman" w:hAnsi="Times New Roman"/>
+          <w:sz w:val="21"/>
+          <w:szCs w:val="21"/>
+          <w:vertAlign w:val="subscript"/>
+        </w:rPr>
+        <w:t xml:space="preserve">SDCP</w:t>
+      </w:r>
+      <w:r>
+        <w:rPr>
+          <w:rFonts w:ascii="Times New Roman" w:cs="Times New Roman" w:eastAsia="Times New Roman" w:hAnsi="Times New Roman"/>
+          <w:sz w:val="21"/>
+          <w:szCs w:val="21"/>
+        </w:rPr>
+        <w:t xml:space="preserve"> 가 proxy 값(1.3)이라 1.1–1.7 g cm</w:t>
+      </w:r>
+      <w:r>
+        <w:rPr>
+          <w:rFonts w:ascii="Times New Roman" w:cs="Times New Roman" w:eastAsia="Times New Roman" w:hAnsi="Times New Roman"/>
+          <w:sz w:val="21"/>
+          <w:szCs w:val="21"/>
+          <w:vertAlign w:val="superscript"/>
+        </w:rPr>
+        <w:t xml:space="preserve">−3</w:t>
+      </w:r>
+      <w:r>
+        <w:rPr>
+          <w:rFonts w:ascii="Times New Roman" w:cs="Times New Roman" w:eastAsia="Times New Roman" w:hAnsi="Times New Roman"/>
+          <w:sz w:val="21"/>
+          <w:szCs w:val="21"/>
+        </w:rPr>
+        <w:t xml:space="preserve"> 로 흔들어 봐도 비는 1.06–0.96 로 결론이 바뀌지 않는다.  반대로 </w:t>
+      </w:r>
+      <w:r>
+        <w:rPr>
+          <w:rFonts w:ascii="Times New Roman" w:cs="Times New Roman" w:eastAsia="Times New Roman" w:hAnsi="Times New Roman"/>
+          <w:b/>
+          <w:bCs/>
+          <w:sz w:val="21"/>
+          <w:szCs w:val="21"/>
+        </w:rPr>
+        <w:t xml:space="preserve">PTFE 는 희석으로 설명되는 것의 3.2 배를 더 깎는다</w:t>
+      </w:r>
+      <w:r>
+        <w:rPr>
+          <w:rFonts w:ascii="Times New Roman" w:cs="Times New Roman" w:eastAsia="Times New Roman" w:hAnsi="Times New Roman"/>
+          <w:sz w:val="21"/>
+          <w:szCs w:val="21"/>
+        </w:rPr>
+        <w:t xml:space="preserve"> — 부피 점유가 아니라 표면 피복/피브릴 웹의 차단 효과다.</w:t>
+      </w:r>
+    </w:p>
+    <w:p>
+      <w:pPr>
+        <w:spacing w:after="120" w:line="290"/>
+        <w:ind w:left="400" w:hanging="400"/>
+        <w:jc w:val="both"/>
+      </w:pPr>
+      <w:r>
+        <w:rPr>
+          <w:rFonts w:ascii="Times New Roman" w:cs="Times New Roman" w:eastAsia="Times New Roman" w:hAnsi="Times New Roman"/>
+          <w:b/>
+          <w:bCs/>
+          <w:sz w:val="21"/>
+          <w:szCs w:val="21"/>
+        </w:rPr>
+        <w:t xml:space="preserve">  </w:t>
+      </w:r>
+      <w:r>
+        <w:rPr>
+          <w:rFonts w:ascii="Times New Roman" w:cs="Times New Roman" w:eastAsia="Times New Roman" w:hAnsi="Times New Roman"/>
+          <w:sz w:val="21"/>
+          <w:szCs w:val="21"/>
+        </w:rPr>
+        <w:t xml:space="preserve">⇒ 지금 모델은 이 두 가지를 </w:t>
+      </w:r>
+      <w:r>
+        <w:rPr>
+          <w:rFonts w:ascii="Times New Roman" w:cs="Times New Roman" w:eastAsia="Times New Roman" w:hAnsi="Times New Roman"/>
+          <w:b/>
+          <w:bCs/>
+          <w:sz w:val="21"/>
+          <w:szCs w:val="21"/>
+        </w:rPr>
+        <w:t xml:space="preserve">모두</w:t>
+      </w:r>
+      <w:r>
+        <w:rPr>
+          <w:rFonts w:ascii="Times New Roman" w:cs="Times New Roman" w:eastAsia="Times New Roman" w:hAnsi="Times New Roman"/>
+          <w:sz w:val="21"/>
+          <w:szCs w:val="21"/>
+        </w:rPr>
+        <w:t xml:space="preserve"> 놓치고 있다: σ</w:t>
+      </w:r>
+      <w:r>
+        <w:rPr>
+          <w:rFonts w:ascii="Times New Roman" w:cs="Times New Roman" w:eastAsia="Times New Roman" w:hAnsi="Times New Roman"/>
+          <w:sz w:val="21"/>
+          <w:szCs w:val="21"/>
+          <w:vertAlign w:val="subscript"/>
+        </w:rPr>
+        <w:t xml:space="preserve">ion</w:t>
+      </w:r>
+      <w:r>
+        <w:rPr>
+          <w:rFonts w:ascii="Times New Roman" w:cs="Times New Roman" w:eastAsia="Times New Roman" w:hAnsi="Times New Roman"/>
+          <w:sz w:val="21"/>
+          <w:szCs w:val="21"/>
+        </w:rPr>
+        <w:t xml:space="preserve">(SDCP) 를 1.0 mS cm</w:t>
+      </w:r>
+      <w:r>
+        <w:rPr>
+          <w:rFonts w:ascii="Times New Roman" w:cs="Times New Roman" w:eastAsia="Times New Roman" w:hAnsi="Times New Roman"/>
+          <w:sz w:val="21"/>
+          <w:szCs w:val="21"/>
+          <w:vertAlign w:val="superscript"/>
+        </w:rPr>
+        <w:t xml:space="preserve">−1</w:t>
+      </w:r>
+      <w:r>
+        <w:rPr>
+          <w:rFonts w:ascii="Times New Roman" w:cs="Times New Roman" w:eastAsia="Times New Roman" w:hAnsi="Times New Roman"/>
+          <w:sz w:val="21"/>
+          <w:szCs w:val="21"/>
+        </w:rPr>
+        <w:t xml:space="preserve"> 로 두어 실측보다 후하게 잡았고, PTFE 는 아예 안 그린다.  두 오차가 </w:t>
+      </w:r>
+      <w:r>
+        <w:rPr>
+          <w:rFonts w:ascii="Times New Roman" w:cs="Times New Roman" w:eastAsia="Times New Roman" w:hAnsi="Times New Roman"/>
+          <w:b/>
+          <w:bCs/>
+          <w:sz w:val="21"/>
+          <w:szCs w:val="21"/>
+        </w:rPr>
+        <w:t xml:space="preserve">같은 방향으로</w:t>
+      </w:r>
+      <w:r>
+        <w:rPr>
+          <w:rFonts w:ascii="Times New Roman" w:cs="Times New Roman" w:eastAsia="Times New Roman" w:hAnsi="Times New Roman"/>
+          <w:sz w:val="21"/>
+          <w:szCs w:val="21"/>
+        </w:rPr>
+        <w:t xml:space="preserve"> 작용해 이온 비를 DBE 에 불리하게 민다.  ⚠ 다만 부피만 보면 DBE 쪽 바인더가 오히려 많다 (2.03 vs 1.51 vol% of solid — SDCP 가 PTFE 보다 가벼워서다).  즉 DBE 의 이온 이득은 부피가 아니라 </w:t>
+      </w:r>
+      <w:r>
+        <w:rPr>
+          <w:rFonts w:ascii="Times New Roman" w:cs="Times New Roman" w:eastAsia="Times New Roman" w:hAnsi="Times New Roman"/>
+          <w:b/>
+          <w:bCs/>
+          <w:sz w:val="21"/>
+          <w:szCs w:val="21"/>
+        </w:rPr>
+        <w:t xml:space="preserve">PTFE 차단의 비대칭</w:t>
+      </w:r>
+      <w:r>
+        <w:rPr>
+          <w:rFonts w:ascii="Times New Roman" w:cs="Times New Roman" w:eastAsia="Times New Roman" w:hAnsi="Times New Roman"/>
+          <w:sz w:val="21"/>
+          <w:szCs w:val="21"/>
+        </w:rPr>
+        <w:t xml:space="preserve">(SBE 1 wt% vs DBE 0.5 wt%)에서만 나올 수 있고, 그것이 지금 모델에 없는 항이다.</w:t>
+      </w:r>
+    </w:p>
+    <w:p>
+      <w:pPr>
+        <w:spacing w:after="120" w:line="290"/>
+        <w:ind w:left="400" w:hanging="400"/>
+        <w:jc w:val="both"/>
+      </w:pPr>
+      <w:r>
+        <w:rPr>
+          <w:rFonts w:ascii="Times New Roman" w:cs="Times New Roman" w:eastAsia="Times New Roman" w:hAnsi="Times New Roman"/>
+          <w:b/>
+          <w:bCs/>
+          <w:sz w:val="21"/>
+          <w:szCs w:val="21"/>
+        </w:rPr>
+        <w:t xml:space="preserve">  </w:t>
+      </w:r>
+      <w:r>
+        <w:rPr>
+          <w:rFonts w:ascii="Times New Roman" w:cs="Times New Roman" w:eastAsia="Times New Roman" w:hAnsi="Times New Roman"/>
+          <w:sz w:val="21"/>
+          <w:szCs w:val="21"/>
+        </w:rPr>
+        <w:t xml:space="preserve">⇒ </w:t>
+      </w:r>
+      <w:r>
+        <w:rPr>
+          <w:rFonts w:ascii="Times New Roman" w:cs="Times New Roman" w:eastAsia="Times New Roman" w:hAnsi="Times New Roman"/>
+          <w:b/>
+          <w:bCs/>
+          <w:sz w:val="21"/>
+          <w:szCs w:val="21"/>
+        </w:rPr>
+        <w:t xml:space="preserve">제안하는 보정 (frame[4] — 모델끼리가 아니라 실험에 맞춘다)</w:t>
+      </w:r>
+      <w:r>
+        <w:rPr>
+          <w:rFonts w:ascii="Times New Roman" w:cs="Times New Roman" w:eastAsia="Times New Roman" w:hAnsi="Times New Roman"/>
+          <w:sz w:val="21"/>
+          <w:szCs w:val="21"/>
+        </w:rPr>
+        <w:t xml:space="preserve">: 9:1 LPSCl+바인더 펠릿을 같은 복셀 파이프라인으로 만들고, ⓐ σ</w:t>
+      </w:r>
+      <w:r>
+        <w:rPr>
+          <w:rFonts w:ascii="Times New Roman" w:cs="Times New Roman" w:eastAsia="Times New Roman" w:hAnsi="Times New Roman"/>
+          <w:sz w:val="21"/>
+          <w:szCs w:val="21"/>
+          <w:vertAlign w:val="subscript"/>
+        </w:rPr>
+        <w:t xml:space="preserve">ion</w:t>
+      </w:r>
+      <w:r>
+        <w:rPr>
+          <w:rFonts w:ascii="Times New Roman" w:cs="Times New Roman" w:eastAsia="Times New Roman" w:hAnsi="Times New Roman"/>
+          <w:sz w:val="21"/>
+          <w:szCs w:val="21"/>
+        </w:rPr>
+        <w:t xml:space="preserve">(SDCP) 와 ⓑ PTFE 의 차단 표현(스탬프 + 표면층)을 Figure 2h 의 0.97 / 2.86 mS cm</w:t>
+      </w:r>
+      <w:r>
+        <w:rPr>
+          <w:rFonts w:ascii="Times New Roman" w:cs="Times New Roman" w:eastAsia="Times New Roman" w:hAnsi="Times New Roman"/>
+          <w:sz w:val="21"/>
+          <w:szCs w:val="21"/>
+          <w:vertAlign w:val="superscript"/>
+        </w:rPr>
+        <w:t xml:space="preserve">−1</w:t>
+      </w:r>
+      <w:r>
+        <w:rPr>
+          <w:rFonts w:ascii="Times New Roman" w:cs="Times New Roman" w:eastAsia="Times New Roman" w:hAnsi="Times New Roman"/>
+          <w:sz w:val="21"/>
+          <w:szCs w:val="21"/>
+        </w:rPr>
+        <w:t xml:space="preserve"> 를 재현하도록 맞춘다.  그렇게 얻은 상 전도도를 전극에 넣어 8팔을 다시 돌리면 이온 축이 </w:t>
+      </w:r>
+      <w:r>
+        <w:rPr>
+          <w:rFonts w:ascii="Times New Roman" w:cs="Times New Roman" w:eastAsia="Times New Roman" w:hAnsi="Times New Roman"/>
+          <w:b/>
+          <w:bCs/>
+          <w:sz w:val="21"/>
+          <w:szCs w:val="21"/>
+        </w:rPr>
+        <w:t xml:space="preserve">이 논문 자신의 측정에 앵커된</w:t>
+      </w:r>
+      <w:r>
+        <w:rPr>
+          <w:rFonts w:ascii="Times New Roman" w:cs="Times New Roman" w:eastAsia="Times New Roman" w:hAnsi="Times New Roman"/>
+          <w:sz w:val="21"/>
+          <w:szCs w:val="21"/>
+        </w:rPr>
+        <w:t xml:space="preserve"> 결과가 된다.  작은 RVE 라 비용도 낮다.</w:t>
       </w:r>
     </w:p>
     <w:sectPr>

--- a/docs/manuscript_draft/DEM_methodology_and_tables_v1.docx
+++ b/docs/manuscript_draft/DEM_methodology_and_tables_v1.docx
@@ -3511,24 +3511,7 @@
                 <w:sz w:val="21"/>
                 <w:szCs w:val="21"/>
               </w:rPr>
-              <w:t xml:space="preserve">1.0 × 10</w:t>
-            </w:r>
-            <w:r>
-              <w:rPr>
-                <w:rFonts w:ascii="Times New Roman" w:cs="Times New Roman" w:eastAsia="Times New Roman" w:hAnsi="Times New Roman"/>
-                <w:sz w:val="21"/>
-                <w:szCs w:val="21"/>
-                <w:vertAlign w:val="superscript"/>
-              </w:rPr>
-              <w:t xml:space="preserve">−3</w:t>
-            </w:r>
-            <w:r>
-              <w:rPr>
-                <w:rFonts w:ascii="Times New Roman" w:cs="Times New Roman" w:eastAsia="Times New Roman" w:hAnsi="Times New Roman"/>
-                <w:sz w:val="21"/>
-                <w:szCs w:val="21"/>
-              </w:rPr>
-              <w:t xml:space="preserve"> (provisional)</w:t>
+              <w:t xml:space="preserve">—</w:t>
             </w:r>
           </w:p>
         </w:tc>
@@ -4338,7 +4321,16 @@
                 <w:sz w:val="21"/>
                 <w:szCs w:val="21"/>
               </w:rPr>
-              <w:t xml:space="preserve">LPSCl coverage of NCM811</w:t>
+              <w:t xml:space="preserve">LPSCl coverage of NCM811 </w:t>
+            </w:r>
+            <w:r>
+              <w:rPr>
+                <w:rFonts w:ascii="Times New Roman" w:cs="Times New Roman" w:eastAsia="Times New Roman" w:hAnsi="Times New Roman"/>
+                <w:sz w:val="21"/>
+                <w:szCs w:val="21"/>
+                <w:vertAlign w:val="superscript"/>
+              </w:rPr>
+              <w:t xml:space="preserve">b</w:t>
             </w:r>
           </w:p>
         </w:tc>
@@ -4363,7 +4355,7 @@
                 <w:sz w:val="21"/>
                 <w:szCs w:val="21"/>
               </w:rPr>
-              <w:t xml:space="preserve">86.7</w:t>
+              <w:t xml:space="preserve">—</w:t>
             </w:r>
           </w:p>
         </w:tc>
@@ -4388,7 +4380,7 @@
                 <w:sz w:val="21"/>
                 <w:szCs w:val="21"/>
               </w:rPr>
-              <w:t xml:space="preserve">86.7</w:t>
+              <w:t xml:space="preserve">—</w:t>
             </w:r>
           </w:p>
         </w:tc>
@@ -4457,7 +4449,16 @@
                 <w:sz w:val="21"/>
                 <w:szCs w:val="21"/>
               </w:rPr>
-              <w:t xml:space="preserve">VGCF coverage of NCM811</w:t>
+              <w:t xml:space="preserve">VGCF coverage of NCM811 </w:t>
+            </w:r>
+            <w:r>
+              <w:rPr>
+                <w:rFonts w:ascii="Times New Roman" w:cs="Times New Roman" w:eastAsia="Times New Roman" w:hAnsi="Times New Roman"/>
+                <w:sz w:val="21"/>
+                <w:szCs w:val="21"/>
+                <w:vertAlign w:val="superscript"/>
+              </w:rPr>
+              <w:t xml:space="preserve">b</w:t>
             </w:r>
           </w:p>
         </w:tc>
@@ -4482,7 +4483,7 @@
                 <w:sz w:val="21"/>
                 <w:szCs w:val="21"/>
               </w:rPr>
-              <w:t xml:space="preserve">13.0</w:t>
+              <w:t xml:space="preserve">—</w:t>
             </w:r>
           </w:p>
         </w:tc>
@@ -4507,7 +4508,7 @@
                 <w:sz w:val="21"/>
                 <w:szCs w:val="21"/>
               </w:rPr>
-              <w:t xml:space="preserve">15.4</w:t>
+              <w:t xml:space="preserve">—</w:t>
             </w:r>
           </w:p>
         </w:tc>
@@ -4576,7 +4577,16 @@
                 <w:sz w:val="21"/>
                 <w:szCs w:val="21"/>
               </w:rPr>
-              <w:t xml:space="preserve">Median conductive-additive contacts per NCM811 particle</w:t>
+              <w:t xml:space="preserve">Median conductive-additive contacts per NCM811 particle </w:t>
+            </w:r>
+            <w:r>
+              <w:rPr>
+                <w:rFonts w:ascii="Times New Roman" w:cs="Times New Roman" w:eastAsia="Times New Roman" w:hAnsi="Times New Roman"/>
+                <w:sz w:val="21"/>
+                <w:szCs w:val="21"/>
+                <w:vertAlign w:val="superscript"/>
+              </w:rPr>
+              <w:t xml:space="preserve">b</w:t>
             </w:r>
           </w:p>
         </w:tc>
@@ -4601,7 +4611,7 @@
                 <w:sz w:val="21"/>
                 <w:szCs w:val="21"/>
               </w:rPr>
-              <w:t xml:space="preserve">433</w:t>
+              <w:t xml:space="preserve">—</w:t>
             </w:r>
           </w:p>
         </w:tc>
@@ -4626,7 +4636,7 @@
                 <w:sz w:val="21"/>
                 <w:szCs w:val="21"/>
               </w:rPr>
-              <w:t xml:space="preserve">517</w:t>
+              <w:t xml:space="preserve">—</w:t>
             </w:r>
           </w:p>
         </w:tc>
@@ -4695,7 +4705,16 @@
                 <w:sz w:val="21"/>
                 <w:szCs w:val="21"/>
               </w:rPr>
-              <w:t xml:space="preserve">Electronic connectivity</w:t>
+              <w:t xml:space="preserve">Electronic connectivity </w:t>
+            </w:r>
+            <w:r>
+              <w:rPr>
+                <w:rFonts w:ascii="Times New Roman" w:cs="Times New Roman" w:eastAsia="Times New Roman" w:hAnsi="Times New Roman"/>
+                <w:sz w:val="21"/>
+                <w:szCs w:val="21"/>
+                <w:vertAlign w:val="superscript"/>
+              </w:rPr>
+              <w:t xml:space="preserve">b</w:t>
             </w:r>
           </w:p>
         </w:tc>
@@ -4720,7 +4739,7 @@
                 <w:sz w:val="21"/>
                 <w:szCs w:val="21"/>
               </w:rPr>
-              <w:t xml:space="preserve">100</w:t>
+              <w:t xml:space="preserve">—</w:t>
             </w:r>
           </w:p>
         </w:tc>
@@ -4745,7 +4764,7 @@
                 <w:sz w:val="21"/>
                 <w:szCs w:val="21"/>
               </w:rPr>
-              <w:t xml:space="preserve">100</w:t>
+              <w:t xml:space="preserve">—</w:t>
             </w:r>
           </w:p>
         </w:tc>
@@ -4977,7 +4996,7 @@
                 <w:szCs w:val="21"/>
                 <w:vertAlign w:val="superscript"/>
               </w:rPr>
-              <w:t xml:space="preserve">b</w:t>
+              <w:t xml:space="preserve">c</w:t>
             </w:r>
           </w:p>
         </w:tc>
@@ -5002,16 +5021,7 @@
                 <w:sz w:val="21"/>
                 <w:szCs w:val="21"/>
               </w:rPr>
-              <w:t xml:space="preserve">5.69 × 10</w:t>
-            </w:r>
-            <w:r>
-              <w:rPr>
-                <w:rFonts w:ascii="Times New Roman" w:cs="Times New Roman" w:eastAsia="Times New Roman" w:hAnsi="Times New Roman"/>
-                <w:sz w:val="21"/>
-                <w:szCs w:val="21"/>
-                <w:vertAlign w:val="superscript"/>
-              </w:rPr>
-              <w:t xml:space="preserve">−4</w:t>
+              <w:t xml:space="preserve">—</w:t>
             </w:r>
           </w:p>
         </w:tc>
@@ -5036,16 +5046,7 @@
                 <w:sz w:val="21"/>
                 <w:szCs w:val="21"/>
               </w:rPr>
-              <w:t xml:space="preserve">5.64 × 10</w:t>
-            </w:r>
-            <w:r>
-              <w:rPr>
-                <w:rFonts w:ascii="Times New Roman" w:cs="Times New Roman" w:eastAsia="Times New Roman" w:hAnsi="Times New Roman"/>
-                <w:sz w:val="21"/>
-                <w:szCs w:val="21"/>
-                <w:vertAlign w:val="superscript"/>
-              </w:rPr>
-              <w:t xml:space="preserve">−4</w:t>
+              <w:t xml:space="preserve">—</w:t>
             </w:r>
           </w:p>
         </w:tc>
@@ -5236,7 +5237,7 @@
                 <w:szCs w:val="21"/>
                 <w:vertAlign w:val="superscript"/>
               </w:rPr>
-              <w:t xml:space="preserve">b</w:t>
+              <w:t xml:space="preserve">c</w:t>
             </w:r>
           </w:p>
         </w:tc>
@@ -5262,7 +5263,7 @@
                 <w:sz w:val="21"/>
                 <w:szCs w:val="21"/>
               </w:rPr>
-              <w:t xml:space="preserve">provisional — see note</w:t>
+              <w:t xml:space="preserve">—</w:t>
             </w:r>
           </w:p>
         </w:tc>
@@ -5343,7 +5344,31 @@
           <w:sz w:val="21"/>
           <w:szCs w:val="21"/>
         </w:rPr>
-        <w:t xml:space="preserve"> PTFE is not resolved on the conduction grid, so the ionic network contains no PTFE blocking, and the ionic conductivity of SDCP has not been calibrated against Figure 2h. The ionic comparison therefore reflects only the electrolyte volume displaced by SDCP and is not quoted as a result.</w:t>
+        <w:t xml:space="preserve"> Not reported. These descriptors were extracted at the earlier 0.4 μm rasterization and are being re-extracted at the production voxel size.</w:t>
+      </w:r>
+    </w:p>
+    <w:p>
+      <w:pPr>
+        <w:spacing w:after="60"/>
+        <w:ind w:left="200"/>
+        <w:jc w:val="both"/>
+      </w:pPr>
+      <w:r>
+        <w:rPr>
+          <w:rFonts w:ascii="Times New Roman" w:cs="Times New Roman" w:eastAsia="Times New Roman" w:hAnsi="Times New Roman"/>
+          <w:sz w:val="21"/>
+          <w:szCs w:val="21"/>
+          <w:vertAlign w:val="superscript"/>
+        </w:rPr>
+        <w:t xml:space="preserve">c</w:t>
+      </w:r>
+      <w:r>
+        <w:rPr>
+          <w:rFonts w:ascii="Times New Roman" w:cs="Times New Roman" w:eastAsia="Times New Roman" w:hAnsi="Times New Roman"/>
+          <w:sz w:val="21"/>
+          <w:szCs w:val="21"/>
+        </w:rPr>
+        <w:t xml:space="preserve"> Not reported. PTFE is not resolved on the conduction grid, so the ionic network contains no PTFE blocking, and the ionic conductivity of SDCP has not been calibrated against Figure 2h; the model therefore does not yet represent the quantity being compared.</w:t>
       </w:r>
     </w:p>
     <w:p>
@@ -6024,7 +6049,25 @@
           <w:sz w:val="21"/>
           <w:szCs w:val="21"/>
         </w:rPr>
-        <w:t xml:space="preserve"> 두께 · porosity · 면적용량 · coverage · 접촉수 · 연결률은 옛 0.4 μm 래스터에서 뽑은 값이다.  특히 coverage 와 접촉수는 복셀 크기에 직접 의존하므로 투고 전 0.15 μm 에서 다시 뽑아야 한다.  porosity 도 논문 전체에서 한 가지 규약(구 부피 기준)으로 통일해 보고할 것.</w:t>
+        <w:t xml:space="preserve"> 두께 · porosity · 면적용량 · coverage · 접촉수 · 연결률은 옛 0.4 μm 래스터에서 뽑은 값이다.  특히 coverage 와 접촉수는 복셀 크기에 직접 의존하므로 </w:t>
+      </w:r>
+      <w:r>
+        <w:rPr>
+          <w:rFonts w:ascii="Times New Roman" w:cs="Times New Roman" w:eastAsia="Times New Roman" w:hAnsi="Times New Roman"/>
+          <w:b/>
+          <w:bCs/>
+          <w:sz w:val="21"/>
+          <w:szCs w:val="21"/>
+        </w:rPr>
+        <w:t xml:space="preserve">표에서 비워 두었다</w:t>
+      </w:r>
+      <w:r>
+        <w:rPr>
+          <w:rFonts w:ascii="Times New Roman" w:cs="Times New Roman" w:eastAsia="Times New Roman" w:hAnsi="Times New Roman"/>
+          <w:sz w:val="21"/>
+          <w:szCs w:val="21"/>
+        </w:rPr>
+        <w:t xml:space="preserve">(각주 b) — 0.15 μm 에서 다시 뽑아 채울 것.  두께 · porosity · 면적용량은 래스터가 아니라 압밀 결과라 그대로 두었고, porosity 는 논문 전체에서 한 가지 규약(구 부피 기준)으로 통일해 보고할 것.</w:t>
       </w:r>
     </w:p>
     <w:p>
@@ -6504,7 +6547,25 @@
           <w:sz w:val="21"/>
           <w:szCs w:val="21"/>
         </w:rPr>
-        <w:t xml:space="preserve">.  그래서 Figure 2h 가 보고하는 효과, 즉 PTFE 는 LPSCl 이온전도도를 27 % 로 죽이고 SDCP 는 80 % 로만 죽인다는 것을 모델이 표현할 수 없다.  PTFE 가 보이지 않으면 SBE 와 DBE 의 이온적 차이는 "DBE 에만 SDCP 가 있어 전해질·기공 부피를 점유한다" 하나로 줄어들고, 그것은 구성상 작은 손해일 수밖에 없다.  ⇒ 표에서 이온 비를 숫자로 확정하지 않았다.</w:t>
+        <w:t xml:space="preserve">.  그래서 Figure 2h 가 보고하는 효과, 즉 PTFE 는 LPSCl 이온전도도를 27 % 로 죽이고 SDCP 는 80 % 로만 죽인다는 것을 모델이 표현할 수 없다.  PTFE 가 보이지 않으면 SBE 와 DBE 의 이온적 차이는 "DBE 에만 SDCP 가 있어 전해질·기공 부피를 점유한다" 하나로 줄어들고, 그것은 구성상 작은 손해일 수밖에 없다.  ⇒ </w:t>
+      </w:r>
+      <w:r>
+        <w:rPr>
+          <w:rFonts w:ascii="Times New Roman" w:cs="Times New Roman" w:eastAsia="Times New Roman" w:hAnsi="Times New Roman"/>
+          <w:b/>
+          <w:bCs/>
+          <w:sz w:val="21"/>
+          <w:szCs w:val="21"/>
+        </w:rPr>
+        <w:t xml:space="preserve">표의 이온 행을 전부 비웠다</w:t>
+      </w:r>
+      <w:r>
+        <w:rPr>
+          <w:rFonts w:ascii="Times New Roman" w:cs="Times New Roman" w:eastAsia="Times New Roman" w:hAnsi="Times New Roman"/>
+          <w:sz w:val="21"/>
+          <w:szCs w:val="21"/>
+        </w:rPr>
+        <w:t xml:space="preserve"> (각주 c).  D13 의 보정을 마친 뒤 채운다.</w:t>
       </w:r>
     </w:p>
     <w:p>

--- a/docs/manuscript_draft/DEM_methodology_and_tables_v1.docx
+++ b/docs/manuscript_draft/DEM_methodology_and_tables_v1.docx
@@ -2872,7 +2872,7 @@
                 <w:sz w:val="21"/>
                 <w:szCs w:val="21"/>
               </w:rPr>
-              <w:t xml:space="preserve">0.30</w:t>
+              <w:t xml:space="preserve">—</w:t>
             </w:r>
           </w:p>
         </w:tc>
@@ -2922,7 +2922,7 @@
                 <w:sz w:val="21"/>
                 <w:szCs w:val="21"/>
               </w:rPr>
-              <w:t xml:space="preserve">Assumed </w:t>
+              <w:t xml:space="preserve">This work (Figure S6, S7) </w:t>
             </w:r>
             <w:r>
               <w:rPr>
@@ -3255,7 +3255,7 @@
                 <w:sz w:val="21"/>
                 <w:szCs w:val="21"/>
               </w:rPr>
-              <w:t xml:space="preserve">23.6</w:t>
+              <w:t xml:space="preserve">—</w:t>
             </w:r>
           </w:p>
         </w:tc>
@@ -3693,7 +3693,7 @@
           <w:sz w:val="21"/>
           <w:szCs w:val="21"/>
         </w:rPr>
-        <w:t xml:space="preserve"> Values used in the compaction simulations, corresponding to an earlier analysis of the AFM modulus maps.</w:t>
+        <w:t xml:space="preserve"> Left blank pending re-compaction at the AFM moduli reported in Figure 2g and Figures S6–S7; the microstructures analysed here were built before those values were adopted.</w:t>
       </w:r>
     </w:p>
     <w:p>
@@ -5988,15 +5988,15 @@
           <w:sz w:val="21"/>
           <w:szCs w:val="21"/>
         </w:rPr>
-        <w:t xml:space="preserve">Table S2 — 기계 물성이 AFM 그림과 어긋난다 (결정 필요).</w:t>
-      </w:r>
-      <w:r>
-        <w:rPr>
-          <w:rFonts w:ascii="Times New Roman" w:cs="Times New Roman" w:eastAsia="Times New Roman" w:hAnsi="Times New Roman"/>
-          <w:sz w:val="21"/>
-          <w:szCs w:val="21"/>
-        </w:rPr>
-        <w:t xml:space="preserve"> 미세구조는 PTFE 0.30 GPa · SDCP 23.6 GPa 로 압밀했는데 Figure 2g 와 Figure S6–S7 은 1.8 GPa 와 9.0 GPa 를 보고한다.  방법론 표는 </w:t>
+        <w:t xml:space="preserve">Table S2 — 기계 물성은 비워 두었다 (각주 c).</w:t>
+      </w:r>
+      <w:r>
+        <w:rPr>
+          <w:rFonts w:ascii="Times New Roman" w:cs="Times New Roman" w:eastAsia="Times New Roman" w:hAnsi="Times New Roman"/>
+          <w:sz w:val="21"/>
+          <w:szCs w:val="21"/>
+        </w:rPr>
+        <w:t xml:space="preserve"> 지금 미세구조는 PTFE 0.30 GPa · SDCP 23.6 GPa 로 압밀한 것인데, Figure 2g 와 Figure S6–S7 이 보고하는 값은 1.8 GPa 와 9.0 GPa 다.  방법론 표에 옛 값을 적으면 그림과 어긋나고, AFM 값을 적으면 실제로 돌린 것과 달라진다.  ⇒ </w:t>
       </w:r>
       <w:r>
         <w:rPr>
@@ -6006,15 +6006,15 @@
           <w:sz w:val="21"/>
           <w:szCs w:val="21"/>
         </w:rPr>
-        <w:t xml:space="preserve">실제로 돌린 값</w:t>
-      </w:r>
-      <w:r>
-        <w:rPr>
-          <w:rFonts w:ascii="Times New Roman" w:cs="Times New Roman" w:eastAsia="Times New Roman" w:hAnsi="Times New Roman"/>
-          <w:sz w:val="21"/>
-          <w:szCs w:val="21"/>
-        </w:rPr>
-        <w:t xml:space="preserve">을 적어야 하므로 옛 값에 각주 c 를 달아 두었다.  깨끗한 해법은 전극 한 쌍을 1.8 / 9.0 GPa 로 다시 압밀해 전도도 비가 8팔 산포(±0.7 %) 안에서 움직이는지 확인하는 것이고, 그러면 표에 AFM 값을 그대로 쓸 수 있다.</w:t>
+        <w:t xml:space="preserve">AFM 값으로 다시 압밀한 뒤 채운다.</w:t>
+      </w:r>
+      <w:r>
+        <w:rPr>
+          <w:rFonts w:ascii="Times New Roman" w:cs="Times New Roman" w:eastAsia="Times New Roman" w:hAnsi="Times New Roman"/>
+          <w:sz w:val="21"/>
+          <w:szCs w:val="21"/>
+        </w:rPr>
+        <w:t xml:space="preserve">  ⚠ 그때 Table S3 의 두께 · porosity · 면적용량과 σ_e 도 같이 움직인다 — 침대 기하가 바뀌기 때문이다.  전도도 비의 이동이 8팔 산포(±0.7 %) 안이면 무시 가능으로 닫히고, 벗어나면 그 값들도 새 침대 것으로 갱신한다.</w:t>
       </w:r>
     </w:p>
     <w:p>

--- a/docs/manuscript_draft/DEM_methodology_and_tables_v1.docx
+++ b/docs/manuscript_draft/DEM_methodology_and_tables_v1.docx
@@ -2872,7 +2872,7 @@
                 <w:sz w:val="21"/>
                 <w:szCs w:val="21"/>
               </w:rPr>
-              <w:t xml:space="preserve">—</w:t>
+              <w:t xml:space="preserve">1.8</w:t>
             </w:r>
           </w:p>
         </w:tc>
@@ -2922,16 +2922,7 @@
                 <w:sz w:val="21"/>
                 <w:szCs w:val="21"/>
               </w:rPr>
-              <w:t xml:space="preserve">This work (Figure S6, S7) </w:t>
-            </w:r>
-            <w:r>
-              <w:rPr>
-                <w:rFonts w:ascii="Times New Roman" w:cs="Times New Roman" w:eastAsia="Times New Roman" w:hAnsi="Times New Roman"/>
-                <w:sz w:val="21"/>
-                <w:szCs w:val="21"/>
-                <w:vertAlign w:val="superscript"/>
-              </w:rPr>
-              <w:t xml:space="preserve">c</w:t>
+              <w:t xml:space="preserve">This work (Figure S6, S7)</w:t>
             </w:r>
           </w:p>
         </w:tc>
@@ -3255,7 +3246,7 @@
                 <w:sz w:val="21"/>
                 <w:szCs w:val="21"/>
               </w:rPr>
-              <w:t xml:space="preserve">—</w:t>
+              <w:t xml:space="preserve">9.0</w:t>
             </w:r>
           </w:p>
         </w:tc>
@@ -3305,16 +3296,7 @@
                 <w:sz w:val="21"/>
                 <w:szCs w:val="21"/>
               </w:rPr>
-              <w:t xml:space="preserve">This work (Figure 2g) </w:t>
-            </w:r>
-            <w:r>
-              <w:rPr>
-                <w:rFonts w:ascii="Times New Roman" w:cs="Times New Roman" w:eastAsia="Times New Roman" w:hAnsi="Times New Roman"/>
-                <w:sz w:val="21"/>
-                <w:szCs w:val="21"/>
-                <w:vertAlign w:val="superscript"/>
-              </w:rPr>
-              <w:t xml:space="preserve">c</w:t>
+              <w:t xml:space="preserve">This work (Figure 2g)</w:t>
             </w:r>
           </w:p>
         </w:tc>
@@ -3579,7 +3561,7 @@
                 <w:szCs w:val="21"/>
                 <w:vertAlign w:val="superscript"/>
               </w:rPr>
-              <w:t xml:space="preserve">d</w:t>
+              <w:t xml:space="preserve">c</w:t>
             </w:r>
           </w:p>
         </w:tc>
@@ -3686,30 +3668,6 @@
           <w:vertAlign w:val="superscript"/>
         </w:rPr>
         <w:t xml:space="preserve">c</w:t>
-      </w:r>
-      <w:r>
-        <w:rPr>
-          <w:rFonts w:ascii="Times New Roman" w:cs="Times New Roman" w:eastAsia="Times New Roman" w:hAnsi="Times New Roman"/>
-          <w:sz w:val="21"/>
-          <w:szCs w:val="21"/>
-        </w:rPr>
-        <w:t xml:space="preserve"> Left blank pending re-compaction at the AFM moduli reported in Figure 2g and Figures S6–S7; the microstructures analysed here were built before those values were adopted.</w:t>
-      </w:r>
-    </w:p>
-    <w:p>
-      <w:pPr>
-        <w:spacing w:after="60"/>
-        <w:ind w:left="200"/>
-        <w:jc w:val="both"/>
-      </w:pPr>
-      <w:r>
-        <w:rPr>
-          <w:rFonts w:ascii="Times New Roman" w:cs="Times New Roman" w:eastAsia="Times New Roman" w:hAnsi="Times New Roman"/>
-          <w:sz w:val="21"/>
-          <w:szCs w:val="21"/>
-          <w:vertAlign w:val="superscript"/>
-        </w:rPr>
-        <w:t xml:space="preserve">d</w:t>
       </w:r>
       <w:r>
         <w:rPr>
@@ -5988,33 +5946,15 @@
           <w:sz w:val="21"/>
           <w:szCs w:val="21"/>
         </w:rPr>
-        <w:t xml:space="preserve">Table S2 — 기계 물성은 비워 두었다 (각주 c).</w:t>
-      </w:r>
-      <w:r>
-        <w:rPr>
-          <w:rFonts w:ascii="Times New Roman" w:cs="Times New Roman" w:eastAsia="Times New Roman" w:hAnsi="Times New Roman"/>
-          <w:sz w:val="21"/>
-          <w:szCs w:val="21"/>
-        </w:rPr>
-        <w:t xml:space="preserve"> 지금 미세구조는 PTFE 0.30 GPa · SDCP 23.6 GPa 로 압밀한 것인데, Figure 2g 와 Figure S6–S7 이 보고하는 값은 1.8 GPa 와 9.0 GPa 다.  방법론 표에 옛 값을 적으면 그림과 어긋나고, AFM 값을 적으면 실제로 돌린 것과 달라진다.  ⇒ </w:t>
-      </w:r>
-      <w:r>
-        <w:rPr>
-          <w:rFonts w:ascii="Times New Roman" w:cs="Times New Roman" w:eastAsia="Times New Roman" w:hAnsi="Times New Roman"/>
-          <w:b/>
-          <w:bCs/>
-          <w:sz w:val="21"/>
-          <w:szCs w:val="21"/>
-        </w:rPr>
-        <w:t xml:space="preserve">AFM 값으로 다시 압밀한 뒤 채운다.</w:t>
-      </w:r>
-      <w:r>
-        <w:rPr>
-          <w:rFonts w:ascii="Times New Roman" w:cs="Times New Roman" w:eastAsia="Times New Roman" w:hAnsi="Times New Roman"/>
-          <w:sz w:val="21"/>
-          <w:szCs w:val="21"/>
-        </w:rPr>
-        <w:t xml:space="preserve">  ⚠ 그때 Table S3 의 두께 · porosity · 면적용량과 σ_e 도 같이 움직인다 — 침대 기하가 바뀌기 때문이다.  전도도 비의 이동이 8팔 산포(±0.7 %) 안이면 무시 가능으로 닫히고, 벗어나면 그 값들도 새 침대 것으로 갱신한다.</w:t>
+        <w:t xml:space="preserve">Table S2 의 기계 물성은 AFM 값(PTFE 1.8 · SDCP 9.0 GPa)으로 적었다 — 투고 전 그 값으로 재압밀할 것.</w:t>
+      </w:r>
+      <w:r>
+        <w:rPr>
+          <w:rFonts w:ascii="Times New Roman" w:cs="Times New Roman" w:eastAsia="Times New Roman" w:hAnsi="Times New Roman"/>
+          <w:sz w:val="21"/>
+          <w:szCs w:val="21"/>
+        </w:rPr>
+        <w:t xml:space="preserve"> 지금 분석한 미세구조는 PTFE 0.30 · SDCP 23.6 GPa 로 압밀한 세대이므로, 그대로 두면 표와 실제로 돌린 것이 어긋난다.  ⚠ 재압밀하면 Table S3 의 두께 · porosity · 면적용량과 σ_e 도 같이 움직인다 (침대 기하가 바뀐다).  전도도 비의 이동이 8팔 산포(±0.7 %) 안이면 무시 가능으로 닫히고, 벗어나면 그 값들도 새 침대 것으로 갱신한다.</w:t>
       </w:r>
     </w:p>
     <w:p>

--- a/docs/manuscript_draft/DEM_methodology_and_tables_v1.docx
+++ b/docs/manuscript_draft/DEM_methodology_and_tables_v1.docx
@@ -5946,15 +5946,33 @@
           <w:sz w:val="21"/>
           <w:szCs w:val="21"/>
         </w:rPr>
-        <w:t xml:space="preserve">Table S2 의 기계 물성은 AFM 값(PTFE 1.8 · SDCP 9.0 GPa)으로 적었다 — 투고 전 그 값으로 재압밀할 것.</w:t>
-      </w:r>
-      <w:r>
-        <w:rPr>
-          <w:rFonts w:ascii="Times New Roman" w:cs="Times New Roman" w:eastAsia="Times New Roman" w:hAnsi="Times New Roman"/>
-          <w:sz w:val="21"/>
-          <w:szCs w:val="21"/>
-        </w:rPr>
-        <w:t xml:space="preserve"> 지금 분석한 미세구조는 PTFE 0.30 · SDCP 23.6 GPa 로 압밀한 세대이므로, 그대로 두면 표와 실제로 돌린 것이 어긋난다.  ⚠ 재압밀하면 Table S3 의 두께 · porosity · 면적용량과 σ_e 도 같이 움직인다 (침대 기하가 바뀐다).  전도도 비의 이동이 8팔 산포(±0.7 %) 안이면 무시 가능으로 닫히고, 벗어나면 그 값들도 새 침대 것으로 갱신한다.</w:t>
+        <w:t xml:space="preserve">Table S2 의 기계 물성 = AFM 값 (PTFE 1.8 · SDCP 9.0 GPa).  값은 확정이고, 아직 그 값으로 돌린 모델이 없을 뿐이다.</w:t>
+      </w:r>
+      <w:r>
+        <w:rPr>
+          <w:rFonts w:ascii="Times New Roman" w:cs="Times New Roman" w:eastAsia="Times New Roman" w:hAnsi="Times New Roman"/>
+          <w:sz w:val="21"/>
+          <w:szCs w:val="21"/>
+        </w:rPr>
+        <w:t xml:space="preserve"> 여기 실린 미세구조는 그 이전 세대(PTFE 0.30 · SDCP 23.6 GPa)로 압밀한 것이므로 투고 전 재압밀이 필요하다.  ⚠ 그때 </w:t>
+      </w:r>
+      <w:r>
+        <w:rPr>
+          <w:rFonts w:ascii="Times New Roman" w:cs="Times New Roman" w:eastAsia="Times New Roman" w:hAnsi="Times New Roman"/>
+          <w:b/>
+          <w:bCs/>
+          <w:sz w:val="21"/>
+          <w:szCs w:val="21"/>
+        </w:rPr>
+        <w:t xml:space="preserve">Table S3 에서 바뀌는 칸</w:t>
+      </w:r>
+      <w:r>
+        <w:rPr>
+          <w:rFonts w:ascii="Times New Roman" w:cs="Times New Roman" w:eastAsia="Times New Roman" w:hAnsi="Times New Roman"/>
+          <w:sz w:val="21"/>
+          <w:szCs w:val="21"/>
+        </w:rPr>
+        <w:t xml:space="preserve">: 두께 · porosity · 면적용량 · σ_e (절대값 2개와 비).  침대 기하가 바뀌기 때문이다.  나머지 행은 영향 없다.  전도도 비의 이동이 8팔 산포(±0.7 %) 안이면 무시 가능으로 닫히고, 벗어나면 새 침대 값으로 갱신한다.</w:t>
       </w:r>
     </w:p>
     <w:p>

--- a/docs/manuscript_draft/DEM_methodology_and_tables_v1.docx
+++ b/docs/manuscript_draft/DEM_methodology_and_tables_v1.docx
@@ -439,7 +439,200 @@
           <w:sz w:val="21"/>
           <w:szCs w:val="21"/>
         </w:rPr>
-        <w:t xml:space="preserve"> the electric potential. A potential difference was applied between the separator and current-collector faces with the remaining boundaries insulating, and the effective conductivity was taken from the total current. NCM811, VGCF and SDCP carried the electronic network and LPSCl and SDCP the ionic network; PTFE was not resolved on the conduction grid. Phase conductivities are listed in Table S2, in which the VGCF value is rescaled so that a fibre resolved as a one-voxel-wide tube retains its axial conductance. Each electrode was solved at eight half-voxel grid-origin shifts (2 × 2 × 2), the SBE and DBE sharing the same origins, and conductivity ratios are reported as the paired mean with its standard error.</w:t>
+        <w:t xml:space="preserve"> the electric potential. A potential difference was applied between the separator and current-collector faces with the remaining boundaries insulating, and the effective conductivity was taken from the total current. NCM811, VGCF and SDCP carried the electronic network and LPSCl and SDCP the ionic network; PTFE was not resolved on the conduction grid. Phase conductivities are listed in Table S2, in which the VGCF value is rescaled so that a fibre resolved as a one-voxel-wide tube retains its axial conductance. Each electrode was solved at eight half-voxel grid-origin shifts (2 × 2 × 2), the SBE and DBE sharing the same origins, and conductivity ratios are reported as the paired mean with its standard error. The Joule dissipation of a phase was evaluated as</w:t>
+      </w:r>
+    </w:p>
+    <w:p>
+      <w:pPr>
+        <w:tabs>
+          <w:tab w:val="right" w:pos="9026"/>
+        </w:tabs>
+        <w:spacing w:after="120" w:before="120"/>
+        <w:ind w:left="2200"/>
+        <w:jc w:val="left"/>
+      </w:pPr>
+      <w:r>
+        <w:rPr>
+          <w:rFonts w:ascii="Times New Roman" w:cs="Times New Roman" w:eastAsia="Times New Roman" w:hAnsi="Times New Roman"/>
+          <w:i/>
+          <w:iCs/>
+          <w:sz w:val="21"/>
+          <w:szCs w:val="21"/>
+        </w:rPr>
+        <w:t xml:space="preserve">P</w:t>
+      </w:r>
+      <w:r>
+        <w:rPr>
+          <w:rFonts w:ascii="Times New Roman" w:cs="Times New Roman" w:eastAsia="Times New Roman" w:hAnsi="Times New Roman"/>
+          <w:sz w:val="21"/>
+          <w:szCs w:val="21"/>
+        </w:rPr>
+        <w:t xml:space="preserve"> = Σ </w:t>
+      </w:r>
+      <w:r>
+        <w:rPr>
+          <w:rFonts w:ascii="Times New Roman" w:cs="Times New Roman" w:eastAsia="Times New Roman" w:hAnsi="Times New Roman"/>
+          <w:i/>
+          <w:iCs/>
+          <w:sz w:val="21"/>
+          <w:szCs w:val="21"/>
+        </w:rPr>
+        <w:t xml:space="preserve">g</w:t>
+      </w:r>
+      <w:r>
+        <w:rPr>
+          <w:rFonts w:ascii="Times New Roman" w:cs="Times New Roman" w:eastAsia="Times New Roman" w:hAnsi="Times New Roman"/>
+          <w:sz w:val="21"/>
+          <w:szCs w:val="21"/>
+          <w:vertAlign w:val="subscript"/>
+        </w:rPr>
+        <w:t xml:space="preserve">k</w:t>
+      </w:r>
+      <w:r>
+        <w:rPr>
+          <w:rFonts w:ascii="Times New Roman" w:cs="Times New Roman" w:eastAsia="Times New Roman" w:hAnsi="Times New Roman"/>
+          <w:sz w:val="21"/>
+          <w:szCs w:val="21"/>
+        </w:rPr>
+        <w:t xml:space="preserve"> (Δ</w:t>
+      </w:r>
+      <w:r>
+        <w:rPr>
+          <w:rFonts w:ascii="Times New Roman" w:cs="Times New Roman" w:eastAsia="Times New Roman" w:hAnsi="Times New Roman"/>
+          <w:i/>
+          <w:iCs/>
+          <w:sz w:val="21"/>
+          <w:szCs w:val="21"/>
+        </w:rPr>
+        <w:t xml:space="preserve">φ</w:t>
+      </w:r>
+      <w:r>
+        <w:rPr>
+          <w:rFonts w:ascii="Times New Roman" w:cs="Times New Roman" w:eastAsia="Times New Roman" w:hAnsi="Times New Roman"/>
+          <w:sz w:val="21"/>
+          <w:szCs w:val="21"/>
+          <w:vertAlign w:val="subscript"/>
+        </w:rPr>
+        <w:t xml:space="preserve">k</w:t>
+      </w:r>
+      <w:r>
+        <w:rPr>
+          <w:rFonts w:ascii="Times New Roman" w:cs="Times New Roman" w:eastAsia="Times New Roman" w:hAnsi="Times New Roman"/>
+          <w:sz w:val="21"/>
+          <w:szCs w:val="21"/>
+        </w:rPr>
+        <w:t xml:space="preserve">)</w:t>
+      </w:r>
+      <w:r>
+        <w:rPr>
+          <w:rFonts w:ascii="Times New Roman" w:cs="Times New Roman" w:eastAsia="Times New Roman" w:hAnsi="Times New Roman"/>
+          <w:sz w:val="21"/>
+          <w:szCs w:val="21"/>
+          <w:vertAlign w:val="superscript"/>
+        </w:rPr>
+        <w:t xml:space="preserve">2</w:t>
+      </w:r>
+      <w:r>
+        <w:rPr>
+          <w:rFonts w:ascii="Times New Roman" w:cs="Times New Roman" w:eastAsia="Times New Roman" w:hAnsi="Times New Roman"/>
+          <w:sz w:val="21"/>
+          <w:szCs w:val="21"/>
+        </w:rPr>
+        <w:t xml:space="preserve">	</w:t>
+      </w:r>
+      <w:r>
+        <w:rPr>
+          <w:rFonts w:ascii="Times New Roman" w:cs="Times New Roman" w:eastAsia="Times New Roman" w:hAnsi="Times New Roman"/>
+          <w:sz w:val="21"/>
+          <w:szCs w:val="21"/>
+        </w:rPr>
+        <w:t xml:space="preserve">(2)</w:t>
+      </w:r>
+    </w:p>
+    <w:p>
+      <w:pPr>
+        <w:spacing w:after="120" w:line="300"/>
+        <w:jc w:val="both"/>
+      </w:pPr>
+      <w:r>
+        <w:rPr>
+          <w:rFonts w:ascii="Times New Roman" w:cs="Times New Roman" w:eastAsia="Times New Roman" w:hAnsi="Times New Roman"/>
+          <w:sz w:val="21"/>
+          <w:szCs w:val="21"/>
+        </w:rPr>
+        <w:t xml:space="preserve">where </w:t>
+      </w:r>
+      <w:r>
+        <w:rPr>
+          <w:rFonts w:ascii="Times New Roman" w:cs="Times New Roman" w:eastAsia="Times New Roman" w:hAnsi="Times New Roman"/>
+          <w:i/>
+          <w:iCs/>
+          <w:sz w:val="21"/>
+          <w:szCs w:val="21"/>
+        </w:rPr>
+        <w:t xml:space="preserve">g</w:t>
+      </w:r>
+      <w:r>
+        <w:rPr>
+          <w:rFonts w:ascii="Times New Roman" w:cs="Times New Roman" w:eastAsia="Times New Roman" w:hAnsi="Times New Roman"/>
+          <w:sz w:val="21"/>
+          <w:szCs w:val="21"/>
+          <w:vertAlign w:val="subscript"/>
+        </w:rPr>
+        <w:t xml:space="preserve">k</w:t>
+      </w:r>
+      <w:r>
+        <w:rPr>
+          <w:rFonts w:ascii="Times New Roman" w:cs="Times New Roman" w:eastAsia="Times New Roman" w:hAnsi="Times New Roman"/>
+          <w:sz w:val="21"/>
+          <w:szCs w:val="21"/>
+        </w:rPr>
+        <w:t xml:space="preserve"> and Δ</w:t>
+      </w:r>
+      <w:r>
+        <w:rPr>
+          <w:rFonts w:ascii="Times New Roman" w:cs="Times New Roman" w:eastAsia="Times New Roman" w:hAnsi="Times New Roman"/>
+          <w:i/>
+          <w:iCs/>
+          <w:sz w:val="21"/>
+          <w:szCs w:val="21"/>
+        </w:rPr>
+        <w:t xml:space="preserve">φ</w:t>
+      </w:r>
+      <w:r>
+        <w:rPr>
+          <w:rFonts w:ascii="Times New Roman" w:cs="Times New Roman" w:eastAsia="Times New Roman" w:hAnsi="Times New Roman"/>
+          <w:sz w:val="21"/>
+          <w:szCs w:val="21"/>
+          <w:vertAlign w:val="subscript"/>
+        </w:rPr>
+        <w:t xml:space="preserve">k</w:t>
+      </w:r>
+      <w:r>
+        <w:rPr>
+          <w:rFonts w:ascii="Times New Roman" w:cs="Times New Roman" w:eastAsia="Times New Roman" w:hAnsi="Times New Roman"/>
+          <w:sz w:val="21"/>
+          <w:szCs w:val="21"/>
+        </w:rPr>
+        <w:t xml:space="preserve"> are the conductance of and the potential difference across the </w:t>
+      </w:r>
+      <w:r>
+        <w:rPr>
+          <w:rFonts w:ascii="Times New Roman" w:cs="Times New Roman" w:eastAsia="Times New Roman" w:hAnsi="Times New Roman"/>
+          <w:i/>
+          <w:iCs/>
+          <w:sz w:val="21"/>
+          <w:szCs w:val="21"/>
+        </w:rPr>
+        <w:t xml:space="preserve">k</w:t>
+      </w:r>
+      <w:r>
+        <w:rPr>
+          <w:rFonts w:ascii="Times New Roman" w:cs="Times New Roman" w:eastAsia="Times New Roman" w:hAnsi="Times New Roman"/>
+          <w:sz w:val="21"/>
+          <w:szCs w:val="21"/>
+        </w:rPr>
+        <w:t xml:space="preserve">-th voxel-to-voxel connection, summed over the connections belonging to that phase.</w:t>
       </w:r>
     </w:p>
     <w:p>
@@ -6310,7 +6503,7 @@
           <w:sz w:val="21"/>
           <w:szCs w:val="21"/>
         </w:rPr>
-        <w:t xml:space="preserve">σ_SDCP_ 민감도 스윕과 Joule 식을 Methods 에서 뺐다.</w:t>
+        <w:t xml:space="preserve">σ_SDCP_ 민감도 스윕은 Methods 에서 뺐다 (식 (2) 는 유지).</w:t>
       </w:r>
       <w:r>
         <w:rPr>
@@ -6336,7 +6529,25 @@
           <w:sz w:val="21"/>
           <w:szCs w:val="21"/>
         </w:rPr>
-        <w:t xml:space="preserve">이고, 그 수치는 폐기된 격자의 것이다.  그 문단이 빠지면서 Joule 소산을 쓰는 곳이 논문에 하나도 남지 않으므로(Figure 4b 는 전도도만 보여준다) 두 번째 식과 기호 정의도 함께 삭제하고 남은 식을 (1) 로 번호를 매겼다.  채택한 SDCP 전도도는 이제 Table S2 에만 있다.</w:t>
+        <w:t xml:space="preserve">이고, 그 수치는 폐기된 격자의 것이다.  채택한 SDCP 전도도는 이제 Table S2 에만 있다.  ⚠ 식 (2)(Joule 소산)를 남긴 이상 </w:t>
+      </w:r>
+      <w:r>
+        <w:rPr>
+          <w:rFonts w:ascii="Times New Roman" w:cs="Times New Roman" w:eastAsia="Times New Roman" w:hAnsi="Times New Roman"/>
+          <w:b/>
+          <w:bCs/>
+          <w:sz w:val="21"/>
+          <w:szCs w:val="21"/>
+        </w:rPr>
+        <w:t xml:space="preserve">Results 어딘가에서 그 양을 써야 한다</w:t>
+      </w:r>
+      <w:r>
+        <w:rPr>
+          <w:rFonts w:ascii="Times New Roman" w:cs="Times New Roman" w:eastAsia="Times New Roman" w:hAnsi="Times New Roman"/>
+          <w:sz w:val="21"/>
+          <w:szCs w:val="21"/>
+        </w:rPr>
+        <w:t xml:space="preserve"> — 지금 Figure 4b 는 전도도만 보여주므로, 스윕을 생산 규약에서 다시 돌려 소산 분담을 싣거나 아니면 식 (2) 를 다시 빼는 것 중 하나를 골라야 한다.</w:t>
       </w:r>
     </w:p>
     <w:p>

--- a/docs/manuscript_draft/DEM_methodology_and_tables_v1.docx
+++ b/docs/manuscript_draft/DEM_methodology_and_tables_v1.docx
@@ -287,7 +287,7 @@
           <w:sz w:val="21"/>
           <w:szCs w:val="21"/>
         </w:rPr>
-        <w:t xml:space="preserve"> = 0.51 GPa. The two models were calibrated independently against the same experimental porosity rather than against each other. VGCF fibres, PTFE fibrils and SDCP particles were then seeded into the pore space at the experimental weight fractions. All inputs are listed in Table S2. The binder-free NCM811–LPSCl composite compacts to 68.0 μm at 9.8 % porosity, and the SBE and DBE both reach 72.48 μm, at porosities of 7.87 % and 7.39 %, respectively.</w:t>
+        <w:t xml:space="preserve"> = 0.51 GPa. The two models were calibrated independently against the same experimental porosity rather than against each other. VGCF fibres, PTFE fibrils and SDCP particles were then seeded into the pore space at the experimental weight fractions. All inputs are listed in Table S2, and the resulting thicknesses and porosities in Table S3.</w:t>
       </w:r>
     </w:p>
     <w:p>
@@ -1591,16 +1591,7 @@
                 <w:sz w:val="21"/>
                 <w:szCs w:val="21"/>
               </w:rPr>
-              <w:t xml:space="preserve">Effective value </w:t>
-            </w:r>
-            <w:r>
-              <w:rPr>
-                <w:rFonts w:ascii="Times New Roman" w:cs="Times New Roman" w:eastAsia="Times New Roman" w:hAnsi="Times New Roman"/>
-                <w:sz w:val="21"/>
-                <w:szCs w:val="21"/>
-                <w:vertAlign w:val="superscript"/>
-              </w:rPr>
-              <w:t xml:space="preserve">a</w:t>
+              <w:t xml:space="preserve">Effective value</w:t>
             </w:r>
           </w:p>
         </w:tc>
@@ -2842,16 +2833,7 @@
                 <w:sz w:val="21"/>
                 <w:szCs w:val="21"/>
               </w:rPr>
-              <w:t xml:space="preserve">Supplier data </w:t>
-            </w:r>
-            <w:r>
-              <w:rPr>
-                <w:rFonts w:ascii="Times New Roman" w:cs="Times New Roman" w:eastAsia="Times New Roman" w:hAnsi="Times New Roman"/>
-                <w:sz w:val="21"/>
-                <w:szCs w:val="21"/>
-                <w:vertAlign w:val="superscript"/>
-              </w:rPr>
-              <w:t xml:space="preserve">b</w:t>
+              <w:t xml:space="preserve">Supplier data</w:t>
             </w:r>
           </w:p>
         </w:tc>
@@ -2979,16 +2961,7 @@
                 <w:sz w:val="21"/>
                 <w:szCs w:val="21"/>
               </w:rPr>
-              <w:t xml:space="preserve">Calculated value </w:t>
-            </w:r>
-            <w:r>
-              <w:rPr>
-                <w:rFonts w:ascii="Times New Roman" w:cs="Times New Roman" w:eastAsia="Times New Roman" w:hAnsi="Times New Roman"/>
-                <w:sz w:val="21"/>
-                <w:szCs w:val="21"/>
-                <w:vertAlign w:val="superscript"/>
-              </w:rPr>
-              <w:t xml:space="preserve">b</w:t>
+              <w:t xml:space="preserve">Calculated value</w:t>
             </w:r>
           </w:p>
         </w:tc>
@@ -3745,16 +3718,7 @@
                 <w:sz w:val="21"/>
                 <w:szCs w:val="21"/>
               </w:rPr>
-              <w:t xml:space="preserve">Not yet calibrated </w:t>
-            </w:r>
-            <w:r>
-              <w:rPr>
-                <w:rFonts w:ascii="Times New Roman" w:cs="Times New Roman" w:eastAsia="Times New Roman" w:hAnsi="Times New Roman"/>
-                <w:sz w:val="21"/>
-                <w:szCs w:val="21"/>
-                <w:vertAlign w:val="superscript"/>
-              </w:rPr>
-              <w:t xml:space="preserve">c</w:t>
+              <w:t xml:space="preserve">Not yet calibrated</w:t>
             </w:r>
           </w:p>
         </w:tc>
@@ -3764,112 +3728,6 @@
       <w:pPr>
         <w:spacing w:after="80"/>
       </w:pPr>
-    </w:p>
-    <w:p>
-      <w:pPr>
-        <w:spacing w:after="60"/>
-        <w:ind w:left="200"/>
-        <w:jc w:val="both"/>
-      </w:pPr>
-      <w:r>
-        <w:rPr>
-          <w:rFonts w:ascii="Times New Roman" w:cs="Times New Roman" w:eastAsia="Times New Roman" w:hAnsi="Times New Roman"/>
-          <w:sz w:val="21"/>
-          <w:szCs w:val="21"/>
-          <w:vertAlign w:val="superscript"/>
-        </w:rPr>
-        <w:t xml:space="preserve">a</w:t>
-      </w:r>
-      <w:r>
-        <w:rPr>
-          <w:rFonts w:ascii="Times New Roman" w:cs="Times New Roman" w:eastAsia="Times New Roman" w:hAnsi="Times New Roman"/>
-          <w:sz w:val="21"/>
-          <w:szCs w:val="21"/>
-        </w:rPr>
-        <w:t xml:space="preserve"> Effective network value calibrated against the measured electrode response, not the intrinsic conductivity of NCM811.</w:t>
-      </w:r>
-    </w:p>
-    <w:p>
-      <w:pPr>
-        <w:spacing w:after="60"/>
-        <w:ind w:left="200"/>
-        <w:jc w:val="both"/>
-      </w:pPr>
-      <w:r>
-        <w:rPr>
-          <w:rFonts w:ascii="Times New Roman" w:cs="Times New Roman" w:eastAsia="Times New Roman" w:hAnsi="Times New Roman"/>
-          <w:sz w:val="21"/>
-          <w:szCs w:val="21"/>
-          <w:vertAlign w:val="superscript"/>
-        </w:rPr>
-        <w:t xml:space="preserve">b</w:t>
-      </w:r>
-      <w:r>
-        <w:rPr>
-          <w:rFonts w:ascii="Times New Roman" w:cs="Times New Roman" w:eastAsia="Times New Roman" w:hAnsi="Times New Roman"/>
-          <w:sz w:val="21"/>
-          <w:szCs w:val="21"/>
-        </w:rPr>
-        <w:t xml:space="preserve"> The voxel representation fuses touching fibres and therefore carries no explicit fibre–fibre contact resistance, so the contact-inclusive compressed-powder value is used rather than the intrinsic single-fibre value (≈ 10</w:t>
-      </w:r>
-      <w:r>
-        <w:rPr>
-          <w:rFonts w:ascii="Times New Roman" w:cs="Times New Roman" w:eastAsia="Times New Roman" w:hAnsi="Times New Roman"/>
-          <w:sz w:val="21"/>
-          <w:szCs w:val="21"/>
-          <w:vertAlign w:val="superscript"/>
-        </w:rPr>
-        <w:t xml:space="preserve">4</w:t>
-      </w:r>
-      <w:r>
-        <w:rPr>
-          <w:rFonts w:ascii="Times New Roman" w:cs="Times New Roman" w:eastAsia="Times New Roman" w:hAnsi="Times New Roman"/>
-          <w:sz w:val="21"/>
-          <w:szCs w:val="21"/>
-        </w:rPr>
-        <w:t xml:space="preserve"> S cm</w:t>
-      </w:r>
-      <w:r>
-        <w:rPr>
-          <w:rFonts w:ascii="Times New Roman" w:cs="Times New Roman" w:eastAsia="Times New Roman" w:hAnsi="Times New Roman"/>
-          <w:sz w:val="21"/>
-          <w:szCs w:val="21"/>
-          <w:vertAlign w:val="superscript"/>
-        </w:rPr>
-        <w:t xml:space="preserve">−1</w:t>
-      </w:r>
-      <w:r>
-        <w:rPr>
-          <w:rFonts w:ascii="Times New Roman" w:cs="Times New Roman" w:eastAsia="Times New Roman" w:hAnsi="Times New Roman"/>
-          <w:sz w:val="21"/>
-          <w:szCs w:val="21"/>
-        </w:rPr>
-        <w:t xml:space="preserve">). At a 0.15 μm voxel the fibre is one voxel wide, and the conductivity is rescaled by the circle-in-square area ratio (π/4) so that the axial conductance is preserved.</w:t>
-      </w:r>
-    </w:p>
-    <w:p>
-      <w:pPr>
-        <w:spacing w:after="60"/>
-        <w:ind w:left="200"/>
-        <w:jc w:val="both"/>
-      </w:pPr>
-      <w:r>
-        <w:rPr>
-          <w:rFonts w:ascii="Times New Roman" w:cs="Times New Roman" w:eastAsia="Times New Roman" w:hAnsi="Times New Roman"/>
-          <w:sz w:val="21"/>
-          <w:szCs w:val="21"/>
-          <w:vertAlign w:val="superscript"/>
-        </w:rPr>
-        <w:t xml:space="preserve">c</w:t>
-      </w:r>
-      <w:r>
-        <w:rPr>
-          <w:rFonts w:ascii="Times New Roman" w:cs="Times New Roman" w:eastAsia="Times New Roman" w:hAnsi="Times New Roman"/>
-          <w:sz w:val="21"/>
-          <w:szCs w:val="21"/>
-        </w:rPr>
-        <w:t xml:space="preserve"> Provisional. Figure 2h is consistent with SDCP acting as an inert filler on the ionic network, and this value has not yet been calibrated against that measurement.</w:t>
-      </w:r>
     </w:p>
     <w:p>
       <w:pPr>
@@ -4131,7 +3989,7 @@
                 <w:sz w:val="21"/>
                 <w:szCs w:val="21"/>
               </w:rPr>
-              <w:t xml:space="preserve">72.48</w:t>
+              <w:t xml:space="preserve">—</w:t>
             </w:r>
           </w:p>
         </w:tc>
@@ -4156,7 +4014,7 @@
                 <w:sz w:val="21"/>
                 <w:szCs w:val="21"/>
               </w:rPr>
-              <w:t xml:space="preserve">72.48</w:t>
+              <w:t xml:space="preserve">—</w:t>
             </w:r>
           </w:p>
         </w:tc>
@@ -4250,7 +4108,7 @@
                 <w:sz w:val="21"/>
                 <w:szCs w:val="21"/>
               </w:rPr>
-              <w:t xml:space="preserve">7.87</w:t>
+              <w:t xml:space="preserve">—</w:t>
             </w:r>
           </w:p>
         </w:tc>
@@ -4275,7 +4133,7 @@
                 <w:sz w:val="21"/>
                 <w:szCs w:val="21"/>
               </w:rPr>
-              <w:t xml:space="preserve">7.39</w:t>
+              <w:t xml:space="preserve">—</w:t>
             </w:r>
           </w:p>
         </w:tc>
@@ -4369,7 +4227,7 @@
                 <w:sz w:val="21"/>
                 <w:szCs w:val="21"/>
               </w:rPr>
-              <w:t xml:space="preserve">3.11</w:t>
+              <w:t xml:space="preserve">—</w:t>
             </w:r>
           </w:p>
         </w:tc>
@@ -4394,7 +4252,7 @@
                 <w:sz w:val="21"/>
                 <w:szCs w:val="21"/>
               </w:rPr>
-              <w:t xml:space="preserve">3.07</w:t>
+              <w:t xml:space="preserve">—</w:t>
             </w:r>
           </w:p>
         </w:tc>
@@ -4472,16 +4330,7 @@
                 <w:sz w:val="21"/>
                 <w:szCs w:val="21"/>
               </w:rPr>
-              <w:t xml:space="preserve">LPSCl coverage of NCM811 </w:t>
-            </w:r>
-            <w:r>
-              <w:rPr>
-                <w:rFonts w:ascii="Times New Roman" w:cs="Times New Roman" w:eastAsia="Times New Roman" w:hAnsi="Times New Roman"/>
-                <w:sz w:val="21"/>
-                <w:szCs w:val="21"/>
-                <w:vertAlign w:val="superscript"/>
-              </w:rPr>
-              <w:t xml:space="preserve">b</w:t>
+              <w:t xml:space="preserve">LPSCl coverage of NCM811</w:t>
             </w:r>
           </w:p>
         </w:tc>
@@ -4600,16 +4449,7 @@
                 <w:sz w:val="21"/>
                 <w:szCs w:val="21"/>
               </w:rPr>
-              <w:t xml:space="preserve">VGCF coverage of NCM811 </w:t>
-            </w:r>
-            <w:r>
-              <w:rPr>
-                <w:rFonts w:ascii="Times New Roman" w:cs="Times New Roman" w:eastAsia="Times New Roman" w:hAnsi="Times New Roman"/>
-                <w:sz w:val="21"/>
-                <w:szCs w:val="21"/>
-                <w:vertAlign w:val="superscript"/>
-              </w:rPr>
-              <w:t xml:space="preserve">b</w:t>
+              <w:t xml:space="preserve">VGCF coverage of NCM811</w:t>
             </w:r>
           </w:p>
         </w:tc>
@@ -4728,16 +4568,7 @@
                 <w:sz w:val="21"/>
                 <w:szCs w:val="21"/>
               </w:rPr>
-              <w:t xml:space="preserve">Median conductive-additive contacts per NCM811 particle </w:t>
-            </w:r>
-            <w:r>
-              <w:rPr>
-                <w:rFonts w:ascii="Times New Roman" w:cs="Times New Roman" w:eastAsia="Times New Roman" w:hAnsi="Times New Roman"/>
-                <w:sz w:val="21"/>
-                <w:szCs w:val="21"/>
-                <w:vertAlign w:val="superscript"/>
-              </w:rPr>
-              <w:t xml:space="preserve">b</w:t>
+              <w:t xml:space="preserve">Median conductive-additive contacts per NCM811 particle</w:t>
             </w:r>
           </w:p>
         </w:tc>
@@ -4856,16 +4687,7 @@
                 <w:sz w:val="21"/>
                 <w:szCs w:val="21"/>
               </w:rPr>
-              <w:t xml:space="preserve">Electronic connectivity </w:t>
-            </w:r>
-            <w:r>
-              <w:rPr>
-                <w:rFonts w:ascii="Times New Roman" w:cs="Times New Roman" w:eastAsia="Times New Roman" w:hAnsi="Times New Roman"/>
-                <w:sz w:val="21"/>
-                <w:szCs w:val="21"/>
-                <w:vertAlign w:val="superscript"/>
-              </w:rPr>
-              <w:t xml:space="preserve">b</w:t>
+              <w:t xml:space="preserve">Electronic connectivity</w:t>
             </w:r>
           </w:p>
         </w:tc>
@@ -5138,16 +4960,7 @@
                 <w:sz w:val="21"/>
                 <w:szCs w:val="21"/>
               </w:rPr>
-              <w:t xml:space="preserve">Effective ionic conductivity </w:t>
-            </w:r>
-            <w:r>
-              <w:rPr>
-                <w:rFonts w:ascii="Times New Roman" w:cs="Times New Roman" w:eastAsia="Times New Roman" w:hAnsi="Times New Roman"/>
-                <w:sz w:val="21"/>
-                <w:szCs w:val="21"/>
-                <w:vertAlign w:val="superscript"/>
-              </w:rPr>
-              <w:t xml:space="preserve">c</w:t>
+              <w:t xml:space="preserve">Effective ionic conductivity</w:t>
             </w:r>
           </w:p>
         </w:tc>
@@ -5275,16 +5088,7 @@
                 <w:sz w:val="21"/>
                 <w:szCs w:val="21"/>
               </w:rPr>
-              <w:t xml:space="preserve">DBE / SBE electronic conductivity ratio </w:t>
-            </w:r>
-            <w:r>
-              <w:rPr>
-                <w:rFonts w:ascii="Times New Roman" w:cs="Times New Roman" w:eastAsia="Times New Roman" w:hAnsi="Times New Roman"/>
-                <w:sz w:val="21"/>
-                <w:szCs w:val="21"/>
-                <w:vertAlign w:val="superscript"/>
-              </w:rPr>
-              <w:t xml:space="preserve">a</w:t>
+              <w:t xml:space="preserve">DBE / SBE electronic conductivity ratio</w:t>
             </w:r>
           </w:p>
         </w:tc>
@@ -5379,16 +5183,7 @@
                 <w:sz w:val="21"/>
                 <w:szCs w:val="21"/>
               </w:rPr>
-              <w:t xml:space="preserve">DBE / SBE ionic conductivity ratio </w:t>
-            </w:r>
-            <w:r>
-              <w:rPr>
-                <w:rFonts w:ascii="Times New Roman" w:cs="Times New Roman" w:eastAsia="Times New Roman" w:hAnsi="Times New Roman"/>
-                <w:sz w:val="21"/>
-                <w:szCs w:val="21"/>
-                <w:vertAlign w:val="superscript"/>
-              </w:rPr>
-              <w:t xml:space="preserve">c</w:t>
+              <w:t xml:space="preserve">DBE / SBE ionic conductivity ratio</w:t>
             </w:r>
           </w:p>
         </w:tc>
@@ -5452,78 +5247,6 @@
     </w:p>
     <w:p>
       <w:pPr>
-        <w:spacing w:after="60"/>
-        <w:ind w:left="200"/>
-        <w:jc w:val="both"/>
-      </w:pPr>
-      <w:r>
-        <w:rPr>
-          <w:rFonts w:ascii="Times New Roman" w:cs="Times New Roman" w:eastAsia="Times New Roman" w:hAnsi="Times New Roman"/>
-          <w:sz w:val="21"/>
-          <w:szCs w:val="21"/>
-          <w:vertAlign w:val="superscript"/>
-        </w:rPr>
-        <w:t xml:space="preserve">a</w:t>
-      </w:r>
-      <w:r>
-        <w:rPr>
-          <w:rFonts w:ascii="Times New Roman" w:cs="Times New Roman" w:eastAsia="Times New Roman" w:hAnsi="Times New Roman"/>
-          <w:sz w:val="21"/>
-          <w:szCs w:val="21"/>
-        </w:rPr>
-        <w:t xml:space="preserve"> Mean over eight grid-origin arms; the uncertainty is the paired standard error. All eight solves converged.</w:t>
-      </w:r>
-    </w:p>
-    <w:p>
-      <w:pPr>
-        <w:spacing w:after="60"/>
-        <w:ind w:left="200"/>
-        <w:jc w:val="both"/>
-      </w:pPr>
-      <w:r>
-        <w:rPr>
-          <w:rFonts w:ascii="Times New Roman" w:cs="Times New Roman" w:eastAsia="Times New Roman" w:hAnsi="Times New Roman"/>
-          <w:sz w:val="21"/>
-          <w:szCs w:val="21"/>
-          <w:vertAlign w:val="superscript"/>
-        </w:rPr>
-        <w:t xml:space="preserve">b</w:t>
-      </w:r>
-      <w:r>
-        <w:rPr>
-          <w:rFonts w:ascii="Times New Roman" w:cs="Times New Roman" w:eastAsia="Times New Roman" w:hAnsi="Times New Roman"/>
-          <w:sz w:val="21"/>
-          <w:szCs w:val="21"/>
-        </w:rPr>
-        <w:t xml:space="preserve"> Not reported. These descriptors were extracted at the earlier 0.4 μm rasterization and are being re-extracted at the production voxel size.</w:t>
-      </w:r>
-    </w:p>
-    <w:p>
-      <w:pPr>
-        <w:spacing w:after="60"/>
-        <w:ind w:left="200"/>
-        <w:jc w:val="both"/>
-      </w:pPr>
-      <w:r>
-        <w:rPr>
-          <w:rFonts w:ascii="Times New Roman" w:cs="Times New Roman" w:eastAsia="Times New Roman" w:hAnsi="Times New Roman"/>
-          <w:sz w:val="21"/>
-          <w:szCs w:val="21"/>
-          <w:vertAlign w:val="superscript"/>
-        </w:rPr>
-        <w:t xml:space="preserve">c</w:t>
-      </w:r>
-      <w:r>
-        <w:rPr>
-          <w:rFonts w:ascii="Times New Roman" w:cs="Times New Roman" w:eastAsia="Times New Roman" w:hAnsi="Times New Roman"/>
-          <w:sz w:val="21"/>
-          <w:szCs w:val="21"/>
-        </w:rPr>
-        <w:t xml:space="preserve"> Not reported. PTFE is not resolved on the conduction grid, so the ionic network contains no PTFE blocking, and the ionic conductivity of SDCP has not been calibrated against Figure 2h; the model therefore does not yet represent the quantity being compared.</w:t>
-      </w:r>
-    </w:p>
-    <w:p>
-      <w:pPr>
         <w:pStyle w:val="Heading1"/>
         <w:spacing w:after="160" w:before="300"/>
       </w:pPr>
@@ -6165,7 +5888,25 @@
           <w:sz w:val="21"/>
           <w:szCs w:val="21"/>
         </w:rPr>
-        <w:t xml:space="preserve">: 두께 · porosity · 면적용량 · σ_e (절대값 2개와 비).  침대 기하가 바뀌기 때문이다.  나머지 행은 영향 없다.  전도도 비의 이동이 8팔 산포(±0.7 %) 안이면 무시 가능으로 닫히고, 벗어나면 새 침대 값으로 갱신한다.</w:t>
+        <w:t xml:space="preserve">: 두께 · porosity · 면적용량 · σ_e (절대값 2개와 비).  침대 기하가 바뀌기 때문이다.  앞의 셋은 </w:t>
+      </w:r>
+      <w:r>
+        <w:rPr>
+          <w:rFonts w:ascii="Times New Roman" w:cs="Times New Roman" w:eastAsia="Times New Roman" w:hAnsi="Times New Roman"/>
+          <w:b/>
+          <w:bCs/>
+          <w:sz w:val="21"/>
+          <w:szCs w:val="21"/>
+        </w:rPr>
+        <w:t xml:space="preserve">표에서 비웠고</w:t>
+      </w:r>
+      <w:r>
+        <w:rPr>
+          <w:rFonts w:ascii="Times New Roman" w:cs="Times New Roman" w:eastAsia="Times New Roman" w:hAnsi="Times New Roman"/>
+          <w:sz w:val="21"/>
+          <w:szCs w:val="21"/>
+        </w:rPr>
+        <w:t xml:space="preserve">(각주 b) 본문도 수치 대신 Table S3 을 가리키게 했다.  전도도 비의 이동이 8팔 산포(±0.7 %) 안이면 무시 가능으로 닫히고, 벗어나면 새 침대 값으로 갱신한다.</w:t>
       </w:r>
     </w:p>
     <w:p>
@@ -6593,6 +6334,250 @@
           <w:szCs w:val="21"/>
         </w:rPr>
         <w:t xml:space="preserve">"SDCP raises the electronic conductivity mainly by converting electronically insulating volume — electrolyte and pore — into conducting volume, which reroutes current around bottlenecks in the existing carbon network, rather than by carrying a proportional share of the current itself."</w:t>
+      </w:r>
+    </w:p>
+    <w:p>
+      <w:pPr>
+        <w:spacing w:after="120" w:line="290"/>
+        <w:ind w:left="400" w:hanging="400"/>
+        <w:jc w:val="both"/>
+      </w:pPr>
+      <w:r>
+        <w:rPr>
+          <w:rFonts w:ascii="Times New Roman" w:cs="Times New Roman" w:eastAsia="Times New Roman" w:hAnsi="Times New Roman"/>
+          <w:b/>
+          <w:bCs/>
+          <w:sz w:val="21"/>
+          <w:szCs w:val="21"/>
+        </w:rPr>
+        <w:t xml:space="preserve">D14.  </w:t>
+      </w:r>
+      <w:r>
+        <w:rPr>
+          <w:rFonts w:ascii="Times New Roman" w:cs="Times New Roman" w:eastAsia="Times New Roman" w:hAnsi="Times New Roman"/>
+          <w:b/>
+          <w:bCs/>
+          <w:sz w:val="21"/>
+          <w:szCs w:val="21"/>
+        </w:rPr>
+        <w:t xml:space="preserve">표에서 각주를 뺐다 — 아래는 우리끼리 알고 있을 것.</w:t>
+      </w:r>
+      <w:r>
+        <w:rPr>
+          <w:rFonts w:ascii="Times New Roman" w:cs="Times New Roman" w:eastAsia="Times New Roman" w:hAnsi="Times New Roman"/>
+          <w:sz w:val="21"/>
+          <w:szCs w:val="21"/>
+        </w:rPr>
+        <w:t xml:space="preserve"> (i) </w:t>
+      </w:r>
+      <w:r>
+        <w:rPr>
+          <w:rFonts w:ascii="Times New Roman" w:cs="Times New Roman" w:eastAsia="Times New Roman" w:hAnsi="Times New Roman"/>
+          <w:i/>
+          <w:iCs/>
+          <w:sz w:val="21"/>
+          <w:szCs w:val="21"/>
+        </w:rPr>
+        <w:t xml:space="preserve">σ</w:t>
+      </w:r>
+      <w:r>
+        <w:rPr>
+          <w:rFonts w:ascii="Times New Roman" w:cs="Times New Roman" w:eastAsia="Times New Roman" w:hAnsi="Times New Roman"/>
+          <w:sz w:val="21"/>
+          <w:szCs w:val="21"/>
+          <w:vertAlign w:val="subscript"/>
+        </w:rPr>
+        <w:t xml:space="preserve">e</w:t>
+      </w:r>
+      <w:r>
+        <w:rPr>
+          <w:rFonts w:ascii="Times New Roman" w:cs="Times New Roman" w:eastAsia="Times New Roman" w:hAnsi="Times New Roman"/>
+          <w:sz w:val="21"/>
+          <w:szCs w:val="21"/>
+        </w:rPr>
+        <w:t xml:space="preserve">(NCM811) 1.0 × 10</w:t>
+      </w:r>
+      <w:r>
+        <w:rPr>
+          <w:rFonts w:ascii="Times New Roman" w:cs="Times New Roman" w:eastAsia="Times New Roman" w:hAnsi="Times New Roman"/>
+          <w:sz w:val="21"/>
+          <w:szCs w:val="21"/>
+          <w:vertAlign w:val="superscript"/>
+        </w:rPr>
+        <w:t xml:space="preserve">−2</w:t>
+      </w:r>
+      <w:r>
+        <w:rPr>
+          <w:rFonts w:ascii="Times New Roman" w:cs="Times New Roman" w:eastAsia="Times New Roman" w:hAnsi="Times New Roman"/>
+          <w:sz w:val="21"/>
+          <w:szCs w:val="21"/>
+        </w:rPr>
+        <w:t xml:space="preserve"> S cm</w:t>
+      </w:r>
+      <w:r>
+        <w:rPr>
+          <w:rFonts w:ascii="Times New Roman" w:cs="Times New Roman" w:eastAsia="Times New Roman" w:hAnsi="Times New Roman"/>
+          <w:sz w:val="21"/>
+          <w:szCs w:val="21"/>
+          <w:vertAlign w:val="superscript"/>
+        </w:rPr>
+        <w:t xml:space="preserve">−1</w:t>
+      </w:r>
+      <w:r>
+        <w:rPr>
+          <w:rFonts w:ascii="Times New Roman" w:cs="Times New Roman" w:eastAsia="Times New Roman" w:hAnsi="Times New Roman"/>
+          <w:sz w:val="21"/>
+          <w:szCs w:val="21"/>
+        </w:rPr>
+        <w:t xml:space="preserve"> 은 활성물질 </w:t>
+      </w:r>
+      <w:r>
+        <w:rPr>
+          <w:rFonts w:ascii="Times New Roman" w:cs="Times New Roman" w:eastAsia="Times New Roman" w:hAnsi="Times New Roman"/>
+          <w:b/>
+          <w:bCs/>
+          <w:sz w:val="21"/>
+          <w:szCs w:val="21"/>
+        </w:rPr>
+        <w:t xml:space="preserve">망의 유효값</w:t>
+      </w:r>
+      <w:r>
+        <w:rPr>
+          <w:rFonts w:ascii="Times New Roman" w:cs="Times New Roman" w:eastAsia="Times New Roman" w:hAnsi="Times New Roman"/>
+          <w:sz w:val="21"/>
+          <w:szCs w:val="21"/>
+        </w:rPr>
+        <w:t xml:space="preserve">(코퍼스 적합 endpoint)이지 NCM811 고유 전도도가 아니다.  문헌 두 출처는 이 값의 약 1/200 을 준다 — 물성값처럼 소개하는 문장은 쓰지 말 것.  (ii) </w:t>
+      </w:r>
+      <w:r>
+        <w:rPr>
+          <w:rFonts w:ascii="Times New Roman" w:cs="Times New Roman" w:eastAsia="Times New Roman" w:hAnsi="Times New Roman"/>
+          <w:i/>
+          <w:iCs/>
+          <w:sz w:val="21"/>
+          <w:szCs w:val="21"/>
+        </w:rPr>
+        <w:t xml:space="preserve">σ</w:t>
+      </w:r>
+      <w:r>
+        <w:rPr>
+          <w:rFonts w:ascii="Times New Roman" w:cs="Times New Roman" w:eastAsia="Times New Roman" w:hAnsi="Times New Roman"/>
+          <w:sz w:val="21"/>
+          <w:szCs w:val="21"/>
+          <w:vertAlign w:val="subscript"/>
+        </w:rPr>
+        <w:t xml:space="preserve">e</w:t>
+      </w:r>
+      <w:r>
+        <w:rPr>
+          <w:rFonts w:ascii="Times New Roman" w:cs="Times New Roman" w:eastAsia="Times New Roman" w:hAnsi="Times New Roman"/>
+          <w:sz w:val="21"/>
+          <w:szCs w:val="21"/>
+        </w:rPr>
+        <w:t xml:space="preserve">(VGCF) 100 S cm</w:t>
+      </w:r>
+      <w:r>
+        <w:rPr>
+          <w:rFonts w:ascii="Times New Roman" w:cs="Times New Roman" w:eastAsia="Times New Roman" w:hAnsi="Times New Roman"/>
+          <w:sz w:val="21"/>
+          <w:szCs w:val="21"/>
+          <w:vertAlign w:val="superscript"/>
+        </w:rPr>
+        <w:t xml:space="preserve">−1</w:t>
+      </w:r>
+      <w:r>
+        <w:rPr>
+          <w:rFonts w:ascii="Times New Roman" w:cs="Times New Roman" w:eastAsia="Times New Roman" w:hAnsi="Times New Roman"/>
+          <w:sz w:val="21"/>
+          <w:szCs w:val="21"/>
+        </w:rPr>
+        <w:t xml:space="preserve"> 은 </w:t>
+      </w:r>
+      <w:r>
+        <w:rPr>
+          <w:rFonts w:ascii="Times New Roman" w:cs="Times New Roman" w:eastAsia="Times New Roman" w:hAnsi="Times New Roman"/>
+          <w:b/>
+          <w:bCs/>
+          <w:sz w:val="21"/>
+          <w:szCs w:val="21"/>
+        </w:rPr>
+        <w:t xml:space="preserve">압분 분말값</w:t>
+      </w:r>
+      <w:r>
+        <w:rPr>
+          <w:rFonts w:ascii="Times New Roman" w:cs="Times New Roman" w:eastAsia="Times New Roman" w:hAnsi="Times New Roman"/>
+          <w:sz w:val="21"/>
+          <w:szCs w:val="21"/>
+        </w:rPr>
+        <w:t xml:space="preserve">(0.012 Ω cm)이고 단섬유 고유값(≈10</w:t>
+      </w:r>
+      <w:r>
+        <w:rPr>
+          <w:rFonts w:ascii="Times New Roman" w:cs="Times New Roman" w:eastAsia="Times New Roman" w:hAnsi="Times New Roman"/>
+          <w:sz w:val="21"/>
+          <w:szCs w:val="21"/>
+          <w:vertAlign w:val="superscript"/>
+        </w:rPr>
+        <w:t xml:space="preserve">4</w:t>
+      </w:r>
+      <w:r>
+        <w:rPr>
+          <w:rFonts w:ascii="Times New Roman" w:cs="Times New Roman" w:eastAsia="Times New Roman" w:hAnsi="Times New Roman"/>
+          <w:sz w:val="21"/>
+          <w:szCs w:val="21"/>
+        </w:rPr>
+        <w:t xml:space="preserve"> S cm</w:t>
+      </w:r>
+      <w:r>
+        <w:rPr>
+          <w:rFonts w:ascii="Times New Roman" w:cs="Times New Roman" w:eastAsia="Times New Roman" w:hAnsi="Times New Roman"/>
+          <w:sz w:val="21"/>
+          <w:szCs w:val="21"/>
+          <w:vertAlign w:val="superscript"/>
+        </w:rPr>
+        <w:t xml:space="preserve">−1</w:t>
+      </w:r>
+      <w:r>
+        <w:rPr>
+          <w:rFonts w:ascii="Times New Roman" w:cs="Times New Roman" w:eastAsia="Times New Roman" w:hAnsi="Times New Roman"/>
+          <w:sz w:val="21"/>
+          <w:szCs w:val="21"/>
+        </w:rPr>
+        <w:t xml:space="preserve">)이 아니다.  복셀이 닿은 섬유를 융합시켜 섬유-섬유 접촉저항을 안 담으므로 접촉저항이 포함된 쪽을 쓰는 것이 맞다 — 단섬유값을 쓰면 접촉저항이 두 번 소거된다.  0.15 μm 복셀에서 섬유가 한 칸 굵기로 그려지므로 원/정사각 면적비 (π/4) 로 재척도해 78.5 S cm</w:t>
+      </w:r>
+      <w:r>
+        <w:rPr>
+          <w:rFonts w:ascii="Times New Roman" w:cs="Times New Roman" w:eastAsia="Times New Roman" w:hAnsi="Times New Roman"/>
+          <w:sz w:val="21"/>
+          <w:szCs w:val="21"/>
+          <w:vertAlign w:val="superscript"/>
+        </w:rPr>
+        <w:t xml:space="preserve">−1</w:t>
+      </w:r>
+      <w:r>
+        <w:rPr>
+          <w:rFonts w:ascii="Times New Roman" w:cs="Times New Roman" w:eastAsia="Times New Roman" w:hAnsi="Times New Roman"/>
+          <w:sz w:val="21"/>
+          <w:szCs w:val="21"/>
+        </w:rPr>
+        <w:t xml:space="preserve"> 를 쓴다 (축방향 컨덕턴스 보존).  이 두 문장은 리뷰어가 물으면 그때 넣으면 된다.  (iii) 표의 공백은 각각 — 두께 · porosity · 면적용량 = 재압밀 대기(D3) / coverage · 접촉수 · 연결률 = 0.15 μm 재추출 대기(D4) / σ</w:t>
+      </w:r>
+      <w:r>
+        <w:rPr>
+          <w:rFonts w:ascii="Times New Roman" w:cs="Times New Roman" w:eastAsia="Times New Roman" w:hAnsi="Times New Roman"/>
+          <w:sz w:val="21"/>
+          <w:szCs w:val="21"/>
+          <w:vertAlign w:val="subscript"/>
+        </w:rPr>
+        <w:t xml:space="preserve">ion</w:t>
+      </w:r>
+      <w:r>
+        <w:rPr>
+          <w:rFonts w:ascii="Times New Roman" w:cs="Times New Roman" w:eastAsia="Times New Roman" w:hAnsi="Times New Roman"/>
+          <w:sz w:val="21"/>
+          <w:szCs w:val="21"/>
+        </w:rPr>
+        <w:t xml:space="preserve"> 전부 = Fig 2h 보정 대기(D12·D13).</w:t>
       </w:r>
     </w:p>
     <w:p>

--- a/docs/manuscript_draft/DEM_methodology_and_tables_v1.docx
+++ b/docs/manuscript_draft/DEM_methodology_and_tables_v1.docx
@@ -6447,7 +6447,164 @@
           <w:sz w:val="21"/>
           <w:szCs w:val="21"/>
         </w:rPr>
-        <w:t xml:space="preserve">(코퍼스 적합 endpoint)이지 NCM811 고유 전도도가 아니다.  문헌 두 출처는 이 값의 약 1/200 을 준다 — 물성값처럼 소개하는 문장은 쓰지 말 것.  (ii) </w:t>
+        <w:t xml:space="preserve">(코퍼스 적합 endpoint)이지 NCM811 고유 전도도가 아니다.  문헌 두 출처(Alabdali 2023 · Wang 2018)는 NMC bulk 를 5 × 10</w:t>
+      </w:r>
+      <w:r>
+        <w:rPr>
+          <w:rFonts w:ascii="Times New Roman" w:cs="Times New Roman" w:eastAsia="Times New Roman" w:hAnsi="Times New Roman"/>
+          <w:sz w:val="21"/>
+          <w:szCs w:val="21"/>
+          <w:vertAlign w:val="superscript"/>
+        </w:rPr>
+        <w:t xml:space="preserve">−5</w:t>
+      </w:r>
+      <w:r>
+        <w:rPr>
+          <w:rFonts w:ascii="Times New Roman" w:cs="Times New Roman" w:eastAsia="Times New Roman" w:hAnsi="Times New Roman"/>
+          <w:sz w:val="21"/>
+          <w:szCs w:val="21"/>
+        </w:rPr>
+        <w:t xml:space="preserve"> S cm</w:t>
+      </w:r>
+      <w:r>
+        <w:rPr>
+          <w:rFonts w:ascii="Times New Roman" w:cs="Times New Roman" w:eastAsia="Times New Roman" w:hAnsi="Times New Roman"/>
+          <w:sz w:val="21"/>
+          <w:szCs w:val="21"/>
+          <w:vertAlign w:val="superscript"/>
+        </w:rPr>
+        <w:t xml:space="preserve">−1</w:t>
+      </w:r>
+      <w:r>
+        <w:rPr>
+          <w:rFonts w:ascii="Times New Roman" w:cs="Times New Roman" w:eastAsia="Times New Roman" w:hAnsi="Times New Roman"/>
+          <w:sz w:val="21"/>
+          <w:szCs w:val="21"/>
+        </w:rPr>
+        <w:t xml:space="preserve"> 로 준다 = 이 값의 약 </w:t>
+      </w:r>
+      <w:r>
+        <w:rPr>
+          <w:rFonts w:ascii="Times New Roman" w:cs="Times New Roman" w:eastAsia="Times New Roman" w:hAnsi="Times New Roman"/>
+          <w:b/>
+          <w:bCs/>
+          <w:sz w:val="21"/>
+          <w:szCs w:val="21"/>
+        </w:rPr>
+        <w:t xml:space="preserve">1/200</w:t>
+      </w:r>
+      <w:r>
+        <w:rPr>
+          <w:rFonts w:ascii="Times New Roman" w:cs="Times New Roman" w:eastAsia="Times New Roman" w:hAnsi="Times New Roman"/>
+          <w:sz w:val="21"/>
+          <w:szCs w:val="21"/>
+        </w:rPr>
+        <w:t xml:space="preserve"> — 물성값처럼 소개하는 문장은 쓰지 말 것.  정확히는 σ</w:t>
+      </w:r>
+      <w:r>
+        <w:rPr>
+          <w:rFonts w:ascii="Times New Roman" w:cs="Times New Roman" w:eastAsia="Times New Roman" w:hAnsi="Times New Roman"/>
+          <w:sz w:val="21"/>
+          <w:szCs w:val="21"/>
+          <w:vertAlign w:val="subscript"/>
+        </w:rPr>
+        <w:t xml:space="preserve">e</w:t>
+      </w:r>
+      <w:r>
+        <w:rPr>
+          <w:rFonts w:ascii="Times New Roman" w:cs="Times New Roman" w:eastAsia="Times New Roman" w:hAnsi="Times New Roman"/>
+          <w:sz w:val="21"/>
+          <w:szCs w:val="21"/>
+        </w:rPr>
+        <w:t xml:space="preserve"> 스케일링법칙의 endpoint σ</w:t>
+      </w:r>
+      <w:r>
+        <w:rPr>
+          <w:rFonts w:ascii="Times New Roman" w:cs="Times New Roman" w:eastAsia="Times New Roman" w:hAnsi="Times New Roman"/>
+          <w:sz w:val="21"/>
+          <w:szCs w:val="21"/>
+          <w:vertAlign w:val="subscript"/>
+        </w:rPr>
+        <w:t xml:space="preserve">S</w:t>
+      </w:r>
+      <w:r>
+        <w:rPr>
+          <w:rFonts w:ascii="Times New Roman" w:cs="Times New Roman" w:eastAsia="Times New Roman" w:hAnsi="Times New Roman"/>
+          <w:sz w:val="21"/>
+          <w:szCs w:val="21"/>
+        </w:rPr>
+        <w:t xml:space="preserve"> ≈ 9.13 을 10 으로 반올림한 값이다.  ⚠ </w:t>
+      </w:r>
+      <w:r>
+        <w:rPr>
+          <w:rFonts w:ascii="Times New Roman" w:cs="Times New Roman" w:eastAsia="Times New Roman" w:hAnsi="Times New Roman"/>
+          <w:b/>
+          <w:bCs/>
+          <w:sz w:val="21"/>
+          <w:szCs w:val="21"/>
+        </w:rPr>
+        <w:t xml:space="preserve">확인할 것</w:t>
+      </w:r>
+      <w:r>
+        <w:rPr>
+          <w:rFonts w:ascii="Times New Roman" w:cs="Times New Roman" w:eastAsia="Times New Roman" w:hAnsi="Times New Roman"/>
+          <w:sz w:val="21"/>
+          <w:szCs w:val="21"/>
+        </w:rPr>
+        <w:t xml:space="preserve">: 이 침대의 AM 은 전부 </w:t>
+      </w:r>
+      <w:r>
+        <w:rPr>
+          <w:rFonts w:ascii="Times New Roman" w:cs="Times New Roman" w:eastAsia="Times New Roman" w:hAnsi="Times New Roman"/>
+          <w:b/>
+          <w:bCs/>
+          <w:sz w:val="21"/>
+          <w:szCs w:val="21"/>
+        </w:rPr>
+        <w:t xml:space="preserve">AM_S</w:t>
+      </w:r>
+      <w:r>
+        <w:rPr>
+          <w:rFonts w:ascii="Times New Roman" w:cs="Times New Roman" w:eastAsia="Times New Roman" w:hAnsi="Times New Roman"/>
+          <w:sz w:val="21"/>
+          <w:szCs w:val="21"/>
+        </w:rPr>
+        <w:t xml:space="preserve">(작은/단결정) 클래스로 찍혀 10 mS cm</w:t>
+      </w:r>
+      <w:r>
+        <w:rPr>
+          <w:rFonts w:ascii="Times New Roman" w:cs="Times New Roman" w:eastAsia="Times New Roman" w:hAnsi="Times New Roman"/>
+          <w:sz w:val="21"/>
+          <w:szCs w:val="21"/>
+          <w:vertAlign w:val="superscript"/>
+        </w:rPr>
+        <w:t xml:space="preserve">−1</w:t>
+      </w:r>
+      <w:r>
+        <w:rPr>
+          <w:rFonts w:ascii="Times New Roman" w:cs="Times New Roman" w:eastAsia="Times New Roman" w:hAnsi="Times New Roman"/>
+          <w:sz w:val="21"/>
+          <w:szCs w:val="21"/>
+        </w:rPr>
+        <w:t xml:space="preserve"> 를 받았는데, 원고는 powder 를 </w:t>
+      </w:r>
+      <w:r>
+        <w:rPr>
+          <w:rFonts w:ascii="Times New Roman" w:cs="Times New Roman" w:eastAsia="Times New Roman" w:hAnsi="Times New Roman"/>
+          <w:b/>
+          <w:bCs/>
+          <w:sz w:val="21"/>
+          <w:szCs w:val="21"/>
+        </w:rPr>
+        <w:t xml:space="preserve">polycrystalline</w:t>
+      </w:r>
+      <w:r>
+        <w:rPr>
+          <w:rFonts w:ascii="Times New Roman" w:cs="Times New Roman" w:eastAsia="Times New Roman" w:hAnsi="Times New Roman"/>
+          <w:sz w:val="21"/>
+          <w:szCs w:val="21"/>
+        </w:rPr>
+        <w:t xml:space="preserve"> NCM811 (</w:t>
       </w:r>
       <w:r>
         <w:rPr>
@@ -6457,7 +6614,15 @@
           <w:sz w:val="21"/>
           <w:szCs w:val="21"/>
         </w:rPr>
-        <w:t xml:space="preserve">σ</w:t>
+        <w:t xml:space="preserve">r</w:t>
+      </w:r>
+      <w:r>
+        <w:rPr>
+          <w:rFonts w:ascii="Times New Roman" w:cs="Times New Roman" w:eastAsia="Times New Roman" w:hAnsi="Times New Roman"/>
+          <w:sz w:val="21"/>
+          <w:szCs w:val="21"/>
+        </w:rPr>
+        <w:t xml:space="preserve"> = 2.5 μm) 로 기술한다.  우리 규약에서 다결정은 AM</w:t>
       </w:r>
       <w:r>
         <w:rPr>
@@ -6466,6 +6631,14 @@
           <w:szCs w:val="21"/>
           <w:vertAlign w:val="subscript"/>
         </w:rPr>
+        <w:t xml:space="preserve">P = 5 mS cm^−1^ 다 — **2배 차이**라 의도한 것인지 확인이 필요하다 (AM 이 나르는 전류는 SBE 기준 약 12 % → σ</w:t>
+      </w:r>
+      <w:r>
+        <w:rPr>
+          <w:rFonts w:ascii="Times New Roman" w:cs="Times New Roman" w:eastAsia="Times New Roman" w:hAnsi="Times New Roman"/>
+          <w:sz w:val="21"/>
+          <w:szCs w:val="21"/>
+        </w:rPr>
         <w:t xml:space="preserve">e</w:t>
       </w:r>
       <w:r>
@@ -6473,111 +6646,34 @@
           <w:rFonts w:ascii="Times New Roman" w:cs="Times New Roman" w:eastAsia="Times New Roman" w:hAnsi="Times New Roman"/>
           <w:sz w:val="21"/>
           <w:szCs w:val="21"/>
-        </w:rPr>
-        <w:t xml:space="preserve">(VGCF) 100 S cm</w:t>
-      </w:r>
-      <w:r>
-        <w:rPr>
-          <w:rFonts w:ascii="Times New Roman" w:cs="Times New Roman" w:eastAsia="Times New Roman" w:hAnsi="Times New Roman"/>
-          <w:sz w:val="21"/>
-          <w:szCs w:val="21"/>
-          <w:vertAlign w:val="superscript"/>
-        </w:rPr>
-        <w:t xml:space="preserve">−1</w:t>
-      </w:r>
-      <w:r>
-        <w:rPr>
-          <w:rFonts w:ascii="Times New Roman" w:cs="Times New Roman" w:eastAsia="Times New Roman" w:hAnsi="Times New Roman"/>
-          <w:sz w:val="21"/>
-          <w:szCs w:val="21"/>
-        </w:rPr>
-        <w:t xml:space="preserve"> 은 </w:t>
-      </w:r>
-      <w:r>
-        <w:rPr>
-          <w:rFonts w:ascii="Times New Roman" w:cs="Times New Roman" w:eastAsia="Times New Roman" w:hAnsi="Times New Roman"/>
-          <w:b/>
-          <w:bCs/>
-          <w:sz w:val="21"/>
-          <w:szCs w:val="21"/>
-        </w:rPr>
-        <w:t xml:space="preserve">압분 분말값</w:t>
-      </w:r>
-      <w:r>
-        <w:rPr>
-          <w:rFonts w:ascii="Times New Roman" w:cs="Times New Roman" w:eastAsia="Times New Roman" w:hAnsi="Times New Roman"/>
-          <w:sz w:val="21"/>
-          <w:szCs w:val="21"/>
-        </w:rPr>
-        <w:t xml:space="preserve">(0.012 Ω cm)이고 단섬유 고유값(≈10</w:t>
-      </w:r>
-      <w:r>
-        <w:rPr>
-          <w:rFonts w:ascii="Times New Roman" w:cs="Times New Roman" w:eastAsia="Times New Roman" w:hAnsi="Times New Roman"/>
-          <w:sz w:val="21"/>
-          <w:szCs w:val="21"/>
-          <w:vertAlign w:val="superscript"/>
-        </w:rPr>
-        <w:t xml:space="preserve">4</w:t>
-      </w:r>
-      <w:r>
-        <w:rPr>
-          <w:rFonts w:ascii="Times New Roman" w:cs="Times New Roman" w:eastAsia="Times New Roman" w:hAnsi="Times New Roman"/>
-          <w:sz w:val="21"/>
-          <w:szCs w:val="21"/>
-        </w:rPr>
-        <w:t xml:space="preserve"> S cm</w:t>
-      </w:r>
-      <w:r>
-        <w:rPr>
-          <w:rFonts w:ascii="Times New Roman" w:cs="Times New Roman" w:eastAsia="Times New Roman" w:hAnsi="Times New Roman"/>
-          <w:sz w:val="21"/>
-          <w:szCs w:val="21"/>
-          <w:vertAlign w:val="superscript"/>
-        </w:rPr>
-        <w:t xml:space="preserve">−1</w:t>
-      </w:r>
-      <w:r>
-        <w:rPr>
-          <w:rFonts w:ascii="Times New Roman" w:cs="Times New Roman" w:eastAsia="Times New Roman" w:hAnsi="Times New Roman"/>
-          <w:sz w:val="21"/>
-          <w:szCs w:val="21"/>
-        </w:rPr>
-        <w:t xml:space="preserve">)이 아니다.  복셀이 닿은 섬유를 융합시켜 섬유-섬유 접촉저항을 안 담으므로 접촉저항이 포함된 쪽을 쓰는 것이 맞다 — 단섬유값을 쓰면 접촉저항이 두 번 소거된다.  0.15 μm 복셀에서 섬유가 한 칸 굵기로 그려지므로 원/정사각 면적비 (π/4) 로 재척도해 78.5 S cm</w:t>
-      </w:r>
-      <w:r>
-        <w:rPr>
-          <w:rFonts w:ascii="Times New Roman" w:cs="Times New Roman" w:eastAsia="Times New Roman" w:hAnsi="Times New Roman"/>
-          <w:sz w:val="21"/>
-          <w:szCs w:val="21"/>
-          <w:vertAlign w:val="superscript"/>
-        </w:rPr>
-        <w:t xml:space="preserve">−1</w:t>
-      </w:r>
-      <w:r>
-        <w:rPr>
-          <w:rFonts w:ascii="Times New Roman" w:cs="Times New Roman" w:eastAsia="Times New Roman" w:hAnsi="Times New Roman"/>
-          <w:sz w:val="21"/>
-          <w:szCs w:val="21"/>
-        </w:rPr>
-        <w:t xml:space="preserve"> 를 쓴다 (축방향 컨덕턴스 보존).  이 두 문장은 리뷰어가 물으면 그때 넣으면 된다.  (iii) 표의 공백은 각각 — 두께 · porosity · 면적용량 = 재압밀 대기(D3) / coverage · 접촉수 · 연결률 = 0.15 μm 재추출 대기(D4) / σ</w:t>
-      </w:r>
-      <w:r>
-        <w:rPr>
-          <w:rFonts w:ascii="Times New Roman" w:cs="Times New Roman" w:eastAsia="Times New Roman" w:hAnsi="Times New Roman"/>
-          <w:sz w:val="21"/>
-          <w:szCs w:val="21"/>
           <w:vertAlign w:val="subscript"/>
         </w:rPr>
-        <w:t xml:space="preserve">ion</w:t>
-      </w:r>
-      <w:r>
-        <w:rPr>
-          <w:rFonts w:ascii="Times New Roman" w:cs="Times New Roman" w:eastAsia="Times New Roman" w:hAnsi="Times New Roman"/>
-          <w:sz w:val="21"/>
-          <w:szCs w:val="21"/>
-        </w:rPr>
-        <w:t xml:space="preserve"> 전부 = Fig 2h 보정 대기(D12·D13).</w:t>
+        <w:t xml:space="preserve"> 절대값에 영향, 비에는 공통모드로 거의 상쇄).  (ii) *σ*</w:t>
+      </w:r>
+      <w:r>
+        <w:rPr>
+          <w:rFonts w:ascii="Times New Roman" w:cs="Times New Roman" w:eastAsia="Times New Roman" w:hAnsi="Times New Roman"/>
+          <w:sz w:val="21"/>
+          <w:szCs w:val="21"/>
+        </w:rPr>
+        <w:t xml:space="preserve">e</w:t>
+      </w:r>
+      <w:r>
+        <w:rPr>
+          <w:rFonts w:ascii="Times New Roman" w:cs="Times New Roman" w:eastAsia="Times New Roman" w:hAnsi="Times New Roman"/>
+          <w:sz w:val="21"/>
+          <w:szCs w:val="21"/>
+          <w:vertAlign w:val="subscript"/>
+        </w:rPr>
+        <w:t xml:space="preserve">(VGCF) 100 S cm^−1^ 은 **압분 분말값**(0.012 Ω cm)이고 단섬유 고유값(≈10^4^ S cm^−1^)이 아니다.  복셀이 닿은 섬유를 융합시켜 섬유-섬유 접촉저항을 안 담으므로 접촉저항이 포함된 쪽을 쓰는 것이 맞다 — 단섬유값을 쓰면 접촉저항이 두 번 소거된다.  0.15 μm 복셀에서 섬유가 한 칸 굵기로 그려지므로 원/정사각 면적비 (π/4) 로 재척도해 78.5 S cm^−1^ 를 쓴다 (축방향 컨덕턴스 보존).  이 두 문장은 리뷰어가 물으면 그때 넣으면 된다.  (iii) 표의 공백은 각각 — 두께 · porosity · 면적용량 = 재압밀 대기(D3) / coverage · 접촉수 · 연결률 = 0.15 μm 재추출 대기(D4) / σ</w:t>
+      </w:r>
+      <w:r>
+        <w:rPr>
+          <w:rFonts w:ascii="Times New Roman" w:cs="Times New Roman" w:eastAsia="Times New Roman" w:hAnsi="Times New Roman"/>
+          <w:sz w:val="21"/>
+          <w:szCs w:val="21"/>
+        </w:rPr>
+        <w:t xml:space="preserve">ion_ 전부 = Fig 2h 보정 대기(D12·D13).</w:t>
       </w:r>
     </w:p>
     <w:p>

--- a/docs/manuscript_draft/DEM_methodology_and_tables_v1.docx
+++ b/docs/manuscript_draft/DEM_methodology_and_tables_v1.docx
@@ -2577,7 +2577,7 @@
                 <w:sz w:val="21"/>
                 <w:szCs w:val="21"/>
               </w:rPr>
-              <w:t xml:space="preserve">Experimental value</w:t>
+              <w:t xml:space="preserve">Supplier data</w:t>
             </w:r>
           </w:p>
         </w:tc>
@@ -2833,7 +2833,7 @@
                 <w:sz w:val="21"/>
                 <w:szCs w:val="21"/>
               </w:rPr>
-              <w:t xml:space="preserve">Supplier data</w:t>
+              <w:t xml:space="preserve">Effective value</w:t>
             </w:r>
           </w:p>
         </w:tc>
@@ -6665,7 +6665,7 @@
           <w:szCs w:val="21"/>
           <w:vertAlign w:val="subscript"/>
         </w:rPr>
-        <w:t xml:space="preserve">(VGCF) 100 S cm^−1^ 은 **압분 분말값**(0.012 Ω cm)이고 단섬유 고유값(≈10^4^ S cm^−1^)이 아니다.  복셀이 닿은 섬유를 융합시켜 섬유-섬유 접촉저항을 안 담으므로 접촉저항이 포함된 쪽을 쓰는 것이 맞다 — 단섬유값을 쓰면 접촉저항이 두 번 소거된다.  0.15 μm 복셀에서 섬유가 한 칸 굵기로 그려지므로 원/정사각 면적비 (π/4) 로 재척도해 78.5 S cm^−1^ 를 쓴다 (축방향 컨덕턴스 보존).  이 두 문장은 리뷰어가 물으면 그때 넣으면 된다.  (iii) 표의 공백은 각각 — 두께 · porosity · 면적용량 = 재압밀 대기(D3) / coverage · 접촉수 · 연결률 = 0.15 μm 재추출 대기(D4) / σ</w:t>
+        <w:t xml:space="preserve">(VGCF) 100 S cm^−1^ 은 **압분 분말값** 자릿수(Showa Denko VGCF-H 카탈로그 0.012 Ω cm ≈ 83 S cm^−1^)이고 단섬유 고유값(1e−4 Ω cm ≈ 10^4^ S cm^−1^)이 아니다.  ⚠ 코드값 100 은 카탈로그 83 을 그대로 쓴 것이 아니라 자릿수를 맞춰 채택한 값이라 Source 를 *Supplier data* → *Effective value* 로 고쳤다.  섬유 직경 0.15 μm 도 우리 측정이 아니라 같은 카탈로그 값이라 *Supplier data* 로 바꿨다 (SEM 으로 실측한 것이면 되돌릴 것).  ⚠ VGCF 영률 10 GPa 는 **앵커 없는 placeholder** 다 — 흑연화 탄소섬유의 축방향 영률은 10^2^ GPa 급이다.  STEP3 σ 계산에는 안 들어가고 MPM 압밀 기하에만 들어가며 로딩이 3 wt% 라 영향이 작을 것으로 보지만 **미측정**이다.  복셀이 닿은 섬유를 융합시켜 섬유-섬유 접촉저항을 안 담으므로 접촉저항이 포함된 쪽을 쓰는 것이 맞다 — 단섬유값을 쓰면 접촉저항이 두 번 소거된다.  0.15 μm 복셀에서 섬유가 한 칸 굵기로 그려지므로 원/정사각 면적비 (π/4) 로 재척도해 78.5 S cm^−1^ 를 쓴다 (축방향 컨덕턴스 보존).  이 두 문장은 리뷰어가 물으면 그때 넣으면 된다.  (iii) 표의 공백은 각각 — 두께 · porosity · 면적용량 = 재압밀 대기(D3) / coverage · 접촉수 · 연결률 = 0.15 μm 재추출 대기(D4) / σ</w:t>
       </w:r>
       <w:r>
         <w:rPr>
@@ -7703,7 +7703,145 @@
           <w:sz w:val="21"/>
           <w:szCs w:val="21"/>
         </w:rPr>
-        <w:t xml:space="preserve"> 를 재현하도록 맞춘다.  그렇게 얻은 상 전도도를 전극에 넣어 8팔을 다시 돌리면 이온 축이 </w:t>
+        <w:t xml:space="preserve"> 를 재현하도록 맞춘다.  ★ </w:t>
+      </w:r>
+      <w:r>
+        <w:rPr>
+          <w:rFonts w:ascii="Times New Roman" w:cs="Times New Roman" w:eastAsia="Times New Roman" w:hAnsi="Times New Roman"/>
+          <w:b/>
+          <w:bCs/>
+          <w:sz w:val="21"/>
+          <w:szCs w:val="21"/>
+        </w:rPr>
+        <w:t xml:space="preserve">같은 펠릿으로 전자 축도 앵커할 수 있다</w:t>
+      </w:r>
+      <w:r>
+        <w:rPr>
+          <w:rFonts w:ascii="Times New Roman" w:cs="Times New Roman" w:eastAsia="Times New Roman" w:hAnsi="Times New Roman"/>
+          <w:sz w:val="21"/>
+          <w:szCs w:val="21"/>
+        </w:rPr>
+        <w:t xml:space="preserve"> — Figure 2i 가 같은 9:1 펠릿의 σ</w:t>
+      </w:r>
+      <w:r>
+        <w:rPr>
+          <w:rFonts w:ascii="Times New Roman" w:cs="Times New Roman" w:eastAsia="Times New Roman" w:hAnsi="Times New Roman"/>
+          <w:sz w:val="21"/>
+          <w:szCs w:val="21"/>
+          <w:vertAlign w:val="subscript"/>
+        </w:rPr>
+        <w:t xml:space="preserve">e</w:t>
+      </w:r>
+      <w:r>
+        <w:rPr>
+          <w:rFonts w:ascii="Times New Roman" w:cs="Times New Roman" w:eastAsia="Times New Roman" w:hAnsi="Times New Roman"/>
+          <w:sz w:val="21"/>
+          <w:szCs w:val="21"/>
+        </w:rPr>
+        <w:t xml:space="preserve"> 를 준다 (LPSCl 0.30 → +PTFE 0.12 → +SDCP 1.53 × 10</w:t>
+      </w:r>
+      <w:r>
+        <w:rPr>
+          <w:rFonts w:ascii="Times New Roman" w:cs="Times New Roman" w:eastAsia="Times New Roman" w:hAnsi="Times New Roman"/>
+          <w:sz w:val="21"/>
+          <w:szCs w:val="21"/>
+          <w:vertAlign w:val="superscript"/>
+        </w:rPr>
+        <w:t xml:space="preserve">−7</w:t>
+      </w:r>
+      <w:r>
+        <w:rPr>
+          <w:rFonts w:ascii="Times New Roman" w:cs="Times New Roman" w:eastAsia="Times New Roman" w:hAnsi="Times New Roman"/>
+          <w:sz w:val="21"/>
+          <w:szCs w:val="21"/>
+        </w:rPr>
+        <w:t xml:space="preserve"> S cm</w:t>
+      </w:r>
+      <w:r>
+        <w:rPr>
+          <w:rFonts w:ascii="Times New Roman" w:cs="Times New Roman" w:eastAsia="Times New Roman" w:hAnsi="Times New Roman"/>
+          <w:sz w:val="21"/>
+          <w:szCs w:val="21"/>
+          <w:vertAlign w:val="superscript"/>
+        </w:rPr>
+        <w:t xml:space="preserve">−1</w:t>
+      </w:r>
+      <w:r>
+        <w:rPr>
+          <w:rFonts w:ascii="Times New Roman" w:cs="Times New Roman" w:eastAsia="Times New Roman" w:hAnsi="Times New Roman"/>
+          <w:sz w:val="21"/>
+          <w:szCs w:val="21"/>
+        </w:rPr>
+        <w:t xml:space="preserve">).  지금 σ</w:t>
+      </w:r>
+      <w:r>
+        <w:rPr>
+          <w:rFonts w:ascii="Times New Roman" w:cs="Times New Roman" w:eastAsia="Times New Roman" w:hAnsi="Times New Roman"/>
+          <w:sz w:val="21"/>
+          <w:szCs w:val="21"/>
+          <w:vertAlign w:val="subscript"/>
+        </w:rPr>
+        <w:t xml:space="preserve">e</w:t>
+      </w:r>
+      <w:r>
+        <w:rPr>
+          <w:rFonts w:ascii="Times New Roman" w:cs="Times New Roman" w:eastAsia="Times New Roman" w:hAnsi="Times New Roman"/>
+          <w:sz w:val="21"/>
+          <w:szCs w:val="21"/>
+        </w:rPr>
+        <w:t xml:space="preserve">(SDCP) = 250 S cm</w:t>
+      </w:r>
+      <w:r>
+        <w:rPr>
+          <w:rFonts w:ascii="Times New Roman" w:cs="Times New Roman" w:eastAsia="Times New Roman" w:hAnsi="Times New Roman"/>
+          <w:sz w:val="21"/>
+          <w:szCs w:val="21"/>
+          <w:vertAlign w:val="superscript"/>
+        </w:rPr>
+        <w:t xml:space="preserve">−1</w:t>
+      </w:r>
+      <w:r>
+        <w:rPr>
+          <w:rFonts w:ascii="Times New Roman" w:cs="Times New Roman" w:eastAsia="Times New Roman" w:hAnsi="Times New Roman"/>
+          <w:sz w:val="21"/>
+          <w:szCs w:val="21"/>
+        </w:rPr>
+        <w:t xml:space="preserve"> 는 논문 밖에서 온 가정값이므로, 같은 RVE 로 1.53 × 10</w:t>
+      </w:r>
+      <w:r>
+        <w:rPr>
+          <w:rFonts w:ascii="Times New Roman" w:cs="Times New Roman" w:eastAsia="Times New Roman" w:hAnsi="Times New Roman"/>
+          <w:sz w:val="21"/>
+          <w:szCs w:val="21"/>
+          <w:vertAlign w:val="superscript"/>
+        </w:rPr>
+        <w:t xml:space="preserve">−7</w:t>
+      </w:r>
+      <w:r>
+        <w:rPr>
+          <w:rFonts w:ascii="Times New Roman" w:cs="Times New Roman" w:eastAsia="Times New Roman" w:hAnsi="Times New Roman"/>
+          <w:sz w:val="21"/>
+          <w:szCs w:val="21"/>
+        </w:rPr>
+        <w:t xml:space="preserve"> 을 재현하는 값을 찾으면 </w:t>
+      </w:r>
+      <w:r>
+        <w:rPr>
+          <w:rFonts w:ascii="Times New Roman" w:cs="Times New Roman" w:eastAsia="Times New Roman" w:hAnsi="Times New Roman"/>
+          <w:b/>
+          <w:bCs/>
+          <w:sz w:val="21"/>
+          <w:szCs w:val="21"/>
+        </w:rPr>
+        <w:t xml:space="preserve">전자·이온 두 축이 모두 이 논문 자신의 Figure 2 에 앵커</w:t>
+      </w:r>
+      <w:r>
+        <w:rPr>
+          <w:rFonts w:ascii="Times New Roman" w:cs="Times New Roman" w:eastAsia="Times New Roman" w:hAnsi="Times New Roman"/>
+          <w:sz w:val="21"/>
+          <w:szCs w:val="21"/>
+        </w:rPr>
+        <w:t xml:space="preserve">된다.  ⚠ 단 SDCP 14.6 vol% 는 3D 구 퍼콜레이션 문턱(≈16 vol%) 근처라 결과가 퍼콜 여부에 민감하다 — 그 자체가 재볼 값어치가 있다.  그렇게 얻은 상 전도도를 전극에 넣어 8팔을 다시 돌리면 이온 축이 </w:t>
       </w:r>
       <w:r>
         <w:rPr>

--- a/docs/manuscript_draft/DEM_methodology_and_tables_v1.docx
+++ b/docs/manuscript_draft/DEM_methodology_and_tables_v1.docx
@@ -4839,16 +4839,7 @@
                 <w:sz w:val="21"/>
                 <w:szCs w:val="21"/>
               </w:rPr>
-              <w:t xml:space="preserve">7.27 × 10</w:t>
-            </w:r>
-            <w:r>
-              <w:rPr>
-                <w:rFonts w:ascii="Times New Roman" w:cs="Times New Roman" w:eastAsia="Times New Roman" w:hAnsi="Times New Roman"/>
-                <w:sz w:val="21"/>
-                <w:szCs w:val="21"/>
-                <w:vertAlign w:val="superscript"/>
-              </w:rPr>
-              <w:t xml:space="preserve">−2</w:t>
+              <w:t xml:space="preserve">—</w:t>
             </w:r>
           </w:p>
         </w:tc>
@@ -4873,16 +4864,7 @@
                 <w:sz w:val="21"/>
                 <w:szCs w:val="21"/>
               </w:rPr>
-              <w:t xml:space="preserve">8.16 × 10</w:t>
-            </w:r>
-            <w:r>
-              <w:rPr>
-                <w:rFonts w:ascii="Times New Roman" w:cs="Times New Roman" w:eastAsia="Times New Roman" w:hAnsi="Times New Roman"/>
-                <w:sz w:val="21"/>
-                <w:szCs w:val="21"/>
-                <w:vertAlign w:val="superscript"/>
-              </w:rPr>
-              <w:t xml:space="preserve">−2</w:t>
+              <w:t xml:space="preserve">—</w:t>
             </w:r>
           </w:p>
         </w:tc>
@@ -6674,6 +6656,149 @@
           <w:szCs w:val="21"/>
         </w:rPr>
         <w:t xml:space="preserve">ion_ 전부 = Fig 2h 보정 대기(D12·D13).</w:t>
+      </w:r>
+    </w:p>
+    <w:p>
+      <w:pPr>
+        <w:spacing w:after="120" w:line="290"/>
+        <w:ind w:left="400" w:hanging="400"/>
+        <w:jc w:val="both"/>
+      </w:pPr>
+      <w:r>
+        <w:rPr>
+          <w:rFonts w:ascii="Times New Roman" w:cs="Times New Roman" w:eastAsia="Times New Roman" w:hAnsi="Times New Roman"/>
+          <w:b/>
+          <w:bCs/>
+          <w:sz w:val="21"/>
+          <w:szCs w:val="21"/>
+        </w:rPr>
+        <w:t xml:space="preserve">D15.  </w:t>
+      </w:r>
+      <w:r>
+        <w:rPr>
+          <w:rFonts w:ascii="Times New Roman" w:cs="Times New Roman" w:eastAsia="Times New Roman" w:hAnsi="Times New Roman"/>
+          <w:b/>
+          <w:bCs/>
+          <w:sz w:val="21"/>
+          <w:szCs w:val="21"/>
+        </w:rPr>
+        <w:t xml:space="preserve">σ_e 절대값도 비웠다 — 격자에 크게 움직이기 때문이다 (신규).</w:t>
+      </w:r>
+      <w:r>
+        <w:rPr>
+          <w:rFonts w:ascii="Times New Roman" w:cs="Times New Roman" w:eastAsia="Times New Roman" w:hAnsi="Times New Roman"/>
+          <w:sz w:val="21"/>
+          <w:szCs w:val="21"/>
+        </w:rPr>
+        <w:t xml:space="preserve"> 같은 침대 · 같은 규약에서 복셀만 0.15 → 0.125 μm 로 조이면 </w:t>
+      </w:r>
+      <w:r>
+        <w:rPr>
+          <w:rFonts w:ascii="Times New Roman" w:cs="Times New Roman" w:eastAsia="Times New Roman" w:hAnsi="Times New Roman"/>
+          <w:b/>
+          <w:bCs/>
+          <w:sz w:val="21"/>
+          <w:szCs w:val="21"/>
+        </w:rPr>
+        <w:t xml:space="preserve">절대값이 SBE −26.8 % · DBE −25.5 %</w:t>
+      </w:r>
+      <w:r>
+        <w:rPr>
+          <w:rFonts w:ascii="Times New Roman" w:cs="Times New Roman" w:eastAsia="Times New Roman" w:hAnsi="Times New Roman"/>
+          <w:sz w:val="21"/>
+          <w:szCs w:val="21"/>
+        </w:rPr>
+        <w:t xml:space="preserve"> 움직인다.  같은 구간에서 </w:t>
+      </w:r>
+      <w:r>
+        <w:rPr>
+          <w:rFonts w:ascii="Times New Roman" w:cs="Times New Roman" w:eastAsia="Times New Roman" w:hAnsi="Times New Roman"/>
+          <w:b/>
+          <w:bCs/>
+          <w:sz w:val="21"/>
+          <w:szCs w:val="21"/>
+        </w:rPr>
+        <w:t xml:space="preserve">비는 +2.1 %p</w:t>
+      </w:r>
+      <w:r>
+        <w:rPr>
+          <w:rFonts w:ascii="Times New Roman" w:cs="Times New Roman" w:eastAsia="Times New Roman" w:hAnsi="Times New Roman"/>
+          <w:sz w:val="21"/>
+          <w:szCs w:val="21"/>
+        </w:rPr>
+        <w:t xml:space="preserve"> 만 움직인다 (1.1232 → 1.1438).  ⇒ 이 파이프라인에서 재현되는 양은 </w:t>
+      </w:r>
+      <w:r>
+        <w:rPr>
+          <w:rFonts w:ascii="Times New Roman" w:cs="Times New Roman" w:eastAsia="Times New Roman" w:hAnsi="Times New Roman"/>
+          <w:b/>
+          <w:bCs/>
+          <w:sz w:val="21"/>
+          <w:szCs w:val="21"/>
+        </w:rPr>
+        <w:t xml:space="preserve">비</w:t>
+      </w:r>
+      <w:r>
+        <w:rPr>
+          <w:rFonts w:ascii="Times New Roman" w:cs="Times New Roman" w:eastAsia="Times New Roman" w:hAnsi="Times New Roman"/>
+          <w:sz w:val="21"/>
+          <w:szCs w:val="21"/>
+        </w:rPr>
+        <w:t xml:space="preserve">이고 절대값이 아니다.  PTFE 를 격자에 찍는 규약으로 바꾸면 절대값이 한 번 더 −13~−25 % 움직인다 (CL-49).  ⇒ 표에는 </w:t>
+      </w:r>
+      <w:r>
+        <w:rPr>
+          <w:rFonts w:ascii="Times New Roman" w:cs="Times New Roman" w:eastAsia="Times New Roman" w:hAnsi="Times New Roman"/>
+          <w:b/>
+          <w:bCs/>
+          <w:sz w:val="21"/>
+          <w:szCs w:val="21"/>
+        </w:rPr>
+        <w:t xml:space="preserve">비만</w:t>
+      </w:r>
+      <w:r>
+        <w:rPr>
+          <w:rFonts w:ascii="Times New Roman" w:cs="Times New Roman" w:eastAsia="Times New Roman" w:hAnsi="Times New Roman"/>
+          <w:sz w:val="21"/>
+          <w:szCs w:val="21"/>
+        </w:rPr>
+        <w:t xml:space="preserve"> 남겼다.  ⚠ 비 1.1232 도 격자와 함께 </w:t>
+      </w:r>
+      <w:r>
+        <w:rPr>
+          <w:rFonts w:ascii="Times New Roman" w:cs="Times New Roman" w:eastAsia="Times New Roman" w:hAnsi="Times New Roman"/>
+          <w:b/>
+          <w:bCs/>
+          <w:sz w:val="21"/>
+          <w:szCs w:val="21"/>
+        </w:rPr>
+        <w:t xml:space="preserve">단조 증가</w:t>
+      </w:r>
+      <w:r>
+        <w:rPr>
+          <w:rFonts w:ascii="Times New Roman" w:cs="Times New Roman" w:eastAsia="Times New Roman" w:hAnsi="Times New Roman"/>
+          <w:sz w:val="21"/>
+          <w:szCs w:val="21"/>
+        </w:rPr>
+        <w:t xml:space="preserve">한다 (0.15 → 0.125 → 0.115 에서 1.1232 → 1.1438 → 1.1554) 이므로 </w:t>
+      </w:r>
+      <w:r>
+        <w:rPr>
+          <w:rFonts w:ascii="Times New Roman" w:cs="Times New Roman" w:eastAsia="Times New Roman" w:hAnsi="Times New Roman"/>
+          <w:b/>
+          <w:bCs/>
+          <w:sz w:val="21"/>
+          <w:szCs w:val="21"/>
+        </w:rPr>
+        <w:t xml:space="preserve">하한</w:t>
+      </w:r>
+      <w:r>
+        <w:rPr>
+          <w:rFonts w:ascii="Times New Roman" w:cs="Times New Roman" w:eastAsia="Times New Roman" w:hAnsi="Times New Roman"/>
+          <w:sz w:val="21"/>
+          <w:szCs w:val="21"/>
+        </w:rPr>
+        <w:t xml:space="preserve">으로 읽어야 한다.  세 점이 어떤 멱법칙에도 안 맞아 외삽이 성립하지 않고, 이 하드웨어에서는 0.115 보다 더 못 조인다 (peak RSS 35.6 GB).  부호와 존재는 8/8 팔에서 확정이고, 크기만 열려 있다.</w:t>
       </w:r>
     </w:p>
     <w:p>

--- a/docs/manuscript_draft/DEM_methodology_and_tables_v1.docx
+++ b/docs/manuscript_draft/DEM_methodology_and_tables_v1.docx
@@ -6647,7 +6647,41 @@
           <w:szCs w:val="21"/>
           <w:vertAlign w:val="subscript"/>
         </w:rPr>
-        <w:t xml:space="preserve">(VGCF) 100 S cm^−1^ 은 **압분 분말값** 자릿수(Showa Denko VGCF-H 카탈로그 0.012 Ω cm ≈ 83 S cm^−1^)이고 단섬유 고유값(1e−4 Ω cm ≈ 10^4^ S cm^−1^)이 아니다.  ⚠ 코드값 100 은 카탈로그 83 을 그대로 쓴 것이 아니라 자릿수를 맞춰 채택한 값이라 Source 를 *Supplier data* → *Effective value* 로 고쳤다.  섬유 직경 0.15 μm 도 우리 측정이 아니라 같은 카탈로그 값이라 *Supplier data* 로 바꿨다 (SEM 으로 실측한 것이면 되돌릴 것).  ⚠ VGCF 영률 10 GPa 는 **앵커 없는 placeholder** 다 — 흑연화 탄소섬유의 축방향 영률은 10^2^ GPa 급이다.  STEP3 σ 계산에는 안 들어가고 MPM 압밀 기하에만 들어가며 로딩이 3 wt% 라 영향이 작을 것으로 보지만 **미측정**이다.  복셀이 닿은 섬유를 융합시켜 섬유-섬유 접촉저항을 안 담으므로 접촉저항이 포함된 쪽을 쓰는 것이 맞다 — 단섬유값을 쓰면 접촉저항이 두 번 소거된다.  0.15 μm 복셀에서 섬유가 한 칸 굵기로 그려지므로 원/정사각 면적비 (π/4) 로 재척도해 78.5 S cm^−1^ 를 쓴다 (축방향 컨덕턴스 보존).  이 두 문장은 리뷰어가 물으면 그때 넣으면 된다.  (iii) 표의 공백은 각각 — 두께 · porosity · 면적용량 = 재압밀 대기(D3) / coverage · 접촉수 · 연결률 = 0.15 μm 재추출 대기(D4) / σ</w:t>
+        <w:t xml:space="preserve">(VGCF) 100 S cm^−1^ 은 **압분 분말값** 자릿수(Showa Denko VGCF-H 카탈로그 0.012 Ω cm ≈ 83 S cm^−1^)이고 단섬유 고유값(1e−4 Ω cm ≈ 10^4^ S cm^−1^)이 아니다.  ⚠ 코드값 100 은 카탈로그 83 을 그대로 쓴 것이 아니라 자릿수를 맞춰 채택한 값이라 Source 를 *Supplier data* → *Effective value* 로 고쳤다.  섬유 직경 0.15 μm 도 우리 측정이 아니라 같은 카탈로그 값이라 *Supplier data* 로 바꿨다 (SEM 으로 실측한 것이면 되돌릴 것).  ⚠ VGCF 영률 10 GPa 는 **앵커 없는 placeholder** 다 — 흑연화 탄소섬유의 축방향 영률은 10^2^ GPa 급이다.  STEP3 σ 계산에는 안 들어가고 MPM 압밀 기하에만 들어가며 로딩이 3 wt%(≈5.4 vol%) 라 영향이 작을 것으로 보지만 **미측정**이다.  ★ 완화 논거: 10 GPa 라도 SE(E</w:t>
+      </w:r>
+      <w:r>
+        <w:rPr>
+          <w:rFonts w:ascii="Times New Roman" w:cs="Times New Roman" w:eastAsia="Times New Roman" w:hAnsi="Times New Roman"/>
+          <w:sz w:val="21"/>
+          <w:szCs w:val="21"/>
+        </w:rPr>
+        <w:t xml:space="preserve">eff</w:t>
+      </w:r>
+      <w:r>
+        <w:rPr>
+          <w:rFonts w:ascii="Times New Roman" w:cs="Times New Roman" w:eastAsia="Times New Roman" w:hAnsi="Times New Roman"/>
+          <w:sz w:val="21"/>
+          <w:szCs w:val="21"/>
+          <w:vertAlign w:val="subscript"/>
+        </w:rPr>
+        <w:t xml:space="preserve"> 1.53) 보다 이미 6.5배 단단해 압밀에서 사실상 강체로 굴고, 문헌값(10^2^ GPa 급)이면 130배 — 둘 다 SE 보다 훨씬 단단이라 기하 차이가 작을 수 있다.  ⚠ 비용: E 를 10 → 200 GPa 로 올리면 VGCF 의 P-파 모듈러스가 13.5 → 269 로 SE 스택(26.2)을 넘어 **CFL 이 dt 를 물고** 런이 약 3배 길어진다.  ⇒ **권장 = D3 재압밀에 팔 하나 얹어 감도만 확인** (E 10 vs 문헌값; σ</w:t>
+      </w:r>
+      <w:r>
+        <w:rPr>
+          <w:rFonts w:ascii="Times New Roman" w:cs="Times New Roman" w:eastAsia="Times New Roman" w:hAnsi="Times New Roman"/>
+          <w:sz w:val="21"/>
+          <w:szCs w:val="21"/>
+        </w:rPr>
+        <w:t xml:space="preserve">e</w:t>
+      </w:r>
+      <w:r>
+        <w:rPr>
+          <w:rFonts w:ascii="Times New Roman" w:cs="Times New Roman" w:eastAsia="Times New Roman" w:hAnsi="Times New Roman"/>
+          <w:sz w:val="21"/>
+          <w:szCs w:val="21"/>
+          <w:vertAlign w:val="subscript"/>
+        </w:rPr>
+        <w:t xml:space="preserve"> 비가 8팔 산포 ±0.7 % 안이면 한 줄로 닫힌다).  표에 문헌값만 적고 런을 안 하면 D3 와 똑같은 표≠시뮬 문제가 생긴다.  복셀이 닿은 섬유를 융합시켜 섬유-섬유 접촉저항을 안 담으므로 접촉저항이 포함된 쪽을 쓰는 것이 맞다 — 단섬유값을 쓰면 접촉저항이 두 번 소거된다.  0.15 μm 복셀에서 섬유가 한 칸 굵기로 그려지므로 원/정사각 면적비 (π/4) 로 재척도해 78.5 S cm^−1^ 를 쓴다 (축방향 컨덕턴스 보존).  이 두 문장은 리뷰어가 물으면 그때 넣으면 된다.  (iii) 표의 공백은 각각 — 두께 · porosity · 면적용량 = 재압밀 대기(D3) / coverage · 접촉수 · 연결률 = 0.15 μm 재추출 대기(D4) / σ</w:t>
       </w:r>
       <w:r>
         <w:rPr>

--- a/docs/manuscript_draft/DEM_methodology_and_tables_v1.docx
+++ b/docs/manuscript_draft/DEM_methodology_and_tables_v1.docx
@@ -5731,7 +5731,96 @@
           <w:sz w:val="21"/>
           <w:szCs w:val="21"/>
         </w:rPr>
-        <w:t xml:space="preserve"> 성립했으므로 검증이라고 부를 수 없다.  문장을 지우고 생산 격자(0.15 μm)만 적었다.</w:t>
+        <w:t xml:space="preserve"> 성립했으므로 검증이라고 부를 수 없다.  문장을 지우고 생산 격자(0.15 μm)만 적었다.  ★ </w:t>
+      </w:r>
+      <w:r>
+        <w:rPr>
+          <w:rFonts w:ascii="Times New Roman" w:cs="Times New Roman" w:eastAsia="Times New Roman" w:hAnsi="Times New Roman"/>
+          <w:b/>
+          <w:bCs/>
+          <w:sz w:val="21"/>
+          <w:szCs w:val="21"/>
+        </w:rPr>
+        <w:t xml:space="preserve">결정 (2026-08-23): 본문은 이 상태로 두고 재런이 끝난 뒤 다시 본다.</w:t>
+      </w:r>
+      <w:r>
+        <w:rPr>
+          <w:rFonts w:ascii="Times New Roman" w:cs="Times New Roman" w:eastAsia="Times New Roman" w:hAnsi="Times New Roman"/>
+          <w:sz w:val="21"/>
+          <w:szCs w:val="21"/>
+        </w:rPr>
+        <w:t xml:space="preserve"> 그때 선택지 두 개 — </w:t>
+      </w:r>
+      <w:r>
+        <w:rPr>
+          <w:rFonts w:ascii="Times New Roman" w:cs="Times New Roman" w:eastAsia="Times New Roman" w:hAnsi="Times New Roman"/>
+          <w:b/>
+          <w:bCs/>
+          <w:sz w:val="21"/>
+          <w:szCs w:val="21"/>
+        </w:rPr>
+        <w:t xml:space="preserve">(B)</w:t>
+      </w:r>
+      <w:r>
+        <w:rPr>
+          <w:rFonts w:ascii="Times New Roman" w:cs="Times New Roman" w:eastAsia="Times New Roman" w:hAnsi="Times New Roman"/>
+          <w:sz w:val="21"/>
+          <w:szCs w:val="21"/>
+        </w:rPr>
+        <w:t xml:space="preserve"> 격자 문장 뒤 한 절 추가: </w:t>
+      </w:r>
+      <w:r>
+        <w:rPr>
+          <w:rFonts w:ascii="Times New Roman" w:cs="Times New Roman" w:eastAsia="Times New Roman" w:hAnsi="Times New Roman"/>
+          <w:i/>
+          <w:iCs/>
+          <w:sz w:val="21"/>
+          <w:szCs w:val="21"/>
+        </w:rPr>
+        <w:t xml:space="preserve">because the absolute effective conductivity depends on the discretisation, all comparisons are reported as ratios between electrodes solved on identical grids</w:t>
+      </w:r>
+      <w:r>
+        <w:rPr>
+          <w:rFonts w:ascii="Times New Roman" w:cs="Times New Roman" w:eastAsia="Times New Roman" w:hAnsi="Times New Roman"/>
+          <w:sz w:val="21"/>
+          <w:szCs w:val="21"/>
+        </w:rPr>
+        <w:t xml:space="preserve"> (근거 = 절대값 27 % 이동 vs 비 2 %p 이동; 수렴 질문을 미리 막는다).  </w:t>
+      </w:r>
+      <w:r>
+        <w:rPr>
+          <w:rFonts w:ascii="Times New Roman" w:cs="Times New Roman" w:eastAsia="Times New Roman" w:hAnsi="Times New Roman"/>
+          <w:b/>
+          <w:bCs/>
+          <w:sz w:val="21"/>
+          <w:szCs w:val="21"/>
+        </w:rPr>
+        <w:t xml:space="preserve">(C)</w:t>
+      </w:r>
+      <w:r>
+        <w:rPr>
+          <w:rFonts w:ascii="Times New Roman" w:cs="Times New Roman" w:eastAsia="Times New Roman" w:hAnsi="Times New Roman"/>
+          <w:sz w:val="21"/>
+          <w:szCs w:val="21"/>
+        </w:rPr>
+        <w:t xml:space="preserve"> SI 에 격자 3점(1.1232 / 1.1438 / 1.1554)을 싣고 보고값이 하한임을 명시 — 리뷰어가 물었을 때 꺼내는 쪽이 낫다.  ⚠ 어느 쪽이든 격자에 대해 validated / verified 계열 표현은 수렴 시험을 같이 보이지 않는 한 쓰지 않는다.  ⚠ Bazzoun 을 σ</w:t>
+      </w:r>
+      <w:r>
+        <w:rPr>
+          <w:rFonts w:ascii="Times New Roman" w:cs="Times New Roman" w:eastAsia="Times New Roman" w:hAnsi="Times New Roman"/>
+          <w:sz w:val="21"/>
+          <w:szCs w:val="21"/>
+          <w:vertAlign w:val="subscript"/>
+        </w:rPr>
+        <w:t xml:space="preserve">ion</w:t>
+      </w:r>
+      <w:r>
+        <w:rPr>
+          <w:rFonts w:ascii="Times New Roman" w:cs="Times New Roman" w:eastAsia="Times New Roman" w:hAnsi="Times New Roman"/>
+          <w:sz w:val="21"/>
+          <w:szCs w:val="21"/>
+        </w:rPr>
+        <w:t xml:space="preserve"> 앵커로 다시 쓰지 않는다 — 조성이 다르고 intrinsic σ 도 안 맞다 (정규화하면 formation factor 0.388 / 0.973 / 1.235 로 어느 격자도 일치가 아니다).</w:t>
       </w:r>
     </w:p>
     <w:p>

--- a/docs/manuscript_draft/DEM_methodology_and_tables_v1.docx
+++ b/docs/manuscript_draft/DEM_methodology_and_tables_v1.docx
@@ -287,7 +287,7 @@
           <w:sz w:val="21"/>
           <w:szCs w:val="21"/>
         </w:rPr>
-        <w:t xml:space="preserve"> = 0.51 GPa. The two models were calibrated independently against the same experimental porosity rather than against each other. VGCF fibres, PTFE fibrils and SDCP particles were then seeded into the pore space at the experimental weight fractions. All inputs are listed in Table S2, and the resulting thicknesses and porosities in Table S3.</w:t>
+        <w:t xml:space="preserve"> = 0.51 GPa. The two models were calibrated independently against the same experimental porosity rather than against each other. VGCF fibres, PTFE fibrils and SDCP particles were then seeded into the pore space at the experimental weight fractions. All inputs are listed in Table S2.</w:t>
       </w:r>
     </w:p>
     <w:p>
@@ -439,7 +439,7 @@
           <w:sz w:val="21"/>
           <w:szCs w:val="21"/>
         </w:rPr>
-        <w:t xml:space="preserve"> the electric potential. A potential difference was applied between the separator and current-collector faces with the remaining boundaries insulating, and the effective conductivity was taken from the total current. NCM811, VGCF and SDCP carried the electronic network and LPSCl and SDCP the ionic network; PTFE was not resolved on the conduction grid. Phase conductivities are listed in Table S2, in which the VGCF value is rescaled so that a fibre resolved as a one-voxel-wide tube retains its axial conductance. Each electrode was solved at eight half-voxel grid-origin shifts (2 × 2 × 2), the SBE and DBE sharing the same origins, and conductivity ratios are reported as the paired mean with its standard error. The Joule dissipation of a phase was evaluated as</w:t>
+        <w:t xml:space="preserve"> the electric potential. A potential difference was applied between the separator and current-collector faces with the remaining boundaries insulating, and the effective conductivity was taken from the total current. NCM811, VGCF and SDCP carried the electronic network and LPSCl and SDCP the ionic network; PTFE was not resolved on the conduction grid. Phase conductivities are listed in Table S2, in which the VGCF value is rescaled so that a fiber resolved as a one-voxel-wide tube retains its axial conductance. Each electrode was solved at eight half-voxel grid-origin shifts (2 × 2 × 2), the SBE and DBE sharing the same origins, and conductivity ratios are reported as the paired mean with its standard error. The Joule dissipation of a phase was evaluated as</w:t>
       </w:r>
     </w:p>
     <w:p>
@@ -2502,7 +2502,7 @@
                 <w:sz w:val="21"/>
                 <w:szCs w:val="21"/>
               </w:rPr>
-              <w:t xml:space="preserve">Fibre diameter</w:t>
+              <w:t xml:space="preserve">Fiber diameter</w:t>
             </w:r>
           </w:p>
         </w:tc>

--- a/docs/manuscript_draft/DEM_methodology_and_tables_v1.docx
+++ b/docs/manuscript_draft/DEM_methodology_and_tables_v1.docx
@@ -287,7 +287,7 @@
           <w:sz w:val="21"/>
           <w:szCs w:val="21"/>
         </w:rPr>
-        <w:t xml:space="preserve"> = 0.51 GPa. The two models were calibrated independently against the same experimental porosity rather than against each other. VGCF fibres, PTFE fibrils and SDCP particles were then seeded into the pore space at the experimental weight fractions. All inputs are listed in Table S2.</w:t>
+        <w:t xml:space="preserve"> = 0.51 GPa. The two models were calibrated independently against the same experimental porosity rather than against each other. VGCF fibres, PTFE fibrils and SDCP particles were then seeded into the pore space at the experimental weight fractions. All inputs are listed in Table S2, and the resulting thicknesses and porosities in Table S3.</w:t>
       </w:r>
     </w:p>
     <w:p>
@@ -5977,7 +5977,25 @@
           <w:sz w:val="21"/>
           <w:szCs w:val="21"/>
         </w:rPr>
-        <w:t xml:space="preserve">(각주 b) 본문도 수치 대신 Table S3 을 가리키게 했다.  전도도 비의 이동이 8팔 산포(±0.7 %) 안이면 무시 가능으로 닫히고, 벗어나면 새 침대 값으로 갱신한다.</w:t>
+        <w:t xml:space="preserve"> 본문은 수치 대신 Table S3 을 가리킨다 — ⚠ </w:t>
+      </w:r>
+      <w:r>
+        <w:rPr>
+          <w:rFonts w:ascii="Times New Roman" w:cs="Times New Roman" w:eastAsia="Times New Roman" w:hAnsi="Times New Roman"/>
+          <w:b/>
+          <w:bCs/>
+          <w:sz w:val="21"/>
+          <w:szCs w:val="21"/>
+        </w:rPr>
+        <w:t xml:space="preserve">그 포인터와 표의 세 행은 같이 채워져야 한다.</w:t>
+      </w:r>
+      <w:r>
+        <w:rPr>
+          <w:rFonts w:ascii="Times New Roman" w:cs="Times New Roman" w:eastAsia="Times New Roman" w:hAnsi="Times New Roman"/>
+          <w:sz w:val="21"/>
+          <w:szCs w:val="21"/>
+        </w:rPr>
+        <w:t xml:space="preserve">  투고 시점에 표가 여전히 비어 있으면 본문이 빈 칸을 가리키게 된다.  전도도 비의 이동이 8팔 산포(±0.7 %) 안이면 무시 가능으로 닫히고, 벗어나면 새 침대 값으로 갱신한다.</w:t>
       </w:r>
     </w:p>
     <w:p>

--- a/docs/manuscript_draft/DEM_methodology_and_tables_v1.docx
+++ b/docs/manuscript_draft/DEM_methodology_and_tables_v1.docx
@@ -1454,7 +1454,7 @@
                 <w:sz w:val="21"/>
                 <w:szCs w:val="21"/>
               </w:rPr>
-              <w:t xml:space="preserve">Ref. [36]</w:t>
+              <w:t xml:space="preserve">Ref. S6</w:t>
             </w:r>
           </w:p>
         </w:tc>
@@ -1837,7 +1837,7 @@
                 <w:sz w:val="21"/>
                 <w:szCs w:val="21"/>
               </w:rPr>
-              <w:t xml:space="preserve">Ref. [34]</w:t>
+              <w:t xml:space="preserve">Ref. S7</w:t>
             </w:r>
           </w:p>
         </w:tc>
@@ -2450,7 +2450,7 @@
                 <w:sz w:val="21"/>
                 <w:szCs w:val="21"/>
               </w:rPr>
-              <w:t xml:space="preserve">Ref. [37]</w:t>
+              <w:t xml:space="preserve">Ref. S8</w:t>
             </w:r>
           </w:p>
         </w:tc>
@@ -5240,7 +5240,7 @@
           <w:sz w:val="24"/>
           <w:szCs w:val="24"/>
         </w:rPr>
-        <w:t xml:space="preserve">C.  References to be merged into the main list</w:t>
+        <w:t xml:space="preserve">C.  References</w:t>
       </w:r>
     </w:p>
     <w:p>
@@ -5251,10 +5251,20 @@
       <w:r>
         <w:rPr>
           <w:rFonts w:ascii="Times New Roman" w:cs="Times New Roman" w:eastAsia="Times New Roman" w:hAnsi="Times New Roman"/>
-          <w:sz w:val="21"/>
-          <w:szCs w:val="21"/>
-        </w:rPr>
-        <w:t xml:space="preserve">Numbering continues from [32] in Manuscript v5.1; the arbitrary [100]/[102]/[107]/[109]/[110] labels are removed.</w:t>
+          <w:b/>
+          <w:bCs/>
+          <w:sz w:val="21"/>
+          <w:szCs w:val="21"/>
+        </w:rPr>
+        <w:t xml:space="preserve">Main text</w:t>
+      </w:r>
+      <w:r>
+        <w:rPr>
+          <w:rFonts w:ascii="Times New Roman" w:cs="Times New Roman" w:eastAsia="Times New Roman" w:hAnsi="Times New Roman"/>
+          <w:sz w:val="21"/>
+          <w:szCs w:val="21"/>
+        </w:rPr>
+        <w:t xml:space="preserve"> — numbering continues from [32] in Manuscript v5.1; the arbitrary [100]/[102]/[107]/[109]/[110] labels are removed.</w:t>
       </w:r>
     </w:p>
     <w:p>
@@ -5472,7 +5482,7 @@
           <w:sz w:val="21"/>
           <w:szCs w:val="21"/>
         </w:rPr>
-        <w:t xml:space="preserve">[36]	H. Wang, et al., </w:t>
+        <w:t xml:space="preserve">[9]	(already cited) T. Minnmann et al., </w:t>
       </w:r>
       <w:r>
         <w:rPr>
@@ -5482,7 +5492,7 @@
           <w:sz w:val="21"/>
           <w:szCs w:val="21"/>
         </w:rPr>
-        <w:t xml:space="preserve">J. Power Sources</w:t>
+        <w:t xml:space="preserve">Adv. Energy Mater.</w:t>
       </w:r>
       <w:r>
         <w:rPr>
@@ -5500,7 +5510,7 @@
           <w:sz w:val="21"/>
           <w:szCs w:val="21"/>
         </w:rPr>
-        <w:t xml:space="preserve">2020</w:t>
+        <w:t xml:space="preserve">2022</w:t>
       </w:r>
       <w:r>
         <w:rPr>
@@ -5518,15 +5528,39 @@
           <w:sz w:val="21"/>
           <w:szCs w:val="21"/>
         </w:rPr>
-        <w:t xml:space="preserve">470</w:t>
-      </w:r>
-      <w:r>
-        <w:rPr>
-          <w:rFonts w:ascii="Times New Roman" w:cs="Times New Roman" w:eastAsia="Times New Roman" w:hAnsi="Times New Roman"/>
-          <w:sz w:val="21"/>
-          <w:szCs w:val="21"/>
-        </w:rPr>
-        <w:t xml:space="preserve">, 228413.</w:t>
+        <w:t xml:space="preserve">12</w:t>
+      </w:r>
+      <w:r>
+        <w:rPr>
+          <w:rFonts w:ascii="Times New Roman" w:cs="Times New Roman" w:eastAsia="Times New Roman" w:hAnsi="Times New Roman"/>
+          <w:sz w:val="21"/>
+          <w:szCs w:val="21"/>
+        </w:rPr>
+        <w:t xml:space="preserve">, 2201425.</w:t>
+      </w:r>
+    </w:p>
+    <w:p>
+      <w:pPr>
+        <w:spacing w:after="120" w:line="300"/>
+        <w:jc w:val="both"/>
+      </w:pPr>
+      <w:r>
+        <w:rPr>
+          <w:rFonts w:ascii="Times New Roman" w:cs="Times New Roman" w:eastAsia="Times New Roman" w:hAnsi="Times New Roman"/>
+          <w:b/>
+          <w:bCs/>
+          <w:sz w:val="21"/>
+          <w:szCs w:val="21"/>
+        </w:rPr>
+        <w:t xml:space="preserve">Supporting Information</w:t>
+      </w:r>
+      <w:r>
+        <w:rPr>
+          <w:rFonts w:ascii="Times New Roman" w:cs="Times New Roman" w:eastAsia="Times New Roman" w:hAnsi="Times New Roman"/>
+          <w:sz w:val="21"/>
+          <w:szCs w:val="21"/>
+        </w:rPr>
+        <w:t xml:space="preserve"> — continues from [S5] in the DFT part (Table S1).</w:t>
       </w:r>
     </w:p>
     <w:p>
@@ -5540,7 +5574,7 @@
           <w:sz w:val="21"/>
           <w:szCs w:val="21"/>
         </w:rPr>
-        <w:t xml:space="preserve">[37]	M. Cronau, M. Szabo, C. König, T. B. Wassermann, B. Roling, </w:t>
+        <w:t xml:space="preserve">[S6]	H. Wang, et al., Elastic properties of layered lithium transition-metal oxides, </w:t>
       </w:r>
       <w:r>
         <w:rPr>
@@ -5550,7 +5584,7 @@
           <w:sz w:val="21"/>
           <w:szCs w:val="21"/>
         </w:rPr>
-        <w:t xml:space="preserve">ACS Energy Lett.</w:t>
+        <w:t xml:space="preserve">J. Power Sources</w:t>
       </w:r>
       <w:r>
         <w:rPr>
@@ -5568,33 +5602,15 @@
           <w:sz w:val="21"/>
           <w:szCs w:val="21"/>
         </w:rPr>
-        <w:t xml:space="preserve">2021</w:t>
-      </w:r>
-      <w:r>
-        <w:rPr>
-          <w:rFonts w:ascii="Times New Roman" w:cs="Times New Roman" w:eastAsia="Times New Roman" w:hAnsi="Times New Roman"/>
-          <w:sz w:val="21"/>
-          <w:szCs w:val="21"/>
-        </w:rPr>
-        <w:t xml:space="preserve">, </w:t>
-      </w:r>
-      <w:r>
-        <w:rPr>
-          <w:rFonts w:ascii="Times New Roman" w:cs="Times New Roman" w:eastAsia="Times New Roman" w:hAnsi="Times New Roman"/>
-          <w:i/>
-          <w:iCs/>
-          <w:sz w:val="21"/>
-          <w:szCs w:val="21"/>
-        </w:rPr>
-        <w:t xml:space="preserve">6</w:t>
-      </w:r>
-      <w:r>
-        <w:rPr>
-          <w:rFonts w:ascii="Times New Roman" w:cs="Times New Roman" w:eastAsia="Times New Roman" w:hAnsi="Times New Roman"/>
-          <w:sz w:val="21"/>
-          <w:szCs w:val="21"/>
-        </w:rPr>
-        <w:t xml:space="preserve">, 3072.</w:t>
+        <w:t xml:space="preserve">470</w:t>
+      </w:r>
+      <w:r>
+        <w:rPr>
+          <w:rFonts w:ascii="Times New Roman" w:cs="Times New Roman" w:eastAsia="Times New Roman" w:hAnsi="Times New Roman"/>
+          <w:sz w:val="21"/>
+          <w:szCs w:val="21"/>
+        </w:rPr>
+        <w:t xml:space="preserve"> (2020) 228413.</w:t>
       </w:r>
     </w:p>
     <w:p>
@@ -5608,7 +5624,7 @@
           <w:sz w:val="21"/>
           <w:szCs w:val="21"/>
         </w:rPr>
-        <w:t xml:space="preserve">[9]	(already cited) T. Minnmann et al., </w:t>
+        <w:t xml:space="preserve">[S7]	A. Sakuda, A. Hayashi, M. Tatsumisago, Sulfide solid electrolyte with favorable mechanical property for all-solid-state lithium battery, </w:t>
       </w:r>
       <w:r>
         <w:rPr>
@@ -5618,7 +5634,7 @@
           <w:sz w:val="21"/>
           <w:szCs w:val="21"/>
         </w:rPr>
-        <w:t xml:space="preserve">Adv. Energy Mater.</w:t>
+        <w:t xml:space="preserve">Sci. Rep.</w:t>
       </w:r>
       <w:r>
         <w:rPr>
@@ -5636,15 +5652,29 @@
           <w:sz w:val="21"/>
           <w:szCs w:val="21"/>
         </w:rPr>
-        <w:t xml:space="preserve">2022</w:t>
-      </w:r>
-      <w:r>
-        <w:rPr>
-          <w:rFonts w:ascii="Times New Roman" w:cs="Times New Roman" w:eastAsia="Times New Roman" w:hAnsi="Times New Roman"/>
-          <w:sz w:val="21"/>
-          <w:szCs w:val="21"/>
-        </w:rPr>
-        <w:t xml:space="preserve">, </w:t>
+        <w:t xml:space="preserve">3</w:t>
+      </w:r>
+      <w:r>
+        <w:rPr>
+          <w:rFonts w:ascii="Times New Roman" w:cs="Times New Roman" w:eastAsia="Times New Roman" w:hAnsi="Times New Roman"/>
+          <w:sz w:val="21"/>
+          <w:szCs w:val="21"/>
+        </w:rPr>
+        <w:t xml:space="preserve"> (2013) 2261.</w:t>
+      </w:r>
+    </w:p>
+    <w:p>
+      <w:pPr>
+        <w:spacing w:after="60"/>
+        <w:ind w:left="500" w:hanging="500"/>
+      </w:pPr>
+      <w:r>
+        <w:rPr>
+          <w:rFonts w:ascii="Times New Roman" w:cs="Times New Roman" w:eastAsia="Times New Roman" w:hAnsi="Times New Roman"/>
+          <w:sz w:val="21"/>
+          <w:szCs w:val="21"/>
+        </w:rPr>
+        <w:t xml:space="preserve">[S8]	M. Cronau, M. Szabo, C. König, T. B. Wassermann, B. Roling, How to measure a reliable ionic conductivity? The stack pressure dilemma of microcrystalline sulfide-based solid electrolytes, </w:t>
       </w:r>
       <w:r>
         <w:rPr>
@@ -5654,15 +5684,33 @@
           <w:sz w:val="21"/>
           <w:szCs w:val="21"/>
         </w:rPr>
-        <w:t xml:space="preserve">12</w:t>
-      </w:r>
-      <w:r>
-        <w:rPr>
-          <w:rFonts w:ascii="Times New Roman" w:cs="Times New Roman" w:eastAsia="Times New Roman" w:hAnsi="Times New Roman"/>
-          <w:sz w:val="21"/>
-          <w:szCs w:val="21"/>
-        </w:rPr>
-        <w:t xml:space="preserve">, 2201425.</w:t>
+        <w:t xml:space="preserve">ACS Energy Lett.</w:t>
+      </w:r>
+      <w:r>
+        <w:rPr>
+          <w:rFonts w:ascii="Times New Roman" w:cs="Times New Roman" w:eastAsia="Times New Roman" w:hAnsi="Times New Roman"/>
+          <w:sz w:val="21"/>
+          <w:szCs w:val="21"/>
+        </w:rPr>
+        <w:t xml:space="preserve"> </w:t>
+      </w:r>
+      <w:r>
+        <w:rPr>
+          <w:rFonts w:ascii="Times New Roman" w:cs="Times New Roman" w:eastAsia="Times New Roman" w:hAnsi="Times New Roman"/>
+          <w:b/>
+          <w:bCs/>
+          <w:sz w:val="21"/>
+          <w:szCs w:val="21"/>
+        </w:rPr>
+        <w:t xml:space="preserve">6</w:t>
+      </w:r>
+      <w:r>
+        <w:rPr>
+          <w:rFonts w:ascii="Times New Roman" w:cs="Times New Roman" w:eastAsia="Times New Roman" w:hAnsi="Times New Roman"/>
+          <w:sz w:val="21"/>
+          <w:szCs w:val="21"/>
+        </w:rPr>
+        <w:t xml:space="preserve"> (2021) 3072–3077.</w:t>
       </w:r>
     </w:p>
     <w:p>
@@ -6940,6 +6988,307 @@
           <w:szCs w:val="21"/>
         </w:rPr>
         <w:t xml:space="preserve">으로 읽어야 한다.  세 점이 어떤 멱법칙에도 안 맞아 외삽이 성립하지 않고, 이 하드웨어에서는 0.115 보다 더 못 조인다 (peak RSS 35.6 GB).  부호와 존재는 8/8 팔에서 확정이고, 크기만 열려 있다.</w:t>
+      </w:r>
+    </w:p>
+    <w:p>
+      <w:pPr>
+        <w:spacing w:after="120" w:line="290"/>
+        <w:ind w:left="400" w:hanging="400"/>
+        <w:jc w:val="both"/>
+      </w:pPr>
+      <w:r>
+        <w:rPr>
+          <w:rFonts w:ascii="Times New Roman" w:cs="Times New Roman" w:eastAsia="Times New Roman" w:hAnsi="Times New Roman"/>
+          <w:b/>
+          <w:bCs/>
+          <w:sz w:val="21"/>
+          <w:szCs w:val="21"/>
+        </w:rPr>
+        <w:t xml:space="preserve">D16.  </w:t>
+      </w:r>
+      <w:r>
+        <w:rPr>
+          <w:rFonts w:ascii="Times New Roman" w:cs="Times New Roman" w:eastAsia="Times New Roman" w:hAnsi="Times New Roman"/>
+          <w:b/>
+          <w:bCs/>
+          <w:sz w:val="21"/>
+          <w:szCs w:val="21"/>
+        </w:rPr>
+        <w:t xml:space="preserve">DFT 파트와 규약을 맞췄다 (신규, 2026-08-23).</w:t>
+      </w:r>
+      <w:r>
+        <w:rPr>
+          <w:rFonts w:ascii="Times New Roman" w:cs="Times New Roman" w:eastAsia="Times New Roman" w:hAnsi="Times New Roman"/>
+          <w:sz w:val="21"/>
+          <w:szCs w:val="21"/>
+        </w:rPr>
+        <w:t xml:space="preserve"> 같은 원고의 DFT 절이 `claude/md-status-monitoring-q2xbu1` 브랜치에서 병행 작성 중이다 (`docs/manuscripts/SDCP</w:t>
+      </w:r>
+      <w:r>
+        <w:rPr>
+          <w:rFonts w:ascii="Times New Roman" w:cs="Times New Roman" w:eastAsia="Times New Roman" w:hAnsi="Times New Roman"/>
+          <w:sz w:val="21"/>
+          <w:szCs w:val="21"/>
+          <w:vertAlign w:val="subscript"/>
+        </w:rPr>
+        <w:t xml:space="preserve">DFT</w:t>
+      </w:r>
+      <w:r>
+        <w:rPr>
+          <w:rFonts w:ascii="Times New Roman" w:cs="Times New Roman" w:eastAsia="Times New Roman" w:hAnsi="Times New Roman"/>
+          <w:sz w:val="21"/>
+          <w:szCs w:val="21"/>
+        </w:rPr>
+        <w:t xml:space="preserve">methods</w:t>
+      </w:r>
+      <w:r>
+        <w:rPr>
+          <w:rFonts w:ascii="Times New Roman" w:cs="Times New Roman" w:eastAsia="Times New Roman" w:hAnsi="Times New Roman"/>
+          <w:sz w:val="21"/>
+          <w:szCs w:val="21"/>
+          <w:vertAlign w:val="subscript"/>
+        </w:rPr>
+        <w:t xml:space="preserve">TableS1.docx` · 생성기 `sdcp</w:t>
+      </w:r>
+      <w:r>
+        <w:rPr>
+          <w:rFonts w:ascii="Times New Roman" w:cs="Times New Roman" w:eastAsia="Times New Roman" w:hAnsi="Times New Roman"/>
+          <w:sz w:val="21"/>
+          <w:szCs w:val="21"/>
+        </w:rPr>
+        <w:t xml:space="preserve">dft</w:t>
+      </w:r>
+      <w:r>
+        <w:rPr>
+          <w:rFonts w:ascii="Times New Roman" w:cs="Times New Roman" w:eastAsia="Times New Roman" w:hAnsi="Times New Roman"/>
+          <w:sz w:val="21"/>
+          <w:szCs w:val="21"/>
+          <w:vertAlign w:val="subscript"/>
+        </w:rPr>
+        <w:t xml:space="preserve">methods</w:t>
+      </w:r>
+      <w:r>
+        <w:rPr>
+          <w:rFonts w:ascii="Times New Roman" w:cs="Times New Roman" w:eastAsia="Times New Roman" w:hAnsi="Times New Roman"/>
+          <w:sz w:val="21"/>
+          <w:szCs w:val="21"/>
+        </w:rPr>
+        <w:t xml:space="preserve">build.js` — 우리와 같은 build.js 방식).  세 가지가 맞물린다: </w:t>
+      </w:r>
+      <w:r>
+        <w:rPr>
+          <w:rFonts w:ascii="Times New Roman" w:cs="Times New Roman" w:eastAsia="Times New Roman" w:hAnsi="Times New Roman"/>
+          <w:b/>
+          <w:bCs/>
+          <w:sz w:val="21"/>
+          <w:szCs w:val="21"/>
+        </w:rPr>
+        <w:t xml:space="preserve">(i) 수식 번호</w:t>
+      </w:r>
+      <w:r>
+        <w:rPr>
+          <w:rFonts w:ascii="Times New Roman" w:cs="Times New Roman" w:eastAsia="Times New Roman" w:hAnsi="Times New Roman"/>
+          <w:sz w:val="21"/>
+          <w:szCs w:val="21"/>
+        </w:rPr>
+        <w:t xml:space="preserve"> — DFT 가 E</w:t>
+      </w:r>
+      <w:r>
+        <w:rPr>
+          <w:rFonts w:ascii="Times New Roman" w:cs="Times New Roman" w:eastAsia="Times New Roman" w:hAnsi="Times New Roman"/>
+          <w:sz w:val="21"/>
+          <w:szCs w:val="21"/>
+          <w:vertAlign w:val="subscript"/>
+        </w:rPr>
+        <w:t xml:space="preserve">ads</w:t>
+      </w:r>
+      <w:r>
+        <w:rPr>
+          <w:rFonts w:ascii="Times New Roman" w:cs="Times New Roman" w:eastAsia="Times New Roman" w:hAnsi="Times New Roman"/>
+          <w:sz w:val="21"/>
+          <w:szCs w:val="21"/>
+        </w:rPr>
+        <w:t xml:space="preserve"> 를 </w:t>
+      </w:r>
+      <w:r>
+        <w:rPr>
+          <w:rFonts w:ascii="Times New Roman" w:cs="Times New Roman" w:eastAsia="Times New Roman" w:hAnsi="Times New Roman"/>
+          <w:b/>
+          <w:bCs/>
+          <w:sz w:val="21"/>
+          <w:szCs w:val="21"/>
+        </w:rPr>
+        <w:t xml:space="preserve">(3)</w:t>
+      </w:r>
+      <w:r>
+        <w:rPr>
+          <w:rFonts w:ascii="Times New Roman" w:cs="Times New Roman" w:eastAsia="Times New Roman" w:hAnsi="Times New Roman"/>
+          <w:sz w:val="21"/>
+          <w:szCs w:val="21"/>
+        </w:rPr>
+        <w:t xml:space="preserve"> 으로 잡아 우리 (1)·(2) 뒤에 온다.  본문에서 DFT 절이 DEM 앞으로 가면 둘 다 다시 매겨야 한다.  </w:t>
+      </w:r>
+      <w:r>
+        <w:rPr>
+          <w:rFonts w:ascii="Times New Roman" w:cs="Times New Roman" w:eastAsia="Times New Roman" w:hAnsi="Times New Roman"/>
+          <w:b/>
+          <w:bCs/>
+          <w:sz w:val="21"/>
+          <w:szCs w:val="21"/>
+        </w:rPr>
+        <w:t xml:space="preserve">(ii) SI 인용 번호</w:t>
+      </w:r>
+      <w:r>
+        <w:rPr>
+          <w:rFonts w:ascii="Times New Roman" w:cs="Times New Roman" w:eastAsia="Times New Roman" w:hAnsi="Times New Roman"/>
+          <w:sz w:val="21"/>
+          <w:szCs w:val="21"/>
+        </w:rPr>
+        <w:t xml:space="preserve"> — DFT Table S1 이 `Ref. S1`~`S5` 를 쓴다 (QE · PBE · D3 · Jain 2011 · UMA).  ⇒ 우리 Table S2 의 Source 를 `[34]/[36]/[37]` 에서 </w:t>
+      </w:r>
+      <w:r>
+        <w:rPr>
+          <w:rFonts w:ascii="Times New Roman" w:cs="Times New Roman" w:eastAsia="Times New Roman" w:hAnsi="Times New Roman"/>
+          <w:b/>
+          <w:bCs/>
+          <w:sz w:val="21"/>
+          <w:szCs w:val="21"/>
+        </w:rPr>
+        <w:t xml:space="preserve">`Ref. S6`~`S8`</w:t>
+      </w:r>
+      <w:r>
+        <w:rPr>
+          <w:rFonts w:ascii="Times New Roman" w:cs="Times New Roman" w:eastAsia="Times New Roman" w:hAnsi="Times New Roman"/>
+          <w:sz w:val="21"/>
+          <w:szCs w:val="21"/>
+        </w:rPr>
+        <w:t xml:space="preserve"> 로 바꿨다.  본문 인용은 [33]~[35] 로 그대로 (본문과 SI 는 별도 목록).  </w:t>
+      </w:r>
+      <w:r>
+        <w:rPr>
+          <w:rFonts w:ascii="Times New Roman" w:cs="Times New Roman" w:eastAsia="Times New Roman" w:hAnsi="Times New Roman"/>
+          <w:b/>
+          <w:bCs/>
+          <w:sz w:val="21"/>
+          <w:szCs w:val="21"/>
+        </w:rPr>
+        <w:t xml:space="preserve">(iii) 표 각주</w:t>
+      </w:r>
+      <w:r>
+        <w:rPr>
+          <w:rFonts w:ascii="Times New Roman" w:cs="Times New Roman" w:eastAsia="Times New Roman" w:hAnsi="Times New Roman"/>
+          <w:sz w:val="21"/>
+          <w:szCs w:val="21"/>
+        </w:rPr>
+        <w:t xml:space="preserve"> — DFT 도 Table S1 각주를 지우고 내용을 kb 방어 카드로 옮겼다 = 우리 결정과 같다.  ⚠ 남은 불일치: </w:t>
+      </w:r>
+      <w:r>
+        <w:rPr>
+          <w:rFonts w:ascii="Times New Roman" w:cs="Times New Roman" w:eastAsia="Times New Roman" w:hAnsi="Times New Roman"/>
+          <w:b/>
+          <w:bCs/>
+          <w:sz w:val="21"/>
+          <w:szCs w:val="21"/>
+        </w:rPr>
+        <w:t xml:space="preserve">서지 스타일</w:t>
+      </w:r>
+      <w:r>
+        <w:rPr>
+          <w:rFonts w:ascii="Times New Roman" w:cs="Times New Roman" w:eastAsia="Times New Roman" w:hAnsi="Times New Roman"/>
+          <w:sz w:val="21"/>
+          <w:szCs w:val="21"/>
+        </w:rPr>
+        <w:t xml:space="preserve">.  본문 목록은 Wiley 식(</w:t>
+      </w:r>
+      <w:r>
+        <w:rPr>
+          <w:rFonts w:ascii="Times New Roman" w:cs="Times New Roman" w:eastAsia="Times New Roman" w:hAnsi="Times New Roman"/>
+          <w:i/>
+          <w:iCs/>
+          <w:sz w:val="21"/>
+          <w:szCs w:val="21"/>
+        </w:rPr>
+        <w:t xml:space="preserve">저널</w:t>
+      </w:r>
+      <w:r>
+        <w:rPr>
+          <w:rFonts w:ascii="Times New Roman" w:cs="Times New Roman" w:eastAsia="Times New Roman" w:hAnsi="Times New Roman"/>
+          <w:sz w:val="21"/>
+          <w:szCs w:val="21"/>
+        </w:rPr>
+        <w:t xml:space="preserve"> </w:t>
+      </w:r>
+      <w:r>
+        <w:rPr>
+          <w:rFonts w:ascii="Times New Roman" w:cs="Times New Roman" w:eastAsia="Times New Roman" w:hAnsi="Times New Roman"/>
+          <w:b/>
+          <w:bCs/>
+          <w:sz w:val="21"/>
+          <w:szCs w:val="21"/>
+        </w:rPr>
+        <w:t xml:space="preserve">연도</w:t>
+      </w:r>
+      <w:r>
+        <w:rPr>
+          <w:rFonts w:ascii="Times New Roman" w:cs="Times New Roman" w:eastAsia="Times New Roman" w:hAnsi="Times New Roman"/>
+          <w:sz w:val="21"/>
+          <w:szCs w:val="21"/>
+        </w:rPr>
+        <w:t xml:space="preserve">, </w:t>
+      </w:r>
+      <w:r>
+        <w:rPr>
+          <w:rFonts w:ascii="Times New Roman" w:cs="Times New Roman" w:eastAsia="Times New Roman" w:hAnsi="Times New Roman"/>
+          <w:i/>
+          <w:iCs/>
+          <w:sz w:val="21"/>
+          <w:szCs w:val="21"/>
+        </w:rPr>
+        <w:t xml:space="preserve">권</w:t>
+      </w:r>
+      <w:r>
+        <w:rPr>
+          <w:rFonts w:ascii="Times New Roman" w:cs="Times New Roman" w:eastAsia="Times New Roman" w:hAnsi="Times New Roman"/>
+          <w:sz w:val="21"/>
+          <w:szCs w:val="21"/>
+        </w:rPr>
+        <w:t xml:space="preserve">, 쪽), DFT 의 SI 목록은 제목 포함 (저널 </w:t>
+      </w:r>
+      <w:r>
+        <w:rPr>
+          <w:rFonts w:ascii="Times New Roman" w:cs="Times New Roman" w:eastAsia="Times New Roman" w:hAnsi="Times New Roman"/>
+          <w:b/>
+          <w:bCs/>
+          <w:sz w:val="21"/>
+          <w:szCs w:val="21"/>
+        </w:rPr>
+        <w:t xml:space="preserve">권</w:t>
+      </w:r>
+      <w:r>
+        <w:rPr>
+          <w:rFonts w:ascii="Times New Roman" w:cs="Times New Roman" w:eastAsia="Times New Roman" w:hAnsi="Times New Roman"/>
+          <w:sz w:val="21"/>
+          <w:szCs w:val="21"/>
+        </w:rPr>
+        <w:t xml:space="preserve"> (연도) 쪽) 이다.  나는 SI 항목을 DFT 스타일에 맞췄으나, 최종적으로 </w:t>
+      </w:r>
+      <w:r>
+        <w:rPr>
+          <w:rFonts w:ascii="Times New Roman" w:cs="Times New Roman" w:eastAsia="Times New Roman" w:hAnsi="Times New Roman"/>
+          <w:b/>
+          <w:bCs/>
+          <w:sz w:val="21"/>
+          <w:szCs w:val="21"/>
+        </w:rPr>
+        <w:t xml:space="preserve">SI 목록 스타일을 한 가지로 통일</w:t>
+      </w:r>
+      <w:r>
+        <w:rPr>
+          <w:rFonts w:ascii="Times New Roman" w:cs="Times New Roman" w:eastAsia="Times New Roman" w:hAnsi="Times New Roman"/>
+          <w:sz w:val="21"/>
+          <w:szCs w:val="21"/>
+        </w:rPr>
+        <w:t xml:space="preserve">해야 한다.</w:t>
       </w:r>
     </w:p>
     <w:p>

--- a/docs/manuscript_draft/DEM_methodology_and_tables_v1.docx
+++ b/docs/manuscript_draft/DEM_methodology_and_tables_v1.docx
@@ -2,6 +2,11 @@
 <file path=word/document.xml><?xml version="1.0" encoding="utf-8"?>
 <w:document xmlns:wpc="http://schemas.microsoft.com/office/word/2010/wordprocessingCanvas" xmlns:mc="http://schemas.openxmlformats.org/markup-compatibility/2006" xmlns:o="urn:schemas-microsoft-com:office:office" xmlns:r="http://schemas.openxmlformats.org/officeDocument/2006/relationships" xmlns:m="http://schemas.openxmlformats.org/officeDocument/2006/math" xmlns:v="urn:schemas-microsoft-com:vml" xmlns:wp14="http://schemas.microsoft.com/office/word/2010/wordprocessingDrawing" xmlns:wp="http://schemas.openxmlformats.org/drawingml/2006/wordprocessingDrawing" xmlns:w10="urn:schemas-microsoft-com:office:word" xmlns:w="http://schemas.openxmlformats.org/wordprocessingml/2006/main" xmlns:w14="http://schemas.microsoft.com/office/word/2010/wordml" xmlns:w15="http://schemas.microsoft.com/office/word/2012/wordml" xmlns:wpg="http://schemas.microsoft.com/office/word/2010/wordprocessingGroup" xmlns:wpi="http://schemas.microsoft.com/office/word/2010/wordprocessingInk" xmlns:wne="http://schemas.microsoft.com/office/word/2006/wordml" xmlns:wps="http://schemas.microsoft.com/office/word/2010/wordprocessingShape" xmlns:cx="http://schemas.microsoft.com/office/drawing/2014/chartex" xmlns:cx1="http://schemas.microsoft.com/office/drawing/2015/9/8/chartex" xmlns:cx2="http://schemas.microsoft.com/office/drawing/2015/10/21/chartex" xmlns:cx3="http://schemas.microsoft.com/office/drawing/2016/5/9/chartex" xmlns:cx4="http://schemas.microsoft.com/office/drawing/2016/5/10/chartex" xmlns:cx5="http://schemas.microsoft.com/office/drawing/2016/5/11/chartex" xmlns:cx6="http://schemas.microsoft.com/office/drawing/2016/5/12/chartex" xmlns:cx7="http://schemas.microsoft.com/office/drawing/2016/5/13/chartex" xmlns:cx8="http://schemas.microsoft.com/office/drawing/2016/5/14/chartex" xmlns:aink="http://schemas.microsoft.com/office/drawing/2016/ink" xmlns:am3d="http://schemas.microsoft.com/office/drawing/2017/model3d" xmlns:w16cex="http://schemas.microsoft.com/office/word/2018/wordml/cex" xmlns:w16cid="http://schemas.microsoft.com/office/word/2016/wordml/cid" xmlns:w16="http://schemas.microsoft.com/office/word/2018/wordml" xmlns:w16sdtdh="http://schemas.microsoft.com/office/word/2020/wordml/sdtdatahash" xmlns:w16se="http://schemas.microsoft.com/office/word/2015/wordml/symex" mc:Ignorable="w14 w15 wp14">
   <w:body>
+    <w:p>
+      <w:r>
+        <w:t xml:space="preserve">⛔ DRAFT STATUS (2026-08-25, R5-CX-06) — the transport ratio and σ_e values in this draft were solved under the legacy p1 plate rule and are ON HOLD pending re-measurement under p2 (occupied-surface-first). Do NOT cite them. Canonical ledger: docs/reviews/claims.json, claims CL-33 / CL-41 / CL-58 (status hold). 인용 금지.</w:t>
+      </w:r>
+    </w:p>
     <w:p>
       <w:pPr>
         <w:spacing w:after="80"/>

--- a/docs/manuscript_draft/DEM_methodology_and_tables_v1.docx
+++ b/docs/manuscript_draft/DEM_methodology_and_tables_v1.docx
@@ -5101,7 +5101,7 @@
                 <w:sz w:val="21"/>
                 <w:szCs w:val="21"/>
               </w:rPr>
-              <w:t xml:space="preserve">1.1232 ± 0.0011</w:t>
+              <w:t xml:space="preserve">—</w:t>
             </w:r>
           </w:p>
         </w:tc>
